--- a/src/main/resources/com/thefourrestaurant/help/help.docx
+++ b/src/main/resources/com/thefourrestaurant/help/help.docx
@@ -2,65 +2,2567 @@
 <file path=word/document.xml><?xml version="1.0" encoding="utf-8"?>
 <w:document xmlns:wpc="http://schemas.microsoft.com/office/word/2010/wordprocessingCanvas" xmlns:cx="http://schemas.microsoft.com/office/drawing/2014/chartex" xmlns:mc="http://schemas.openxmlformats.org/markup-compatibility/2006" xmlns:o="urn:schemas-microsoft-com:office:office" xmlns:r="http://schemas.openxmlformats.org/officeDocument/2006/relationships" xmlns:m="http://schemas.openxmlformats.org/officeDocument/2006/math" xmlns:v="urn:schemas-microsoft-com:vml" xmlns:wp14="http://schemas.microsoft.com/office/word/2010/wordprocessingDrawing" xmlns:wp="http://schemas.openxmlformats.org/drawingml/2006/wordprocessingDrawing" xmlns:w10="urn:schemas-microsoft-com:office:word" xmlns:w="http://schemas.openxmlformats.org/wordprocessingml/2006/main" xmlns:w14="http://schemas.microsoft.com/office/word/2010/wordml" xmlns:w15="http://schemas.microsoft.com/office/word/2012/wordml" xmlns:w16se="http://schemas.microsoft.com/office/word/2015/wordml/symex" xmlns:wpg="http://schemas.microsoft.com/office/word/2010/wordprocessingGroup" xmlns:wpi="http://schemas.microsoft.com/office/word/2010/wordprocessingInk" xmlns:wne="http://schemas.microsoft.com/office/word/2006/wordml" xmlns:wps="http://schemas.microsoft.com/office/word/2010/wordprocessingShape" mc:Ignorable="w14 w15 w16se wp14">
   <w:body>
+    <w:sdt>
+      <w:sdtPr>
+        <w:rPr>
+          <w:color w:val="4F81BD" w:themeColor="accent1"/>
+        </w:rPr>
+        <w:id w:val="923764238"/>
+        <w:docPartObj>
+          <w:docPartGallery w:val="Cover Pages"/>
+          <w:docPartUnique/>
+        </w:docPartObj>
+      </w:sdtPr>
+      <w:sdtEndPr>
+        <w:rPr>
+          <w:rFonts w:ascii="Times New Roman" w:eastAsia="Times New Roman" w:hAnsi="Times New Roman" w:cs="Times New Roman"/>
+          <w:b/>
+          <w:smallCaps/>
+          <w:color w:val="000000"/>
+          <w:sz w:val="40"/>
+          <w:szCs w:val="40"/>
+          <w:lang w:val="vi-VN"/>
+        </w:rPr>
+      </w:sdtEndPr>
+      <w:sdtContent>
+        <w:p>
+          <w:pPr>
+            <w:pStyle w:val="NoSpacing"/>
+            <w:spacing w:before="1540" w:after="240"/>
+            <w:jc w:val="center"/>
+            <w:rPr>
+              <w:color w:val="4F81BD" w:themeColor="accent1"/>
+            </w:rPr>
+          </w:pPr>
+          <w:r>
+            <w:rPr>
+              <w:noProof/>
+              <w:color w:val="4F81BD" w:themeColor="accent1"/>
+              <w:lang w:val="vi-VN" w:eastAsia="vi-VN"/>
+            </w:rPr>
+            <w:drawing>
+              <wp:inline distT="0" distB="0" distL="0" distR="0" wp14:anchorId="13A6D2CF" wp14:editId="01F1FF4F">
+                <wp:extent cx="1417320" cy="750898"/>
+                <wp:effectExtent l="0" t="0" r="0" b="0"/>
+                <wp:docPr id="143" name="Picture 143"/>
+                <wp:cNvGraphicFramePr>
+                  <a:graphicFrameLocks xmlns:a="http://schemas.openxmlformats.org/drawingml/2006/main" noChangeAspect="1"/>
+                </wp:cNvGraphicFramePr>
+                <a:graphic xmlns:a="http://schemas.openxmlformats.org/drawingml/2006/main">
+                  <a:graphicData uri="http://schemas.openxmlformats.org/drawingml/2006/picture">
+                    <pic:pic xmlns:pic="http://schemas.openxmlformats.org/drawingml/2006/picture">
+                      <pic:nvPicPr>
+                        <pic:cNvPr id="3" name="t55.png"/>
+                        <pic:cNvPicPr/>
+                      </pic:nvPicPr>
+                      <pic:blipFill>
+                        <a:blip r:embed="rId10" cstate="print">
+                          <a:duotone>
+                            <a:schemeClr val="accent1">
+                              <a:shade val="45000"/>
+                              <a:satMod val="135000"/>
+                            </a:schemeClr>
+                            <a:prstClr val="white"/>
+                          </a:duotone>
+                          <a:extLst>
+                            <a:ext uri="{28A0092B-C50C-407E-A947-70E740481C1C}">
+                              <a14:useLocalDpi xmlns:a14="http://schemas.microsoft.com/office/drawing/2010/main" val="0"/>
+                            </a:ext>
+                          </a:extLst>
+                        </a:blip>
+                        <a:stretch>
+                          <a:fillRect/>
+                        </a:stretch>
+                      </pic:blipFill>
+                      <pic:spPr>
+                        <a:xfrm>
+                          <a:off x="0" y="0"/>
+                          <a:ext cx="1417320" cy="750898"/>
+                        </a:xfrm>
+                        <a:prstGeom prst="rect">
+                          <a:avLst/>
+                        </a:prstGeom>
+                        <a:noFill/>
+                        <a:ln>
+                          <a:noFill/>
+                        </a:ln>
+                      </pic:spPr>
+                    </pic:pic>
+                  </a:graphicData>
+                </a:graphic>
+              </wp:inline>
+            </w:drawing>
+          </w:r>
+        </w:p>
+        <w:sdt>
+          <w:sdtPr>
+            <w:rPr>
+              <w:rFonts w:ascii="Times New Roman" w:eastAsiaTheme="majorEastAsia" w:hAnsi="Times New Roman" w:cs="Times New Roman"/>
+              <w:b/>
+              <w:caps/>
+              <w:color w:val="4F81BD" w:themeColor="accent1"/>
+              <w:sz w:val="40"/>
+              <w:szCs w:val="40"/>
+            </w:rPr>
+            <w:alias w:val="Title"/>
+            <w:tag w:val=""/>
+            <w:id w:val="1735040861"/>
+            <w:placeholder>
+              <w:docPart w:val="2D8B9FDE4ABF40979C8BA2C17D5AEE92"/>
+            </w:placeholder>
+            <w:dataBinding w:prefixMappings="xmlns:ns0='http://purl.org/dc/elements/1.1/' xmlns:ns1='http://schemas.openxmlformats.org/package/2006/metadata/core-properties' " w:xpath="/ns1:coreProperties[1]/ns0:title[1]" w:storeItemID="{6C3C8BC8-F283-45AE-878A-BAB7291924A1}"/>
+            <w:text/>
+          </w:sdtPr>
+          <w:sdtContent>
+            <w:p>
+              <w:pPr>
+                <w:pStyle w:val="NoSpacing"/>
+                <w:pBdr>
+                  <w:top w:val="single" w:sz="6" w:space="6" w:color="4F81BD" w:themeColor="accent1"/>
+                  <w:bottom w:val="single" w:sz="6" w:space="6" w:color="4F81BD" w:themeColor="accent1"/>
+                </w:pBdr>
+                <w:spacing w:after="240"/>
+                <w:jc w:val="center"/>
+                <w:rPr>
+                  <w:rFonts w:ascii="Times New Roman" w:eastAsiaTheme="majorEastAsia" w:hAnsi="Times New Roman" w:cs="Times New Roman"/>
+                  <w:b/>
+                  <w:caps/>
+                  <w:color w:val="4F81BD" w:themeColor="accent1"/>
+                  <w:sz w:val="40"/>
+                  <w:szCs w:val="40"/>
+                </w:rPr>
+              </w:pPr>
+              <w:r>
+                <w:rPr>
+                  <w:rFonts w:ascii="Times New Roman" w:eastAsiaTheme="majorEastAsia" w:hAnsi="Times New Roman" w:cs="Times New Roman"/>
+                  <w:b/>
+                  <w:caps/>
+                  <w:color w:val="4F81BD" w:themeColor="accent1"/>
+                  <w:sz w:val="40"/>
+                  <w:szCs w:val="40"/>
+                </w:rPr>
+                <w:t>TÀI LIỆU HƯỚNG DẪN SỬ DỤNG PHẦN MỀM “HỆ THỐNG QUẢN LÝ ĐẶT BÀN NHÀ HÀNG”</w:t>
+              </w:r>
+            </w:p>
+          </w:sdtContent>
+        </w:sdt>
+        <w:sdt>
+          <w:sdtPr>
+            <w:rPr>
+              <w:rFonts w:ascii="Times New Roman" w:hAnsi="Times New Roman" w:cs="Times New Roman"/>
+              <w:b/>
+              <w:color w:val="4F81BD" w:themeColor="accent1"/>
+              <w:sz w:val="28"/>
+              <w:szCs w:val="28"/>
+              <w:lang w:val="vi-VN"/>
+            </w:rPr>
+            <w:alias w:val="Subtitle"/>
+            <w:tag w:val=""/>
+            <w:id w:val="328029620"/>
+            <w:placeholder>
+              <w:docPart w:val="03A102053F314040BDCA822096A22724"/>
+            </w:placeholder>
+            <w:dataBinding w:prefixMappings="xmlns:ns0='http://purl.org/dc/elements/1.1/' xmlns:ns1='http://schemas.openxmlformats.org/package/2006/metadata/core-properties' " w:xpath="/ns1:coreProperties[1]/ns0:subject[1]" w:storeItemID="{6C3C8BC8-F283-45AE-878A-BAB7291924A1}"/>
+            <w:text/>
+          </w:sdtPr>
+          <w:sdtContent>
+            <w:p>
+              <w:pPr>
+                <w:pStyle w:val="NoSpacing"/>
+                <w:jc w:val="center"/>
+                <w:rPr>
+                  <w:rFonts w:ascii="Times New Roman" w:hAnsi="Times New Roman" w:cs="Times New Roman"/>
+                  <w:b/>
+                  <w:color w:val="4F81BD" w:themeColor="accent1"/>
+                  <w:sz w:val="28"/>
+                  <w:szCs w:val="28"/>
+                </w:rPr>
+              </w:pPr>
+              <w:r>
+                <w:rPr>
+                  <w:rFonts w:ascii="Times New Roman" w:hAnsi="Times New Roman" w:cs="Times New Roman"/>
+                  <w:b/>
+                  <w:color w:val="4F81BD" w:themeColor="accent1"/>
+                  <w:sz w:val="28"/>
+                  <w:szCs w:val="28"/>
+                  <w:lang w:val="vi-VN"/>
+                </w:rPr>
+                <w:t xml:space="preserve">ĐỐI TƯỢNG: </w:t>
+              </w:r>
+              <w:r>
+                <w:rPr>
+                  <w:rFonts w:ascii="Times New Roman" w:hAnsi="Times New Roman" w:cs="Times New Roman"/>
+                  <w:b/>
+                  <w:color w:val="4F81BD" w:themeColor="accent1"/>
+                  <w:sz w:val="28"/>
+                  <w:szCs w:val="28"/>
+                  <w:lang w:val="vi-VN"/>
+                </w:rPr>
+                <w:t>THU NGÂN</w:t>
+              </w:r>
+              <w:r>
+                <w:rPr>
+                  <w:rFonts w:ascii="Times New Roman" w:hAnsi="Times New Roman" w:cs="Times New Roman"/>
+                  <w:b/>
+                  <w:color w:val="4F81BD" w:themeColor="accent1"/>
+                  <w:sz w:val="28"/>
+                  <w:szCs w:val="28"/>
+                  <w:lang w:val="vi-VN"/>
+                </w:rPr>
+                <w:t xml:space="preserve"> </w:t>
+              </w:r>
+              <w:r>
+                <w:rPr>
+                  <w:rFonts w:ascii="Times New Roman" w:hAnsi="Times New Roman" w:cs="Times New Roman"/>
+                  <w:b/>
+                  <w:color w:val="4F81BD" w:themeColor="accent1"/>
+                  <w:sz w:val="28"/>
+                  <w:szCs w:val="28"/>
+                  <w:lang w:val="vi-VN"/>
+                </w:rPr>
+                <w:t>VÀ QUẢN LÝ</w:t>
+              </w:r>
+              <w:r>
+                <w:rPr>
+                  <w:rFonts w:ascii="Times New Roman" w:hAnsi="Times New Roman" w:cs="Times New Roman"/>
+                  <w:b/>
+                  <w:color w:val="4F81BD" w:themeColor="accent1"/>
+                  <w:sz w:val="28"/>
+                  <w:szCs w:val="28"/>
+                  <w:lang w:val="vi-VN"/>
+                </w:rPr>
+                <w:t xml:space="preserve"> NHÀ HÀNG</w:t>
+              </w:r>
+            </w:p>
+          </w:sdtContent>
+        </w:sdt>
+        <w:p>
+          <w:pPr>
+            <w:pStyle w:val="NoSpacing"/>
+            <w:spacing w:before="480"/>
+            <w:jc w:val="center"/>
+            <w:rPr>
+              <w:color w:val="4F81BD" w:themeColor="accent1"/>
+            </w:rPr>
+          </w:pPr>
+          <w:r>
+            <w:rPr>
+              <w:noProof/>
+              <w:color w:val="4F81BD" w:themeColor="accent1"/>
+              <w:lang w:val="vi-VN" w:eastAsia="vi-VN"/>
+            </w:rPr>
+            <w:drawing>
+              <wp:inline distT="0" distB="0" distL="0" distR="0" wp14:anchorId="67DB4DA5" wp14:editId="633E9FBC">
+                <wp:extent cx="758952" cy="478932"/>
+                <wp:effectExtent l="0" t="0" r="3175" b="0"/>
+                <wp:docPr id="144" name="Picture 144"/>
+                <wp:cNvGraphicFramePr>
+                  <a:graphicFrameLocks xmlns:a="http://schemas.openxmlformats.org/drawingml/2006/main" noChangeAspect="1"/>
+                </wp:cNvGraphicFramePr>
+                <a:graphic xmlns:a="http://schemas.openxmlformats.org/drawingml/2006/main">
+                  <a:graphicData uri="http://schemas.openxmlformats.org/drawingml/2006/picture">
+                    <pic:pic xmlns:pic="http://schemas.openxmlformats.org/drawingml/2006/picture">
+                      <pic:nvPicPr>
+                        <pic:cNvPr id="9" name="roco bottom.png"/>
+                        <pic:cNvPicPr/>
+                      </pic:nvPicPr>
+                      <pic:blipFill>
+                        <a:blip r:embed="rId11" cstate="print">
+                          <a:duotone>
+                            <a:schemeClr val="accent1">
+                              <a:shade val="45000"/>
+                              <a:satMod val="135000"/>
+                            </a:schemeClr>
+                            <a:prstClr val="white"/>
+                          </a:duotone>
+                          <a:extLst>
+                            <a:ext uri="{28A0092B-C50C-407E-A947-70E740481C1C}">
+                              <a14:useLocalDpi xmlns:a14="http://schemas.microsoft.com/office/drawing/2010/main" val="0"/>
+                            </a:ext>
+                          </a:extLst>
+                        </a:blip>
+                        <a:stretch>
+                          <a:fillRect/>
+                        </a:stretch>
+                      </pic:blipFill>
+                      <pic:spPr>
+                        <a:xfrm>
+                          <a:off x="0" y="0"/>
+                          <a:ext cx="758952" cy="478932"/>
+                        </a:xfrm>
+                        <a:prstGeom prst="rect">
+                          <a:avLst/>
+                        </a:prstGeom>
+                      </pic:spPr>
+                    </pic:pic>
+                  </a:graphicData>
+                </a:graphic>
+              </wp:inline>
+            </w:drawing>
+          </w:r>
+        </w:p>
+        <w:p>
+          <w:pPr>
+            <w:ind w:firstLine="0"/>
+            <w:rPr>
+              <w:rFonts w:eastAsia="Times New Roman" w:cs="Times New Roman"/>
+              <w:b/>
+              <w:smallCaps/>
+              <w:color w:val="000000"/>
+              <w:sz w:val="40"/>
+              <w:szCs w:val="40"/>
+              <w:lang w:val="vi-VN"/>
+            </w:rPr>
+          </w:pPr>
+          <w:r>
+            <w:rPr>
+              <w:noProof/>
+              <w:color w:val="4F81BD" w:themeColor="accent1"/>
+              <w:lang w:val="vi-VN" w:eastAsia="vi-VN"/>
+            </w:rPr>
+            <mc:AlternateContent>
+              <mc:Choice Requires="wps">
+                <w:drawing>
+                  <wp:anchor distT="0" distB="0" distL="114300" distR="114300" simplePos="0" relativeHeight="251659264" behindDoc="0" locked="0" layoutInCell="1" allowOverlap="1" wp14:anchorId="434ED940" wp14:editId="42F134C8">
+                    <wp:simplePos x="0" y="0"/>
+                    <wp:positionH relativeFrom="margin">
+                      <wp:posOffset>0</wp:posOffset>
+                    </wp:positionH>
+                    <wp:positionV relativeFrom="page">
+                      <wp:posOffset>9754955</wp:posOffset>
+                    </wp:positionV>
+                    <wp:extent cx="6553200" cy="557784"/>
+                    <wp:effectExtent l="0" t="0" r="0" b="12700"/>
+                    <wp:wrapNone/>
+                    <wp:docPr id="142" name="Text Box 142"/>
+                    <wp:cNvGraphicFramePr/>
+                    <a:graphic xmlns:a="http://schemas.openxmlformats.org/drawingml/2006/main">
+                      <a:graphicData uri="http://schemas.microsoft.com/office/word/2010/wordprocessingShape">
+                        <wps:wsp>
+                          <wps:cNvSpPr txBox="1"/>
+                          <wps:spPr>
+                            <a:xfrm>
+                              <a:off x="0" y="0"/>
+                              <a:ext cx="6553200" cy="557784"/>
+                            </a:xfrm>
+                            <a:prstGeom prst="rect">
+                              <a:avLst/>
+                            </a:prstGeom>
+                            <a:noFill/>
+                            <a:ln w="6350">
+                              <a:noFill/>
+                            </a:ln>
+                            <a:effectLst/>
+                          </wps:spPr>
+                          <wps:style>
+                            <a:lnRef idx="0">
+                              <a:schemeClr val="accent1"/>
+                            </a:lnRef>
+                            <a:fillRef idx="0">
+                              <a:schemeClr val="accent1"/>
+                            </a:fillRef>
+                            <a:effectRef idx="0">
+                              <a:schemeClr val="accent1"/>
+                            </a:effectRef>
+                            <a:fontRef idx="minor">
+                              <a:schemeClr val="dk1"/>
+                            </a:fontRef>
+                          </wps:style>
+                          <wps:txbx>
+                            <w:txbxContent>
+                              <w:p>
+                                <w:pPr>
+                                  <w:pStyle w:val="NoSpacing"/>
+                                  <w:jc w:val="center"/>
+                                  <w:rPr>
+                                    <w:rFonts w:ascii="Times New Roman" w:hAnsi="Times New Roman" w:cs="Times New Roman"/>
+                                    <w:color w:val="4F81BD" w:themeColor="accent1"/>
+                                    <w:sz w:val="28"/>
+                                    <w:szCs w:val="28"/>
+                                  </w:rPr>
+                                </w:pPr>
+                                <w:sdt>
+                                  <w:sdtPr>
+                                    <w:rPr>
+                                      <w:rFonts w:ascii="Times New Roman" w:hAnsi="Times New Roman" w:cs="Times New Roman"/>
+                                      <w:caps/>
+                                      <w:color w:val="4F81BD" w:themeColor="accent1"/>
+                                      <w:sz w:val="28"/>
+                                      <w:szCs w:val="28"/>
+                                    </w:rPr>
+                                    <w:alias w:val="Company"/>
+                                    <w:tag w:val=""/>
+                                    <w:id w:val="-1288126390"/>
+                                    <w:dataBinding w:prefixMappings="xmlns:ns0='http://schemas.openxmlformats.org/officeDocument/2006/extended-properties' " w:xpath="/ns0:Properties[1]/ns0:Company[1]" w:storeItemID="{6668398D-A668-4E3E-A5EB-62B293D839F1}"/>
+                                    <w:text/>
+                                  </w:sdtPr>
+                                  <w:sdtContent>
+                                    <w:r>
+                                      <w:rPr>
+                                        <w:rFonts w:ascii="Times New Roman" w:hAnsi="Times New Roman" w:cs="Times New Roman"/>
+                                        <w:caps/>
+                                        <w:color w:val="4F81BD" w:themeColor="accent1"/>
+                                        <w:sz w:val="28"/>
+                                        <w:szCs w:val="28"/>
+                                        <w:lang w:val="vi-VN"/>
+                                      </w:rPr>
+                                      <w:t>23/12/2025</w:t>
+                                    </w:r>
+                                  </w:sdtContent>
+                                </w:sdt>
+                              </w:p>
+                              <w:p>
+                                <w:pPr>
+                                  <w:pStyle w:val="NoSpacing"/>
+                                  <w:jc w:val="center"/>
+                                  <w:rPr>
+                                    <w:rFonts w:ascii="Times New Roman" w:hAnsi="Times New Roman" w:cs="Times New Roman"/>
+                                    <w:color w:val="4F81BD" w:themeColor="accent1"/>
+                                    <w:sz w:val="28"/>
+                                    <w:szCs w:val="28"/>
+                                  </w:rPr>
+                                </w:pPr>
+                                <w:sdt>
+                                  <w:sdtPr>
+                                    <w:rPr>
+                                      <w:rFonts w:ascii="Times New Roman" w:hAnsi="Times New Roman" w:cs="Times New Roman"/>
+                                      <w:color w:val="4F81BD" w:themeColor="accent1"/>
+                                      <w:sz w:val="28"/>
+                                      <w:szCs w:val="28"/>
+                                    </w:rPr>
+                                    <w:alias w:val="Address"/>
+                                    <w:tag w:val=""/>
+                                    <w:id w:val="702908353"/>
+                                    <w:dataBinding w:prefixMappings="xmlns:ns0='http://schemas.microsoft.com/office/2006/coverPageProps' " w:xpath="/ns0:CoverPageProperties[1]/ns0:CompanyAddress[1]" w:storeItemID="{55AF091B-3C7A-41E3-B477-F2FDAA23CFDA}"/>
+                                    <w:text/>
+                                  </w:sdtPr>
+                                  <w:sdtContent>
+                                    <w:r>
+                                      <w:rPr>
+                                        <w:rFonts w:ascii="Times New Roman" w:hAnsi="Times New Roman" w:cs="Times New Roman"/>
+                                        <w:color w:val="4F81BD" w:themeColor="accent1"/>
+                                        <w:sz w:val="28"/>
+                                        <w:szCs w:val="28"/>
+                                        <w:lang w:val="vi-VN"/>
+                                      </w:rPr>
+                                      <w:t>Thành phố Hồ Chí Minh - 2025</w:t>
+                                    </w:r>
+                                  </w:sdtContent>
+                                </w:sdt>
+                              </w:p>
+                            </w:txbxContent>
+                          </wps:txbx>
+                          <wps:bodyPr rot="0" spcFirstLastPara="0" vertOverflow="overflow" horzOverflow="overflow" vert="horz" wrap="square" lIns="0" tIns="0" rIns="0" bIns="0" numCol="1" spcCol="0" rtlCol="0" fromWordArt="0" anchor="b" anchorCtr="0" forceAA="0" compatLnSpc="1">
+                            <a:prstTxWarp prst="textNoShape">
+                              <a:avLst/>
+                            </a:prstTxWarp>
+                            <a:spAutoFit/>
+                          </wps:bodyPr>
+                        </wps:wsp>
+                      </a:graphicData>
+                    </a:graphic>
+                    <wp14:sizeRelH relativeFrom="margin">
+                      <wp14:pctWidth>100000</wp14:pctWidth>
+                    </wp14:sizeRelH>
+                    <wp14:sizeRelV relativeFrom="margin">
+                      <wp14:pctHeight>0</wp14:pctHeight>
+                    </wp14:sizeRelV>
+                  </wp:anchor>
+                </w:drawing>
+              </mc:Choice>
+              <mc:Fallback>
+                <w:pict>
+                  <v:shapetype w14:anchorId="434ED940" id="_x0000_t202" coordsize="21600,21600" o:spt="202" path="m,l,21600r21600,l21600,xe">
+                    <v:stroke joinstyle="miter"/>
+                    <v:path gradientshapeok="t" o:connecttype="rect"/>
+                  </v:shapetype>
+                  <v:shape id="Text Box 142" o:spid="_x0000_s1026" type="#_x0000_t202" style="position:absolute;left:0;text-align:left;margin-left:0;margin-top:768.1pt;width:516pt;height:43.9pt;z-index:251659264;visibility:visible;mso-wrap-style:square;mso-width-percent:1000;mso-height-percent:0;mso-wrap-distance-left:9pt;mso-wrap-distance-top:0;mso-wrap-distance-right:9pt;mso-wrap-distance-bottom:0;mso-position-horizontal:absolute;mso-position-horizontal-relative:margin;mso-position-vertical:absolute;mso-position-vertical-relative:page;mso-width-percent:1000;mso-height-percent:0;mso-width-relative:margin;mso-height-relative:margin;v-text-anchor:bottom" o:gfxdata="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" filled="f" stroked="f" strokeweight=".5pt">
+                    <v:textbox style="mso-fit-shape-to-text:t" inset="0,0,0,0">
+                      <w:txbxContent>
+                        <w:p>
+                          <w:pPr>
+                            <w:pStyle w:val="NoSpacing"/>
+                            <w:jc w:val="center"/>
+                            <w:rPr>
+                              <w:rFonts w:ascii="Times New Roman" w:hAnsi="Times New Roman" w:cs="Times New Roman"/>
+                              <w:color w:val="4F81BD" w:themeColor="accent1"/>
+                              <w:sz w:val="28"/>
+                              <w:szCs w:val="28"/>
+                            </w:rPr>
+                          </w:pPr>
+                          <w:sdt>
+                            <w:sdtPr>
+                              <w:rPr>
+                                <w:rFonts w:ascii="Times New Roman" w:hAnsi="Times New Roman" w:cs="Times New Roman"/>
+                                <w:caps/>
+                                <w:color w:val="4F81BD" w:themeColor="accent1"/>
+                                <w:sz w:val="28"/>
+                                <w:szCs w:val="28"/>
+                              </w:rPr>
+                              <w:alias w:val="Company"/>
+                              <w:tag w:val=""/>
+                              <w:id w:val="-1288126390"/>
+                              <w:dataBinding w:prefixMappings="xmlns:ns0='http://schemas.openxmlformats.org/officeDocument/2006/extended-properties' " w:xpath="/ns0:Properties[1]/ns0:Company[1]" w:storeItemID="{6668398D-A668-4E3E-A5EB-62B293D839F1}"/>
+                              <w:text/>
+                            </w:sdtPr>
+                            <w:sdtContent>
+                              <w:r>
+                                <w:rPr>
+                                  <w:rFonts w:ascii="Times New Roman" w:hAnsi="Times New Roman" w:cs="Times New Roman"/>
+                                  <w:caps/>
+                                  <w:color w:val="4F81BD" w:themeColor="accent1"/>
+                                  <w:sz w:val="28"/>
+                                  <w:szCs w:val="28"/>
+                                  <w:lang w:val="vi-VN"/>
+                                </w:rPr>
+                                <w:t>23/12/2025</w:t>
+                              </w:r>
+                            </w:sdtContent>
+                          </w:sdt>
+                        </w:p>
+                        <w:p>
+                          <w:pPr>
+                            <w:pStyle w:val="NoSpacing"/>
+                            <w:jc w:val="center"/>
+                            <w:rPr>
+                              <w:rFonts w:ascii="Times New Roman" w:hAnsi="Times New Roman" w:cs="Times New Roman"/>
+                              <w:color w:val="4F81BD" w:themeColor="accent1"/>
+                              <w:sz w:val="28"/>
+                              <w:szCs w:val="28"/>
+                            </w:rPr>
+                          </w:pPr>
+                          <w:sdt>
+                            <w:sdtPr>
+                              <w:rPr>
+                                <w:rFonts w:ascii="Times New Roman" w:hAnsi="Times New Roman" w:cs="Times New Roman"/>
+                                <w:color w:val="4F81BD" w:themeColor="accent1"/>
+                                <w:sz w:val="28"/>
+                                <w:szCs w:val="28"/>
+                              </w:rPr>
+                              <w:alias w:val="Address"/>
+                              <w:tag w:val=""/>
+                              <w:id w:val="702908353"/>
+                              <w:dataBinding w:prefixMappings="xmlns:ns0='http://schemas.microsoft.com/office/2006/coverPageProps' " w:xpath="/ns0:CoverPageProperties[1]/ns0:CompanyAddress[1]" w:storeItemID="{55AF091B-3C7A-41E3-B477-F2FDAA23CFDA}"/>
+                              <w:text/>
+                            </w:sdtPr>
+                            <w:sdtContent>
+                              <w:r>
+                                <w:rPr>
+                                  <w:rFonts w:ascii="Times New Roman" w:hAnsi="Times New Roman" w:cs="Times New Roman"/>
+                                  <w:color w:val="4F81BD" w:themeColor="accent1"/>
+                                  <w:sz w:val="28"/>
+                                  <w:szCs w:val="28"/>
+                                  <w:lang w:val="vi-VN"/>
+                                </w:rPr>
+                                <w:t>Thành phố Hồ Chí Minh - 2025</w:t>
+                              </w:r>
+                            </w:sdtContent>
+                          </w:sdt>
+                        </w:p>
+                      </w:txbxContent>
+                    </v:textbox>
+                    <w10:wrap anchorx="margin" anchory="page"/>
+                  </v:shape>
+                </w:pict>
+              </mc:Fallback>
+            </mc:AlternateContent>
+          </w:r>
+          <w:r>
+            <w:rPr>
+              <w:rFonts w:eastAsia="Times New Roman" w:cs="Times New Roman"/>
+              <w:b/>
+              <w:smallCaps/>
+              <w:color w:val="000000"/>
+              <w:sz w:val="40"/>
+              <w:szCs w:val="40"/>
+              <w:lang w:val="vi-VN"/>
+            </w:rPr>
+            <w:br w:type="page"/>
+          </w:r>
+        </w:p>
+      </w:sdtContent>
+    </w:sdt>
     <w:p>
       <w:pPr>
+        <w:keepNext/>
+        <w:keepLines/>
+        <w:pBdr>
+          <w:top w:val="nil"/>
+          <w:left w:val="nil"/>
+          <w:bottom w:val="nil"/>
+          <w:right w:val="nil"/>
+          <w:between w:val="nil"/>
+        </w:pBdr>
+        <w:spacing w:before="240" w:after="240" w:line="259" w:lineRule="auto"/>
+        <w:jc w:val="center"/>
         <w:rPr>
           <w:rFonts w:eastAsia="Times New Roman" w:cs="Times New Roman"/>
           <w:b/>
-          <w:sz w:val="28"/>
-          <w:szCs w:val="28"/>
-        </w:rPr>
+          <w:color w:val="000000"/>
+          <w:szCs w:val="26"/>
+        </w:rPr>
+      </w:pPr>
+      <w:r>
+        <w:rPr>
+          <w:rFonts w:eastAsia="Times New Roman" w:cs="Times New Roman"/>
+          <w:b/>
+          <w:color w:val="000000"/>
+          <w:szCs w:val="26"/>
+        </w:rPr>
+        <w:lastRenderedPageBreak/>
+        <w:t>MỤC LỤC</w:t>
+      </w:r>
+    </w:p>
+    <w:sdt>
+      <w:sdtPr>
+        <w:id w:val="910731844"/>
+        <w:docPartObj>
+          <w:docPartGallery w:val="Table of Contents"/>
+          <w:docPartUnique/>
+        </w:docPartObj>
+      </w:sdtPr>
+      <w:sdtEndPr>
+        <w:rPr>
+          <w:b/>
+          <w:bCs/>
+          <w:noProof/>
+        </w:rPr>
+      </w:sdtEndPr>
+      <w:sdtContent>
+        <w:p>
+          <w:pPr>
+            <w:rPr>
+              <w:rFonts w:cs="Times New Roman"/>
+              <w:szCs w:val="26"/>
+            </w:rPr>
+          </w:pPr>
+        </w:p>
+        <w:p>
+          <w:pPr>
+            <w:pStyle w:val="TOC1"/>
+            <w:tabs>
+              <w:tab w:val="left" w:pos="880"/>
+            </w:tabs>
+            <w:rPr>
+              <w:rFonts w:asciiTheme="minorHAnsi" w:eastAsiaTheme="minorEastAsia" w:hAnsiTheme="minorHAnsi" w:cstheme="minorBidi"/>
+              <w:b w:val="0"/>
+              <w:sz w:val="22"/>
+              <w:szCs w:val="22"/>
+              <w:lang w:val="vi-VN" w:eastAsia="vi-VN"/>
+            </w:rPr>
+          </w:pPr>
+          <w:r>
+            <w:fldChar w:fldCharType="begin"/>
+          </w:r>
+          <w:r>
+            <w:instrText xml:space="preserve"> TOC \o "1-3" \h \z \u </w:instrText>
+          </w:r>
+          <w:r>
+            <w:fldChar w:fldCharType="separate"/>
+          </w:r>
+          <w:hyperlink w:anchor="_Toc217306601" w:history="1">
+            <w:r>
+              <w:rPr>
+                <w:rStyle w:val="Hyperlink"/>
+                <w:lang w:val="vi-VN"/>
+              </w:rPr>
+              <w:t>I.</w:t>
+            </w:r>
+            <w:r>
+              <w:rPr>
+                <w:rFonts w:asciiTheme="minorHAnsi" w:eastAsiaTheme="minorEastAsia" w:hAnsiTheme="minorHAnsi" w:cstheme="minorBidi"/>
+                <w:b w:val="0"/>
+                <w:sz w:val="22"/>
+                <w:szCs w:val="22"/>
+                <w:lang w:val="vi-VN" w:eastAsia="vi-VN"/>
+              </w:rPr>
+              <w:tab/>
+            </w:r>
+            <w:r>
+              <w:rPr>
+                <w:rStyle w:val="Hyperlink"/>
+                <w:lang w:val="vi-VN"/>
+              </w:rPr>
+              <w:t>Giới thiệu chung</w:t>
+            </w:r>
+            <w:r>
+              <w:rPr>
+                <w:webHidden/>
+              </w:rPr>
+              <w:tab/>
+            </w:r>
+            <w:r>
+              <w:rPr>
+                <w:webHidden/>
+              </w:rPr>
+              <w:fldChar w:fldCharType="begin"/>
+            </w:r>
+            <w:r>
+              <w:rPr>
+                <w:webHidden/>
+              </w:rPr>
+              <w:instrText xml:space="preserve"> PAGEREF _Toc217306601 \h </w:instrText>
+            </w:r>
+            <w:r>
+              <w:rPr>
+                <w:webHidden/>
+              </w:rPr>
+            </w:r>
+            <w:r>
+              <w:rPr>
+                <w:webHidden/>
+              </w:rPr>
+              <w:fldChar w:fldCharType="separate"/>
+            </w:r>
+            <w:r>
+              <w:rPr>
+                <w:webHidden/>
+              </w:rPr>
+              <w:t>2</w:t>
+            </w:r>
+            <w:r>
+              <w:rPr>
+                <w:webHidden/>
+              </w:rPr>
+              <w:fldChar w:fldCharType="end"/>
+            </w:r>
+          </w:hyperlink>
+        </w:p>
+        <w:p>
+          <w:pPr>
+            <w:pStyle w:val="TOC1"/>
+            <w:tabs>
+              <w:tab w:val="left" w:pos="880"/>
+            </w:tabs>
+            <w:rPr>
+              <w:rFonts w:asciiTheme="minorHAnsi" w:eastAsiaTheme="minorEastAsia" w:hAnsiTheme="minorHAnsi" w:cstheme="minorBidi"/>
+              <w:b w:val="0"/>
+              <w:sz w:val="22"/>
+              <w:szCs w:val="22"/>
+              <w:lang w:val="vi-VN" w:eastAsia="vi-VN"/>
+            </w:rPr>
+          </w:pPr>
+          <w:hyperlink w:anchor="_Toc217306602" w:history="1">
+            <w:r>
+              <w:rPr>
+                <w:rStyle w:val="Hyperlink"/>
+                <w:lang w:val="vi-VN"/>
+              </w:rPr>
+              <w:t>II.</w:t>
+            </w:r>
+            <w:r>
+              <w:rPr>
+                <w:rFonts w:asciiTheme="minorHAnsi" w:eastAsiaTheme="minorEastAsia" w:hAnsiTheme="minorHAnsi" w:cstheme="minorBidi"/>
+                <w:b w:val="0"/>
+                <w:sz w:val="22"/>
+                <w:szCs w:val="22"/>
+                <w:lang w:val="vi-VN" w:eastAsia="vi-VN"/>
+              </w:rPr>
+              <w:tab/>
+            </w:r>
+            <w:r>
+              <w:rPr>
+                <w:rStyle w:val="Hyperlink"/>
+                <w:lang w:val="vi-VN"/>
+              </w:rPr>
+              <w:t>Các chức năng chính</w:t>
+            </w:r>
+            <w:r>
+              <w:rPr>
+                <w:webHidden/>
+              </w:rPr>
+              <w:tab/>
+            </w:r>
+            <w:r>
+              <w:rPr>
+                <w:webHidden/>
+              </w:rPr>
+              <w:fldChar w:fldCharType="begin"/>
+            </w:r>
+            <w:r>
+              <w:rPr>
+                <w:webHidden/>
+              </w:rPr>
+              <w:instrText xml:space="preserve"> PAGEREF _Toc217306602 \h </w:instrText>
+            </w:r>
+            <w:r>
+              <w:rPr>
+                <w:webHidden/>
+              </w:rPr>
+            </w:r>
+            <w:r>
+              <w:rPr>
+                <w:webHidden/>
+              </w:rPr>
+              <w:fldChar w:fldCharType="separate"/>
+            </w:r>
+            <w:r>
+              <w:rPr>
+                <w:webHidden/>
+              </w:rPr>
+              <w:t>2</w:t>
+            </w:r>
+            <w:r>
+              <w:rPr>
+                <w:webHidden/>
+              </w:rPr>
+              <w:fldChar w:fldCharType="end"/>
+            </w:r>
+          </w:hyperlink>
+        </w:p>
+        <w:p>
+          <w:pPr>
+            <w:pStyle w:val="TOC2"/>
+            <w:tabs>
+              <w:tab w:val="left" w:pos="1100"/>
+              <w:tab w:val="right" w:leader="dot" w:pos="9019"/>
+            </w:tabs>
+            <w:rPr>
+              <w:rFonts w:asciiTheme="minorHAnsi" w:eastAsiaTheme="minorEastAsia" w:hAnsiTheme="minorHAnsi" w:cstheme="minorBidi"/>
+              <w:noProof/>
+              <w:sz w:val="22"/>
+              <w:lang w:val="vi-VN" w:eastAsia="vi-VN"/>
+            </w:rPr>
+          </w:pPr>
+          <w:hyperlink w:anchor="_Toc217306603" w:history="1">
+            <w:r>
+              <w:rPr>
+                <w:rStyle w:val="Hyperlink"/>
+                <w:noProof/>
+                <w:lang w:val="vi-VN"/>
+              </w:rPr>
+              <w:t>1.</w:t>
+            </w:r>
+            <w:r>
+              <w:rPr>
+                <w:rFonts w:asciiTheme="minorHAnsi" w:eastAsiaTheme="minorEastAsia" w:hAnsiTheme="minorHAnsi" w:cstheme="minorBidi"/>
+                <w:noProof/>
+                <w:sz w:val="22"/>
+                <w:lang w:val="vi-VN" w:eastAsia="vi-VN"/>
+              </w:rPr>
+              <w:tab/>
+            </w:r>
+            <w:r>
+              <w:rPr>
+                <w:rStyle w:val="Hyperlink"/>
+                <w:noProof/>
+                <w:lang w:val="vi-VN"/>
+              </w:rPr>
+              <w:t>Đăng nhập và Kết ca</w:t>
+            </w:r>
+            <w:r>
+              <w:rPr>
+                <w:noProof/>
+                <w:webHidden/>
+              </w:rPr>
+              <w:tab/>
+            </w:r>
+            <w:r>
+              <w:rPr>
+                <w:noProof/>
+                <w:webHidden/>
+              </w:rPr>
+              <w:fldChar w:fldCharType="begin"/>
+            </w:r>
+            <w:r>
+              <w:rPr>
+                <w:noProof/>
+                <w:webHidden/>
+              </w:rPr>
+              <w:instrText xml:space="preserve"> PAGEREF _Toc217306603 \h </w:instrText>
+            </w:r>
+            <w:r>
+              <w:rPr>
+                <w:noProof/>
+                <w:webHidden/>
+              </w:rPr>
+            </w:r>
+            <w:r>
+              <w:rPr>
+                <w:noProof/>
+                <w:webHidden/>
+              </w:rPr>
+              <w:fldChar w:fldCharType="separate"/>
+            </w:r>
+            <w:r>
+              <w:rPr>
+                <w:noProof/>
+                <w:webHidden/>
+              </w:rPr>
+              <w:t>2</w:t>
+            </w:r>
+            <w:r>
+              <w:rPr>
+                <w:noProof/>
+                <w:webHidden/>
+              </w:rPr>
+              <w:fldChar w:fldCharType="end"/>
+            </w:r>
+          </w:hyperlink>
+        </w:p>
+        <w:p>
+          <w:pPr>
+            <w:pStyle w:val="TOC3"/>
+            <w:tabs>
+              <w:tab w:val="left" w:pos="1540"/>
+              <w:tab w:val="right" w:leader="dot" w:pos="9019"/>
+            </w:tabs>
+            <w:rPr>
+              <w:rFonts w:asciiTheme="minorHAnsi" w:eastAsiaTheme="minorEastAsia" w:hAnsiTheme="minorHAnsi" w:cstheme="minorBidi"/>
+              <w:noProof/>
+              <w:sz w:val="22"/>
+              <w:lang w:val="vi-VN" w:eastAsia="vi-VN"/>
+            </w:rPr>
+          </w:pPr>
+          <w:hyperlink w:anchor="_Toc217306604" w:history="1">
+            <w:r>
+              <w:rPr>
+                <w:rStyle w:val="Hyperlink"/>
+                <w:noProof/>
+                <w:lang w:val="vi-VN"/>
+              </w:rPr>
+              <w:t>1.1.</w:t>
+            </w:r>
+            <w:r>
+              <w:rPr>
+                <w:rFonts w:asciiTheme="minorHAnsi" w:eastAsiaTheme="minorEastAsia" w:hAnsiTheme="minorHAnsi" w:cstheme="minorBidi"/>
+                <w:noProof/>
+                <w:sz w:val="22"/>
+                <w:lang w:val="vi-VN" w:eastAsia="vi-VN"/>
+              </w:rPr>
+              <w:tab/>
+            </w:r>
+            <w:r>
+              <w:rPr>
+                <w:rStyle w:val="Hyperlink"/>
+                <w:noProof/>
+                <w:lang w:val="vi-VN"/>
+              </w:rPr>
+              <w:t>Đăng nhập</w:t>
+            </w:r>
+            <w:r>
+              <w:rPr>
+                <w:noProof/>
+                <w:webHidden/>
+              </w:rPr>
+              <w:tab/>
+            </w:r>
+            <w:r>
+              <w:rPr>
+                <w:noProof/>
+                <w:webHidden/>
+              </w:rPr>
+              <w:fldChar w:fldCharType="begin"/>
+            </w:r>
+            <w:r>
+              <w:rPr>
+                <w:noProof/>
+                <w:webHidden/>
+              </w:rPr>
+              <w:instrText xml:space="preserve"> PAGEREF _Toc217306604 \h </w:instrText>
+            </w:r>
+            <w:r>
+              <w:rPr>
+                <w:noProof/>
+                <w:webHidden/>
+              </w:rPr>
+            </w:r>
+            <w:r>
+              <w:rPr>
+                <w:noProof/>
+                <w:webHidden/>
+              </w:rPr>
+              <w:fldChar w:fldCharType="separate"/>
+            </w:r>
+            <w:r>
+              <w:rPr>
+                <w:noProof/>
+                <w:webHidden/>
+              </w:rPr>
+              <w:t>2</w:t>
+            </w:r>
+            <w:r>
+              <w:rPr>
+                <w:noProof/>
+                <w:webHidden/>
+              </w:rPr>
+              <w:fldChar w:fldCharType="end"/>
+            </w:r>
+          </w:hyperlink>
+        </w:p>
+        <w:p>
+          <w:pPr>
+            <w:pStyle w:val="TOC3"/>
+            <w:tabs>
+              <w:tab w:val="left" w:pos="1540"/>
+              <w:tab w:val="right" w:leader="dot" w:pos="9019"/>
+            </w:tabs>
+            <w:rPr>
+              <w:rFonts w:asciiTheme="minorHAnsi" w:eastAsiaTheme="minorEastAsia" w:hAnsiTheme="minorHAnsi" w:cstheme="minorBidi"/>
+              <w:noProof/>
+              <w:sz w:val="22"/>
+              <w:lang w:val="vi-VN" w:eastAsia="vi-VN"/>
+            </w:rPr>
+          </w:pPr>
+          <w:hyperlink w:anchor="_Toc217306605" w:history="1">
+            <w:r>
+              <w:rPr>
+                <w:rStyle w:val="Hyperlink"/>
+                <w:noProof/>
+                <w:lang w:val="vi-VN"/>
+              </w:rPr>
+              <w:t>1.2.</w:t>
+            </w:r>
+            <w:r>
+              <w:rPr>
+                <w:rFonts w:asciiTheme="minorHAnsi" w:eastAsiaTheme="minorEastAsia" w:hAnsiTheme="minorHAnsi" w:cstheme="minorBidi"/>
+                <w:noProof/>
+                <w:sz w:val="22"/>
+                <w:lang w:val="vi-VN" w:eastAsia="vi-VN"/>
+              </w:rPr>
+              <w:tab/>
+            </w:r>
+            <w:r>
+              <w:rPr>
+                <w:rStyle w:val="Hyperlink"/>
+                <w:noProof/>
+                <w:lang w:val="vi-VN"/>
+              </w:rPr>
+              <w:t>Kết ca</w:t>
+            </w:r>
+            <w:r>
+              <w:rPr>
+                <w:noProof/>
+                <w:webHidden/>
+              </w:rPr>
+              <w:tab/>
+            </w:r>
+            <w:r>
+              <w:rPr>
+                <w:noProof/>
+                <w:webHidden/>
+              </w:rPr>
+              <w:fldChar w:fldCharType="begin"/>
+            </w:r>
+            <w:r>
+              <w:rPr>
+                <w:noProof/>
+                <w:webHidden/>
+              </w:rPr>
+              <w:instrText xml:space="preserve"> PAGEREF _Toc217306605 \h </w:instrText>
+            </w:r>
+            <w:r>
+              <w:rPr>
+                <w:noProof/>
+                <w:webHidden/>
+              </w:rPr>
+            </w:r>
+            <w:r>
+              <w:rPr>
+                <w:noProof/>
+                <w:webHidden/>
+              </w:rPr>
+              <w:fldChar w:fldCharType="separate"/>
+            </w:r>
+            <w:r>
+              <w:rPr>
+                <w:noProof/>
+                <w:webHidden/>
+              </w:rPr>
+              <w:t>4</w:t>
+            </w:r>
+            <w:r>
+              <w:rPr>
+                <w:noProof/>
+                <w:webHidden/>
+              </w:rPr>
+              <w:fldChar w:fldCharType="end"/>
+            </w:r>
+          </w:hyperlink>
+        </w:p>
+        <w:p>
+          <w:pPr>
+            <w:pStyle w:val="TOC2"/>
+            <w:tabs>
+              <w:tab w:val="left" w:pos="1100"/>
+              <w:tab w:val="right" w:leader="dot" w:pos="9019"/>
+            </w:tabs>
+            <w:rPr>
+              <w:rFonts w:asciiTheme="minorHAnsi" w:eastAsiaTheme="minorEastAsia" w:hAnsiTheme="minorHAnsi" w:cstheme="minorBidi"/>
+              <w:noProof/>
+              <w:sz w:val="22"/>
+              <w:lang w:val="vi-VN" w:eastAsia="vi-VN"/>
+            </w:rPr>
+          </w:pPr>
+          <w:hyperlink w:anchor="_Toc217306606" w:history="1">
+            <w:r>
+              <w:rPr>
+                <w:rStyle w:val="Hyperlink"/>
+                <w:noProof/>
+                <w:lang w:val="vi-VN"/>
+              </w:rPr>
+              <w:t>2.</w:t>
+            </w:r>
+            <w:r>
+              <w:rPr>
+                <w:rFonts w:asciiTheme="minorHAnsi" w:eastAsiaTheme="minorEastAsia" w:hAnsiTheme="minorHAnsi" w:cstheme="minorBidi"/>
+                <w:noProof/>
+                <w:sz w:val="22"/>
+                <w:lang w:val="vi-VN" w:eastAsia="vi-VN"/>
+              </w:rPr>
+              <w:tab/>
+            </w:r>
+            <w:r>
+              <w:rPr>
+                <w:rStyle w:val="Hyperlink"/>
+                <w:noProof/>
+                <w:lang w:val="vi-VN"/>
+              </w:rPr>
+              <w:t>Quản lý Món ăn</w:t>
+            </w:r>
+            <w:r>
+              <w:rPr>
+                <w:noProof/>
+                <w:webHidden/>
+              </w:rPr>
+              <w:tab/>
+            </w:r>
+            <w:r>
+              <w:rPr>
+                <w:noProof/>
+                <w:webHidden/>
+              </w:rPr>
+              <w:fldChar w:fldCharType="begin"/>
+            </w:r>
+            <w:r>
+              <w:rPr>
+                <w:noProof/>
+                <w:webHidden/>
+              </w:rPr>
+              <w:instrText xml:space="preserve"> PAGEREF _Toc217306606 \h </w:instrText>
+            </w:r>
+            <w:r>
+              <w:rPr>
+                <w:noProof/>
+                <w:webHidden/>
+              </w:rPr>
+            </w:r>
+            <w:r>
+              <w:rPr>
+                <w:noProof/>
+                <w:webHidden/>
+              </w:rPr>
+              <w:fldChar w:fldCharType="separate"/>
+            </w:r>
+            <w:r>
+              <w:rPr>
+                <w:noProof/>
+                <w:webHidden/>
+              </w:rPr>
+              <w:t>5</w:t>
+            </w:r>
+            <w:r>
+              <w:rPr>
+                <w:noProof/>
+                <w:webHidden/>
+              </w:rPr>
+              <w:fldChar w:fldCharType="end"/>
+            </w:r>
+          </w:hyperlink>
+        </w:p>
+        <w:p>
+          <w:pPr>
+            <w:pStyle w:val="TOC3"/>
+            <w:tabs>
+              <w:tab w:val="left" w:pos="1540"/>
+              <w:tab w:val="right" w:leader="dot" w:pos="9019"/>
+            </w:tabs>
+            <w:rPr>
+              <w:rFonts w:asciiTheme="minorHAnsi" w:eastAsiaTheme="minorEastAsia" w:hAnsiTheme="minorHAnsi" w:cstheme="minorBidi"/>
+              <w:noProof/>
+              <w:sz w:val="22"/>
+              <w:lang w:val="vi-VN" w:eastAsia="vi-VN"/>
+            </w:rPr>
+          </w:pPr>
+          <w:hyperlink w:anchor="_Toc217306607" w:history="1">
+            <w:r>
+              <w:rPr>
+                <w:rStyle w:val="Hyperlink"/>
+                <w:noProof/>
+                <w:lang w:val="vi-VN"/>
+              </w:rPr>
+              <w:t>2.1.</w:t>
+            </w:r>
+            <w:r>
+              <w:rPr>
+                <w:rFonts w:asciiTheme="minorHAnsi" w:eastAsiaTheme="minorEastAsia" w:hAnsiTheme="minorHAnsi" w:cstheme="minorBidi"/>
+                <w:noProof/>
+                <w:sz w:val="22"/>
+                <w:lang w:val="vi-VN" w:eastAsia="vi-VN"/>
+              </w:rPr>
+              <w:tab/>
+            </w:r>
+            <w:r>
+              <w:rPr>
+                <w:rStyle w:val="Hyperlink"/>
+                <w:noProof/>
+                <w:lang w:val="vi-VN"/>
+              </w:rPr>
+              <w:t>Loại món ăn</w:t>
+            </w:r>
+            <w:r>
+              <w:rPr>
+                <w:noProof/>
+                <w:webHidden/>
+              </w:rPr>
+              <w:tab/>
+            </w:r>
+            <w:r>
+              <w:rPr>
+                <w:noProof/>
+                <w:webHidden/>
+              </w:rPr>
+              <w:fldChar w:fldCharType="begin"/>
+            </w:r>
+            <w:r>
+              <w:rPr>
+                <w:noProof/>
+                <w:webHidden/>
+              </w:rPr>
+              <w:instrText xml:space="preserve"> PAGEREF _Toc217306607 \h </w:instrText>
+            </w:r>
+            <w:r>
+              <w:rPr>
+                <w:noProof/>
+                <w:webHidden/>
+              </w:rPr>
+            </w:r>
+            <w:r>
+              <w:rPr>
+                <w:noProof/>
+                <w:webHidden/>
+              </w:rPr>
+              <w:fldChar w:fldCharType="separate"/>
+            </w:r>
+            <w:r>
+              <w:rPr>
+                <w:noProof/>
+                <w:webHidden/>
+              </w:rPr>
+              <w:t>5</w:t>
+            </w:r>
+            <w:r>
+              <w:rPr>
+                <w:noProof/>
+                <w:webHidden/>
+              </w:rPr>
+              <w:fldChar w:fldCharType="end"/>
+            </w:r>
+          </w:hyperlink>
+        </w:p>
+        <w:p>
+          <w:pPr>
+            <w:pStyle w:val="TOC3"/>
+            <w:tabs>
+              <w:tab w:val="left" w:pos="1540"/>
+              <w:tab w:val="right" w:leader="dot" w:pos="9019"/>
+            </w:tabs>
+            <w:rPr>
+              <w:rFonts w:asciiTheme="minorHAnsi" w:eastAsiaTheme="minorEastAsia" w:hAnsiTheme="minorHAnsi" w:cstheme="minorBidi"/>
+              <w:noProof/>
+              <w:sz w:val="22"/>
+              <w:lang w:val="vi-VN" w:eastAsia="vi-VN"/>
+            </w:rPr>
+          </w:pPr>
+          <w:hyperlink w:anchor="_Toc217306608" w:history="1">
+            <w:r>
+              <w:rPr>
+                <w:rStyle w:val="Hyperlink"/>
+                <w:noProof/>
+                <w:lang w:val="vi-VN"/>
+              </w:rPr>
+              <w:t>2.2.</w:t>
+            </w:r>
+            <w:r>
+              <w:rPr>
+                <w:rFonts w:asciiTheme="minorHAnsi" w:eastAsiaTheme="minorEastAsia" w:hAnsiTheme="minorHAnsi" w:cstheme="minorBidi"/>
+                <w:noProof/>
+                <w:sz w:val="22"/>
+                <w:lang w:val="vi-VN" w:eastAsia="vi-VN"/>
+              </w:rPr>
+              <w:tab/>
+            </w:r>
+            <w:r>
+              <w:rPr>
+                <w:rStyle w:val="Hyperlink"/>
+                <w:noProof/>
+                <w:lang w:val="vi-VN"/>
+              </w:rPr>
+              <w:t>Món ăn</w:t>
+            </w:r>
+            <w:r>
+              <w:rPr>
+                <w:noProof/>
+                <w:webHidden/>
+              </w:rPr>
+              <w:tab/>
+            </w:r>
+            <w:r>
+              <w:rPr>
+                <w:noProof/>
+                <w:webHidden/>
+              </w:rPr>
+              <w:fldChar w:fldCharType="begin"/>
+            </w:r>
+            <w:r>
+              <w:rPr>
+                <w:noProof/>
+                <w:webHidden/>
+              </w:rPr>
+              <w:instrText xml:space="preserve"> PAGEREF _Toc217306608 \h </w:instrText>
+            </w:r>
+            <w:r>
+              <w:rPr>
+                <w:noProof/>
+                <w:webHidden/>
+              </w:rPr>
+            </w:r>
+            <w:r>
+              <w:rPr>
+                <w:noProof/>
+                <w:webHidden/>
+              </w:rPr>
+              <w:fldChar w:fldCharType="separate"/>
+            </w:r>
+            <w:r>
+              <w:rPr>
+                <w:noProof/>
+                <w:webHidden/>
+              </w:rPr>
+              <w:t>5</w:t>
+            </w:r>
+            <w:r>
+              <w:rPr>
+                <w:noProof/>
+                <w:webHidden/>
+              </w:rPr>
+              <w:fldChar w:fldCharType="end"/>
+            </w:r>
+          </w:hyperlink>
+        </w:p>
+        <w:p>
+          <w:pPr>
+            <w:pStyle w:val="TOC2"/>
+            <w:tabs>
+              <w:tab w:val="left" w:pos="1100"/>
+              <w:tab w:val="right" w:leader="dot" w:pos="9019"/>
+            </w:tabs>
+            <w:rPr>
+              <w:rFonts w:asciiTheme="minorHAnsi" w:eastAsiaTheme="minorEastAsia" w:hAnsiTheme="minorHAnsi" w:cstheme="minorBidi"/>
+              <w:noProof/>
+              <w:sz w:val="22"/>
+              <w:lang w:val="vi-VN" w:eastAsia="vi-VN"/>
+            </w:rPr>
+          </w:pPr>
+          <w:hyperlink w:anchor="_Toc217306609" w:history="1">
+            <w:r>
+              <w:rPr>
+                <w:rStyle w:val="Hyperlink"/>
+                <w:noProof/>
+                <w:lang w:val="vi-VN"/>
+              </w:rPr>
+              <w:t>3.</w:t>
+            </w:r>
+            <w:r>
+              <w:rPr>
+                <w:rFonts w:asciiTheme="minorHAnsi" w:eastAsiaTheme="minorEastAsia" w:hAnsiTheme="minorHAnsi" w:cstheme="minorBidi"/>
+                <w:noProof/>
+                <w:sz w:val="22"/>
+                <w:lang w:val="vi-VN" w:eastAsia="vi-VN"/>
+              </w:rPr>
+              <w:tab/>
+            </w:r>
+            <w:r>
+              <w:rPr>
+                <w:rStyle w:val="Hyperlink"/>
+                <w:noProof/>
+                <w:lang w:val="vi-VN"/>
+              </w:rPr>
+              <w:t>Quản lý Khách hàng</w:t>
+            </w:r>
+            <w:r>
+              <w:rPr>
+                <w:noProof/>
+                <w:webHidden/>
+              </w:rPr>
+              <w:tab/>
+            </w:r>
+            <w:r>
+              <w:rPr>
+                <w:noProof/>
+                <w:webHidden/>
+              </w:rPr>
+              <w:fldChar w:fldCharType="begin"/>
+            </w:r>
+            <w:r>
+              <w:rPr>
+                <w:noProof/>
+                <w:webHidden/>
+              </w:rPr>
+              <w:instrText xml:space="preserve"> PAGEREF _Toc217306609 \h </w:instrText>
+            </w:r>
+            <w:r>
+              <w:rPr>
+                <w:noProof/>
+                <w:webHidden/>
+              </w:rPr>
+            </w:r>
+            <w:r>
+              <w:rPr>
+                <w:noProof/>
+                <w:webHidden/>
+              </w:rPr>
+              <w:fldChar w:fldCharType="separate"/>
+            </w:r>
+            <w:r>
+              <w:rPr>
+                <w:noProof/>
+                <w:webHidden/>
+              </w:rPr>
+              <w:t>5</w:t>
+            </w:r>
+            <w:r>
+              <w:rPr>
+                <w:noProof/>
+                <w:webHidden/>
+              </w:rPr>
+              <w:fldChar w:fldCharType="end"/>
+            </w:r>
+          </w:hyperlink>
+        </w:p>
+        <w:p>
+          <w:pPr>
+            <w:pStyle w:val="TOC2"/>
+            <w:tabs>
+              <w:tab w:val="left" w:pos="1100"/>
+              <w:tab w:val="right" w:leader="dot" w:pos="9019"/>
+            </w:tabs>
+            <w:rPr>
+              <w:rFonts w:asciiTheme="minorHAnsi" w:eastAsiaTheme="minorEastAsia" w:hAnsiTheme="minorHAnsi" w:cstheme="minorBidi"/>
+              <w:noProof/>
+              <w:sz w:val="22"/>
+              <w:lang w:val="vi-VN" w:eastAsia="vi-VN"/>
+            </w:rPr>
+          </w:pPr>
+          <w:hyperlink w:anchor="_Toc217306610" w:history="1">
+            <w:r>
+              <w:rPr>
+                <w:rStyle w:val="Hyperlink"/>
+                <w:noProof/>
+                <w:lang w:val="vi-VN"/>
+              </w:rPr>
+              <w:t>4.</w:t>
+            </w:r>
+            <w:r>
+              <w:rPr>
+                <w:rFonts w:asciiTheme="minorHAnsi" w:eastAsiaTheme="minorEastAsia" w:hAnsiTheme="minorHAnsi" w:cstheme="minorBidi"/>
+                <w:noProof/>
+                <w:sz w:val="22"/>
+                <w:lang w:val="vi-VN" w:eastAsia="vi-VN"/>
+              </w:rPr>
+              <w:tab/>
+            </w:r>
+            <w:r>
+              <w:rPr>
+                <w:rStyle w:val="Hyperlink"/>
+                <w:noProof/>
+                <w:lang w:val="vi-VN"/>
+              </w:rPr>
+              <w:t>Quản lý Tài khoản</w:t>
+            </w:r>
+            <w:r>
+              <w:rPr>
+                <w:noProof/>
+                <w:webHidden/>
+              </w:rPr>
+              <w:tab/>
+            </w:r>
+            <w:r>
+              <w:rPr>
+                <w:noProof/>
+                <w:webHidden/>
+              </w:rPr>
+              <w:fldChar w:fldCharType="begin"/>
+            </w:r>
+            <w:r>
+              <w:rPr>
+                <w:noProof/>
+                <w:webHidden/>
+              </w:rPr>
+              <w:instrText xml:space="preserve"> PAGEREF _Toc217306610 \h </w:instrText>
+            </w:r>
+            <w:r>
+              <w:rPr>
+                <w:noProof/>
+                <w:webHidden/>
+              </w:rPr>
+            </w:r>
+            <w:r>
+              <w:rPr>
+                <w:noProof/>
+                <w:webHidden/>
+              </w:rPr>
+              <w:fldChar w:fldCharType="separate"/>
+            </w:r>
+            <w:r>
+              <w:rPr>
+                <w:noProof/>
+                <w:webHidden/>
+              </w:rPr>
+              <w:t>5</w:t>
+            </w:r>
+            <w:r>
+              <w:rPr>
+                <w:noProof/>
+                <w:webHidden/>
+              </w:rPr>
+              <w:fldChar w:fldCharType="end"/>
+            </w:r>
+          </w:hyperlink>
+        </w:p>
+        <w:p>
+          <w:pPr>
+            <w:pStyle w:val="TOC2"/>
+            <w:tabs>
+              <w:tab w:val="left" w:pos="1100"/>
+              <w:tab w:val="right" w:leader="dot" w:pos="9019"/>
+            </w:tabs>
+            <w:rPr>
+              <w:rFonts w:asciiTheme="minorHAnsi" w:eastAsiaTheme="minorEastAsia" w:hAnsiTheme="minorHAnsi" w:cstheme="minorBidi"/>
+              <w:noProof/>
+              <w:sz w:val="22"/>
+              <w:lang w:val="vi-VN" w:eastAsia="vi-VN"/>
+            </w:rPr>
+          </w:pPr>
+          <w:hyperlink w:anchor="_Toc217306611" w:history="1">
+            <w:r>
+              <w:rPr>
+                <w:rStyle w:val="Hyperlink"/>
+                <w:noProof/>
+                <w:lang w:val="vi-VN"/>
+              </w:rPr>
+              <w:t>5.</w:t>
+            </w:r>
+            <w:r>
+              <w:rPr>
+                <w:rFonts w:asciiTheme="minorHAnsi" w:eastAsiaTheme="minorEastAsia" w:hAnsiTheme="minorHAnsi" w:cstheme="minorBidi"/>
+                <w:noProof/>
+                <w:sz w:val="22"/>
+                <w:lang w:val="vi-VN" w:eastAsia="vi-VN"/>
+              </w:rPr>
+              <w:tab/>
+            </w:r>
+            <w:r>
+              <w:rPr>
+                <w:rStyle w:val="Hyperlink"/>
+                <w:noProof/>
+                <w:lang w:val="vi-VN"/>
+              </w:rPr>
+              <w:t>Quản lý Khuyến Mãi</w:t>
+            </w:r>
+            <w:r>
+              <w:rPr>
+                <w:noProof/>
+                <w:webHidden/>
+              </w:rPr>
+              <w:tab/>
+            </w:r>
+            <w:r>
+              <w:rPr>
+                <w:noProof/>
+                <w:webHidden/>
+              </w:rPr>
+              <w:fldChar w:fldCharType="begin"/>
+            </w:r>
+            <w:r>
+              <w:rPr>
+                <w:noProof/>
+                <w:webHidden/>
+              </w:rPr>
+              <w:instrText xml:space="preserve"> PAGEREF _Toc217306611 \h </w:instrText>
+            </w:r>
+            <w:r>
+              <w:rPr>
+                <w:noProof/>
+                <w:webHidden/>
+              </w:rPr>
+            </w:r>
+            <w:r>
+              <w:rPr>
+                <w:noProof/>
+                <w:webHidden/>
+              </w:rPr>
+              <w:fldChar w:fldCharType="separate"/>
+            </w:r>
+            <w:r>
+              <w:rPr>
+                <w:noProof/>
+                <w:webHidden/>
+              </w:rPr>
+              <w:t>5</w:t>
+            </w:r>
+            <w:r>
+              <w:rPr>
+                <w:noProof/>
+                <w:webHidden/>
+              </w:rPr>
+              <w:fldChar w:fldCharType="end"/>
+            </w:r>
+          </w:hyperlink>
+        </w:p>
+        <w:p>
+          <w:pPr>
+            <w:pStyle w:val="TOC2"/>
+            <w:tabs>
+              <w:tab w:val="left" w:pos="1100"/>
+              <w:tab w:val="right" w:leader="dot" w:pos="9019"/>
+            </w:tabs>
+            <w:rPr>
+              <w:rFonts w:asciiTheme="minorHAnsi" w:eastAsiaTheme="minorEastAsia" w:hAnsiTheme="minorHAnsi" w:cstheme="minorBidi"/>
+              <w:noProof/>
+              <w:sz w:val="22"/>
+              <w:lang w:val="vi-VN" w:eastAsia="vi-VN"/>
+            </w:rPr>
+          </w:pPr>
+          <w:hyperlink w:anchor="_Toc217306612" w:history="1">
+            <w:r>
+              <w:rPr>
+                <w:rStyle w:val="Hyperlink"/>
+                <w:noProof/>
+                <w:lang w:val="vi-VN"/>
+              </w:rPr>
+              <w:t>6.</w:t>
+            </w:r>
+            <w:r>
+              <w:rPr>
+                <w:rFonts w:asciiTheme="minorHAnsi" w:eastAsiaTheme="minorEastAsia" w:hAnsiTheme="minorHAnsi" w:cstheme="minorBidi"/>
+                <w:noProof/>
+                <w:sz w:val="22"/>
+                <w:lang w:val="vi-VN" w:eastAsia="vi-VN"/>
+              </w:rPr>
+              <w:tab/>
+            </w:r>
+            <w:r>
+              <w:rPr>
+                <w:rStyle w:val="Hyperlink"/>
+                <w:noProof/>
+                <w:lang w:val="vi-VN"/>
+              </w:rPr>
+              <w:t>Quản lý Thực đơn</w:t>
+            </w:r>
+            <w:r>
+              <w:rPr>
+                <w:noProof/>
+                <w:webHidden/>
+              </w:rPr>
+              <w:tab/>
+            </w:r>
+            <w:r>
+              <w:rPr>
+                <w:noProof/>
+                <w:webHidden/>
+              </w:rPr>
+              <w:fldChar w:fldCharType="begin"/>
+            </w:r>
+            <w:r>
+              <w:rPr>
+                <w:noProof/>
+                <w:webHidden/>
+              </w:rPr>
+              <w:instrText xml:space="preserve"> PAGEREF _Toc217306612 \h </w:instrText>
+            </w:r>
+            <w:r>
+              <w:rPr>
+                <w:noProof/>
+                <w:webHidden/>
+              </w:rPr>
+            </w:r>
+            <w:r>
+              <w:rPr>
+                <w:noProof/>
+                <w:webHidden/>
+              </w:rPr>
+              <w:fldChar w:fldCharType="separate"/>
+            </w:r>
+            <w:r>
+              <w:rPr>
+                <w:noProof/>
+                <w:webHidden/>
+              </w:rPr>
+              <w:t>5</w:t>
+            </w:r>
+            <w:r>
+              <w:rPr>
+                <w:noProof/>
+                <w:webHidden/>
+              </w:rPr>
+              <w:fldChar w:fldCharType="end"/>
+            </w:r>
+          </w:hyperlink>
+        </w:p>
+        <w:p>
+          <w:pPr>
+            <w:pStyle w:val="TOC2"/>
+            <w:tabs>
+              <w:tab w:val="left" w:pos="1100"/>
+              <w:tab w:val="right" w:leader="dot" w:pos="9019"/>
+            </w:tabs>
+            <w:rPr>
+              <w:rFonts w:asciiTheme="minorHAnsi" w:eastAsiaTheme="minorEastAsia" w:hAnsiTheme="minorHAnsi" w:cstheme="minorBidi"/>
+              <w:noProof/>
+              <w:sz w:val="22"/>
+              <w:lang w:val="vi-VN" w:eastAsia="vi-VN"/>
+            </w:rPr>
+          </w:pPr>
+          <w:hyperlink w:anchor="_Toc217306613" w:history="1">
+            <w:r>
+              <w:rPr>
+                <w:rStyle w:val="Hyperlink"/>
+                <w:noProof/>
+                <w:lang w:val="vi-VN"/>
+              </w:rPr>
+              <w:t>7.</w:t>
+            </w:r>
+            <w:r>
+              <w:rPr>
+                <w:rFonts w:asciiTheme="minorHAnsi" w:eastAsiaTheme="minorEastAsia" w:hAnsiTheme="minorHAnsi" w:cstheme="minorBidi"/>
+                <w:noProof/>
+                <w:sz w:val="22"/>
+                <w:lang w:val="vi-VN" w:eastAsia="vi-VN"/>
+              </w:rPr>
+              <w:tab/>
+            </w:r>
+            <w:r>
+              <w:rPr>
+                <w:rStyle w:val="Hyperlink"/>
+                <w:noProof/>
+                <w:lang w:val="vi-VN"/>
+              </w:rPr>
+              <w:t>Quản lý Tầng và Bàn</w:t>
+            </w:r>
+            <w:r>
+              <w:rPr>
+                <w:noProof/>
+                <w:webHidden/>
+              </w:rPr>
+              <w:tab/>
+            </w:r>
+            <w:r>
+              <w:rPr>
+                <w:noProof/>
+                <w:webHidden/>
+              </w:rPr>
+              <w:fldChar w:fldCharType="begin"/>
+            </w:r>
+            <w:r>
+              <w:rPr>
+                <w:noProof/>
+                <w:webHidden/>
+              </w:rPr>
+              <w:instrText xml:space="preserve"> PAGEREF _Toc217306613 \h </w:instrText>
+            </w:r>
+            <w:r>
+              <w:rPr>
+                <w:noProof/>
+                <w:webHidden/>
+              </w:rPr>
+            </w:r>
+            <w:r>
+              <w:rPr>
+                <w:noProof/>
+                <w:webHidden/>
+              </w:rPr>
+              <w:fldChar w:fldCharType="separate"/>
+            </w:r>
+            <w:r>
+              <w:rPr>
+                <w:noProof/>
+                <w:webHidden/>
+              </w:rPr>
+              <w:t>5</w:t>
+            </w:r>
+            <w:r>
+              <w:rPr>
+                <w:noProof/>
+                <w:webHidden/>
+              </w:rPr>
+              <w:fldChar w:fldCharType="end"/>
+            </w:r>
+          </w:hyperlink>
+        </w:p>
+        <w:p>
+          <w:pPr>
+            <w:pStyle w:val="TOC2"/>
+            <w:tabs>
+              <w:tab w:val="left" w:pos="1100"/>
+              <w:tab w:val="right" w:leader="dot" w:pos="9019"/>
+            </w:tabs>
+            <w:rPr>
+              <w:rFonts w:asciiTheme="minorHAnsi" w:eastAsiaTheme="minorEastAsia" w:hAnsiTheme="minorHAnsi" w:cstheme="minorBidi"/>
+              <w:noProof/>
+              <w:sz w:val="22"/>
+              <w:lang w:val="vi-VN" w:eastAsia="vi-VN"/>
+            </w:rPr>
+          </w:pPr>
+          <w:hyperlink w:anchor="_Toc217306614" w:history="1">
+            <w:r>
+              <w:rPr>
+                <w:rStyle w:val="Hyperlink"/>
+                <w:noProof/>
+                <w:lang w:val="vi-VN"/>
+              </w:rPr>
+              <w:t>8.</w:t>
+            </w:r>
+            <w:r>
+              <w:rPr>
+                <w:rFonts w:asciiTheme="minorHAnsi" w:eastAsiaTheme="minorEastAsia" w:hAnsiTheme="minorHAnsi" w:cstheme="minorBidi"/>
+                <w:noProof/>
+                <w:sz w:val="22"/>
+                <w:lang w:val="vi-VN" w:eastAsia="vi-VN"/>
+              </w:rPr>
+              <w:tab/>
+            </w:r>
+            <w:r>
+              <w:rPr>
+                <w:rStyle w:val="Hyperlink"/>
+                <w:noProof/>
+                <w:lang w:val="vi-VN"/>
+              </w:rPr>
+              <w:t>Đặt bàn</w:t>
+            </w:r>
+            <w:r>
+              <w:rPr>
+                <w:noProof/>
+                <w:webHidden/>
+              </w:rPr>
+              <w:tab/>
+            </w:r>
+            <w:r>
+              <w:rPr>
+                <w:noProof/>
+                <w:webHidden/>
+              </w:rPr>
+              <w:fldChar w:fldCharType="begin"/>
+            </w:r>
+            <w:r>
+              <w:rPr>
+                <w:noProof/>
+                <w:webHidden/>
+              </w:rPr>
+              <w:instrText xml:space="preserve"> PAGEREF _Toc217306614 \h </w:instrText>
+            </w:r>
+            <w:r>
+              <w:rPr>
+                <w:noProof/>
+                <w:webHidden/>
+              </w:rPr>
+            </w:r>
+            <w:r>
+              <w:rPr>
+                <w:noProof/>
+                <w:webHidden/>
+              </w:rPr>
+              <w:fldChar w:fldCharType="separate"/>
+            </w:r>
+            <w:r>
+              <w:rPr>
+                <w:noProof/>
+                <w:webHidden/>
+              </w:rPr>
+              <w:t>6</w:t>
+            </w:r>
+            <w:r>
+              <w:rPr>
+                <w:noProof/>
+                <w:webHidden/>
+              </w:rPr>
+              <w:fldChar w:fldCharType="end"/>
+            </w:r>
+          </w:hyperlink>
+        </w:p>
+        <w:p>
+          <w:pPr>
+            <w:pStyle w:val="TOC2"/>
+            <w:tabs>
+              <w:tab w:val="left" w:pos="1100"/>
+              <w:tab w:val="right" w:leader="dot" w:pos="9019"/>
+            </w:tabs>
+            <w:rPr>
+              <w:rFonts w:asciiTheme="minorHAnsi" w:eastAsiaTheme="minorEastAsia" w:hAnsiTheme="minorHAnsi" w:cstheme="minorBidi"/>
+              <w:noProof/>
+              <w:sz w:val="22"/>
+              <w:lang w:val="vi-VN" w:eastAsia="vi-VN"/>
+            </w:rPr>
+          </w:pPr>
+          <w:hyperlink w:anchor="_Toc217306615" w:history="1">
+            <w:r>
+              <w:rPr>
+                <w:rStyle w:val="Hyperlink"/>
+                <w:noProof/>
+                <w:lang w:val="vi-VN"/>
+              </w:rPr>
+              <w:t>9.</w:t>
+            </w:r>
+            <w:r>
+              <w:rPr>
+                <w:rFonts w:asciiTheme="minorHAnsi" w:eastAsiaTheme="minorEastAsia" w:hAnsiTheme="minorHAnsi" w:cstheme="minorBidi"/>
+                <w:noProof/>
+                <w:sz w:val="22"/>
+                <w:lang w:val="vi-VN" w:eastAsia="vi-VN"/>
+              </w:rPr>
+              <w:tab/>
+            </w:r>
+            <w:r>
+              <w:rPr>
+                <w:rStyle w:val="Hyperlink"/>
+                <w:noProof/>
+                <w:lang w:val="vi-VN"/>
+              </w:rPr>
+              <w:t>Gọi món</w:t>
+            </w:r>
+            <w:r>
+              <w:rPr>
+                <w:noProof/>
+                <w:webHidden/>
+              </w:rPr>
+              <w:tab/>
+            </w:r>
+            <w:r>
+              <w:rPr>
+                <w:noProof/>
+                <w:webHidden/>
+              </w:rPr>
+              <w:fldChar w:fldCharType="begin"/>
+            </w:r>
+            <w:r>
+              <w:rPr>
+                <w:noProof/>
+                <w:webHidden/>
+              </w:rPr>
+              <w:instrText xml:space="preserve"> PAGEREF _Toc217306615 \h </w:instrText>
+            </w:r>
+            <w:r>
+              <w:rPr>
+                <w:noProof/>
+                <w:webHidden/>
+              </w:rPr>
+            </w:r>
+            <w:r>
+              <w:rPr>
+                <w:noProof/>
+                <w:webHidden/>
+              </w:rPr>
+              <w:fldChar w:fldCharType="separate"/>
+            </w:r>
+            <w:r>
+              <w:rPr>
+                <w:noProof/>
+                <w:webHidden/>
+              </w:rPr>
+              <w:t>6</w:t>
+            </w:r>
+            <w:r>
+              <w:rPr>
+                <w:noProof/>
+                <w:webHidden/>
+              </w:rPr>
+              <w:fldChar w:fldCharType="end"/>
+            </w:r>
+          </w:hyperlink>
+        </w:p>
+        <w:p>
+          <w:pPr>
+            <w:pStyle w:val="TOC2"/>
+            <w:tabs>
+              <w:tab w:val="left" w:pos="1100"/>
+              <w:tab w:val="right" w:leader="dot" w:pos="9019"/>
+            </w:tabs>
+            <w:rPr>
+              <w:rFonts w:asciiTheme="minorHAnsi" w:eastAsiaTheme="minorEastAsia" w:hAnsiTheme="minorHAnsi" w:cstheme="minorBidi"/>
+              <w:noProof/>
+              <w:sz w:val="22"/>
+              <w:lang w:val="vi-VN" w:eastAsia="vi-VN"/>
+            </w:rPr>
+          </w:pPr>
+          <w:hyperlink w:anchor="_Toc217306616" w:history="1">
+            <w:r>
+              <w:rPr>
+                <w:rStyle w:val="Hyperlink"/>
+                <w:noProof/>
+                <w:lang w:val="vi-VN"/>
+              </w:rPr>
+              <w:t>10.</w:t>
+            </w:r>
+            <w:r>
+              <w:rPr>
+                <w:rFonts w:asciiTheme="minorHAnsi" w:eastAsiaTheme="minorEastAsia" w:hAnsiTheme="minorHAnsi" w:cstheme="minorBidi"/>
+                <w:noProof/>
+                <w:sz w:val="22"/>
+                <w:lang w:val="vi-VN" w:eastAsia="vi-VN"/>
+              </w:rPr>
+              <w:tab/>
+            </w:r>
+            <w:r>
+              <w:rPr>
+                <w:rStyle w:val="Hyperlink"/>
+                <w:noProof/>
+                <w:lang w:val="vi-VN"/>
+              </w:rPr>
+              <w:t>Thanh toán và Xuất hóa đơn</w:t>
+            </w:r>
+            <w:r>
+              <w:rPr>
+                <w:noProof/>
+                <w:webHidden/>
+              </w:rPr>
+              <w:tab/>
+            </w:r>
+            <w:r>
+              <w:rPr>
+                <w:noProof/>
+                <w:webHidden/>
+              </w:rPr>
+              <w:fldChar w:fldCharType="begin"/>
+            </w:r>
+            <w:r>
+              <w:rPr>
+                <w:noProof/>
+                <w:webHidden/>
+              </w:rPr>
+              <w:instrText xml:space="preserve"> PAGEREF _Toc217306616 \h </w:instrText>
+            </w:r>
+            <w:r>
+              <w:rPr>
+                <w:noProof/>
+                <w:webHidden/>
+              </w:rPr>
+            </w:r>
+            <w:r>
+              <w:rPr>
+                <w:noProof/>
+                <w:webHidden/>
+              </w:rPr>
+              <w:fldChar w:fldCharType="separate"/>
+            </w:r>
+            <w:r>
+              <w:rPr>
+                <w:noProof/>
+                <w:webHidden/>
+              </w:rPr>
+              <w:t>6</w:t>
+            </w:r>
+            <w:r>
+              <w:rPr>
+                <w:noProof/>
+                <w:webHidden/>
+              </w:rPr>
+              <w:fldChar w:fldCharType="end"/>
+            </w:r>
+          </w:hyperlink>
+        </w:p>
+        <w:p>
+          <w:pPr>
+            <w:pStyle w:val="TOC2"/>
+            <w:tabs>
+              <w:tab w:val="left" w:pos="1100"/>
+              <w:tab w:val="right" w:leader="dot" w:pos="9019"/>
+            </w:tabs>
+            <w:rPr>
+              <w:rFonts w:asciiTheme="minorHAnsi" w:eastAsiaTheme="minorEastAsia" w:hAnsiTheme="minorHAnsi" w:cstheme="minorBidi"/>
+              <w:noProof/>
+              <w:sz w:val="22"/>
+              <w:lang w:val="vi-VN" w:eastAsia="vi-VN"/>
+            </w:rPr>
+          </w:pPr>
+          <w:hyperlink w:anchor="_Toc217306617" w:history="1">
+            <w:r>
+              <w:rPr>
+                <w:rStyle w:val="Hyperlink"/>
+                <w:noProof/>
+                <w:lang w:val="vi-VN"/>
+              </w:rPr>
+              <w:t>11.</w:t>
+            </w:r>
+            <w:r>
+              <w:rPr>
+                <w:rFonts w:asciiTheme="minorHAnsi" w:eastAsiaTheme="minorEastAsia" w:hAnsiTheme="minorHAnsi" w:cstheme="minorBidi"/>
+                <w:noProof/>
+                <w:sz w:val="22"/>
+                <w:lang w:val="vi-VN" w:eastAsia="vi-VN"/>
+              </w:rPr>
+              <w:tab/>
+            </w:r>
+            <w:r>
+              <w:rPr>
+                <w:rStyle w:val="Hyperlink"/>
+                <w:noProof/>
+                <w:lang w:val="vi-VN"/>
+              </w:rPr>
+              <w:t>Thống kê báo cáo</w:t>
+            </w:r>
+            <w:r>
+              <w:rPr>
+                <w:noProof/>
+                <w:webHidden/>
+              </w:rPr>
+              <w:tab/>
+            </w:r>
+            <w:r>
+              <w:rPr>
+                <w:noProof/>
+                <w:webHidden/>
+              </w:rPr>
+              <w:fldChar w:fldCharType="begin"/>
+            </w:r>
+            <w:r>
+              <w:rPr>
+                <w:noProof/>
+                <w:webHidden/>
+              </w:rPr>
+              <w:instrText xml:space="preserve"> PAGEREF _Toc217306617 \h </w:instrText>
+            </w:r>
+            <w:r>
+              <w:rPr>
+                <w:noProof/>
+                <w:webHidden/>
+              </w:rPr>
+            </w:r>
+            <w:r>
+              <w:rPr>
+                <w:noProof/>
+                <w:webHidden/>
+              </w:rPr>
+              <w:fldChar w:fldCharType="separate"/>
+            </w:r>
+            <w:r>
+              <w:rPr>
+                <w:noProof/>
+                <w:webHidden/>
+              </w:rPr>
+              <w:t>6</w:t>
+            </w:r>
+            <w:r>
+              <w:rPr>
+                <w:noProof/>
+                <w:webHidden/>
+              </w:rPr>
+              <w:fldChar w:fldCharType="end"/>
+            </w:r>
+          </w:hyperlink>
+        </w:p>
+        <w:p>
+          <w:pPr>
+            <w:pStyle w:val="TOC1"/>
+            <w:tabs>
+              <w:tab w:val="left" w:pos="880"/>
+            </w:tabs>
+            <w:rPr>
+              <w:rFonts w:asciiTheme="minorHAnsi" w:eastAsiaTheme="minorEastAsia" w:hAnsiTheme="minorHAnsi" w:cstheme="minorBidi"/>
+              <w:b w:val="0"/>
+              <w:sz w:val="22"/>
+              <w:szCs w:val="22"/>
+              <w:lang w:val="vi-VN" w:eastAsia="vi-VN"/>
+            </w:rPr>
+          </w:pPr>
+          <w:hyperlink w:anchor="_Toc217306618" w:history="1">
+            <w:r>
+              <w:rPr>
+                <w:rStyle w:val="Hyperlink"/>
+                <w:lang w:val="vi-VN"/>
+              </w:rPr>
+              <w:t>III.</w:t>
+            </w:r>
+            <w:r>
+              <w:rPr>
+                <w:rFonts w:asciiTheme="minorHAnsi" w:eastAsiaTheme="minorEastAsia" w:hAnsiTheme="minorHAnsi" w:cstheme="minorBidi"/>
+                <w:b w:val="0"/>
+                <w:sz w:val="22"/>
+                <w:szCs w:val="22"/>
+                <w:lang w:val="vi-VN" w:eastAsia="vi-VN"/>
+              </w:rPr>
+              <w:tab/>
+            </w:r>
+            <w:r>
+              <w:rPr>
+                <w:rStyle w:val="Hyperlink"/>
+                <w:lang w:val="vi-VN"/>
+              </w:rPr>
+              <w:t>Thông tin liên hệ</w:t>
+            </w:r>
+            <w:r>
+              <w:rPr>
+                <w:webHidden/>
+              </w:rPr>
+              <w:tab/>
+            </w:r>
+            <w:r>
+              <w:rPr>
+                <w:webHidden/>
+              </w:rPr>
+              <w:fldChar w:fldCharType="begin"/>
+            </w:r>
+            <w:r>
+              <w:rPr>
+                <w:webHidden/>
+              </w:rPr>
+              <w:instrText xml:space="preserve"> PAGEREF _Toc217306618 \h </w:instrText>
+            </w:r>
+            <w:r>
+              <w:rPr>
+                <w:webHidden/>
+              </w:rPr>
+            </w:r>
+            <w:r>
+              <w:rPr>
+                <w:webHidden/>
+              </w:rPr>
+              <w:fldChar w:fldCharType="separate"/>
+            </w:r>
+            <w:r>
+              <w:rPr>
+                <w:webHidden/>
+              </w:rPr>
+              <w:t>8</w:t>
+            </w:r>
+            <w:r>
+              <w:rPr>
+                <w:webHidden/>
+              </w:rPr>
+              <w:fldChar w:fldCharType="end"/>
+            </w:r>
+          </w:hyperlink>
+        </w:p>
+        <w:p>
+          <w:r>
+            <w:rPr>
+              <w:rFonts w:cs="Times New Roman"/>
+              <w:szCs w:val="26"/>
+            </w:rPr>
+            <w:fldChar w:fldCharType="end"/>
+          </w:r>
+        </w:p>
+      </w:sdtContent>
+    </w:sdt>
+    <w:p/>
+    <w:p/>
+    <w:p/>
+    <w:p/>
+    <w:p/>
+    <w:p/>
+    <w:p/>
+    <w:p/>
+    <w:p/>
+    <w:p/>
+    <w:p/>
+    <w:p/>
+    <w:p/>
+    <w:p/>
+    <w:p/>
+    <w:p/>
+    <w:p/>
+    <w:p/>
+    <w:p>
+      <w:pPr>
+        <w:ind w:firstLine="0"/>
       </w:pPr>
     </w:p>
     <w:p>
       <w:pPr>
-        <w:rPr>
-          <w:rFonts w:eastAsia="Times New Roman" w:cs="Times New Roman"/>
+        <w:ind w:firstLine="0"/>
+        <w:jc w:val="center"/>
+        <w:rPr>
           <w:b/>
-          <w:sz w:val="28"/>
-          <w:szCs w:val="28"/>
-        </w:rPr>
-      </w:pPr>
+          <w:sz w:val="36"/>
+          <w:szCs w:val="36"/>
+          <w:lang w:val="vi-VN"/>
+        </w:rPr>
+      </w:pPr>
+      <w:r>
+        <w:rPr>
+          <w:b/>
+          <w:sz w:val="36"/>
+          <w:szCs w:val="36"/>
+          <w:lang w:val="vi-VN"/>
+        </w:rPr>
+        <w:t>LỜI MỞ ĐẦU</w:t>
+      </w:r>
     </w:p>
     <w:p>
       <w:pPr>
-        <w:spacing w:before="240" w:after="120" w:line="1680" w:lineRule="auto"/>
-        <w:rPr>
-          <w:rFonts w:eastAsia="Times New Roman" w:cs="Times New Roman"/>
+        <w:rPr>
+          <w:lang w:val="vi-VN"/>
+        </w:rPr>
+      </w:pPr>
+      <w:r>
+        <w:rPr>
+          <w:lang w:val="vi-VN"/>
+        </w:rPr>
+        <w:t>Trong kỷ nguyên chuyển đổi số, việc tối ưu hóa quy trình vận hành và nâng cao trải nghiệm khách hàng là tiêu chuẩn tiên quyết đối với sự thành công của một thương hiệu dịch vụ cao cấp. Hệ thống Quản lý "The Four Restaurant" được thiết kế như một giải pháp công nghệ toàn diện, nhằm chuẩn hóa mọi khâu từ đón tiếp, phục vụ đến quản trị chiến lượ</w:t>
+      </w:r>
+      <w:r>
+        <w:rPr>
+          <w:lang w:val="vi-VN"/>
+        </w:rPr>
+        <w:t>c và tài chính.</w:t>
+      </w:r>
+    </w:p>
+    <w:p>
+      <w:pPr>
+        <w:rPr>
+          <w:lang w:val="vi-VN"/>
+        </w:rPr>
+      </w:pPr>
+      <w:r>
+        <w:rPr>
+          <w:lang w:val="vi-VN"/>
+        </w:rPr>
+        <w:t>Tài liệu này không chỉ đơn thuần là bản hướng dẫn kỹ thuật mà còn là quy chuẩn nghiệp vụ giúp độ</w:t>
+      </w:r>
+      <w:r>
+        <w:rPr>
+          <w:lang w:val="vi-VN"/>
+        </w:rPr>
+        <w:t>i ngũ Thu ngân</w:t>
+      </w:r>
+      <w:r>
+        <w:rPr>
+          <w:lang w:val="vi-VN"/>
+        </w:rPr>
+        <w:t xml:space="preserve"> và Quản lý thực </w:t>
+      </w:r>
+      <w:r>
+        <w:rPr>
+          <w:lang w:val="vi-VN"/>
+        </w:rPr>
+        <w:t xml:space="preserve">hiện quy trình </w:t>
+      </w:r>
+      <w:r>
+        <w:rPr>
+          <w:lang w:val="vi-VN"/>
+        </w:rPr>
+        <w:t xml:space="preserve">một cách chính xác và nhất quán. Chúng tôi tin rằng, việc áp dụng triệt để hệ thống này sẽ tạo ra một môi trường làm việc chuyên nghiệp, minh bạch, từ đó củng cố sự tin tưởng và hài lòng tuyệt đối từ khách </w:t>
+      </w:r>
+      <w:r>
+        <w:rPr>
+          <w:lang w:val="vi-VN"/>
+        </w:rPr>
+        <w:t>hàng.</w:t>
+      </w:r>
+    </w:p>
+    <w:p>
+      <w:pPr>
+        <w:pStyle w:val="Heading1"/>
+        <w:rPr>
+          <w:lang w:val="vi-VN"/>
+        </w:rPr>
+      </w:pPr>
+      <w:bookmarkStart w:id="0" w:name="_Toc217306601"/>
+      <w:r>
+        <w:rPr>
+          <w:lang w:val="vi-VN"/>
+        </w:rPr>
+        <w:t>Giới thiệu chung</w:t>
+      </w:r>
+      <w:bookmarkEnd w:id="0"/>
+    </w:p>
+    <w:p>
+      <w:pPr>
+        <w:rPr>
+          <w:lang w:val="vi-VN"/>
+        </w:rPr>
+      </w:pPr>
+      <w:r>
+        <w:rPr>
+          <w:lang w:val="vi-VN"/>
+        </w:rPr>
+        <w:t>Hệ thống quản l</w:t>
+      </w:r>
+      <w:r>
+        <w:rPr>
+          <w:lang w:val="vi-VN"/>
+        </w:rPr>
+        <w:t xml:space="preserve">ý nhà hàng The Four Restaurant </w:t>
+      </w:r>
+      <w:r>
+        <w:rPr>
+          <w:lang w:val="vi-VN"/>
+        </w:rPr>
+        <w:t>cho phép đội ngũ Quả</w:t>
+      </w:r>
+      <w:r>
+        <w:rPr>
+          <w:lang w:val="vi-VN"/>
+        </w:rPr>
+        <w:t>n lý và Thu ngân</w:t>
+      </w:r>
+      <w:r>
+        <w:rPr>
+          <w:lang w:val="vi-VN"/>
+        </w:rPr>
+        <w:t xml:space="preserve"> thực thi các nghiệp vụ vận hành hàng ngày trên một giao diện trực tuyến và đồng bộ hóa dữ liệu thời gian thực.</w:t>
+      </w:r>
+    </w:p>
+    <w:p>
+      <w:pPr>
+        <w:rPr>
+          <w:lang w:val="vi-VN"/>
+        </w:rPr>
+      </w:pPr>
+      <w:r>
+        <w:rPr>
+          <w:lang w:val="vi-VN"/>
+        </w:rPr>
+        <w:t>Đối với đội ngũ Nhân viên Thu Ngân: Hệ thống hỗ trợ thực hiện các nghiệp vụ về tiếp đón và điều phối thông qua chức năng Đặt Bàn. Trực tiếp xử lý yêu cầu dịch vụ của khách hàng qua tính năng Gọi Món. Hoàn tất quy trình phục vụ bằng việc Xuất hóa đơn và thực hiện thủ tục kết ca để bàn giao tài chính chính xác.</w:t>
+      </w:r>
+    </w:p>
+    <w:p>
+      <w:pPr>
+        <w:rPr>
+          <w:lang w:val="vi-VN"/>
+        </w:rPr>
+      </w:pPr>
+      <w:r>
+        <w:rPr>
+          <w:lang w:val="vi-VN"/>
+        </w:rPr>
+        <w:t>Đối với Nhân viên Quản lý: Hệ thống cho phép nắm toàn quyền kiểm soát và quản trị Danh mục hệ thống, bao gồm: Tài khoản, Nhân viên, Khách hàng, Món ăn, Khuyến mãi, sơ đồ vận hành bàn và tầng. Ngoài ra, còn cho phép khai thác dữ liệu thông qua chức năng Thống kê, giúp đưa ra các quyết định điều hành dựa trên các chỉ số thực tế.</w:t>
+      </w:r>
+    </w:p>
+    <w:p>
+      <w:pPr>
+        <w:pStyle w:val="Heading1"/>
+        <w:rPr>
+          <w:lang w:val="vi-VN"/>
+        </w:rPr>
+      </w:pPr>
+      <w:bookmarkStart w:id="1" w:name="_Toc217306602"/>
+      <w:r>
+        <w:rPr>
+          <w:lang w:val="vi-VN"/>
+        </w:rPr>
+        <w:t>Các chức năng chính</w:t>
+      </w:r>
+      <w:bookmarkEnd w:id="1"/>
+    </w:p>
+    <w:p>
+      <w:pPr>
+        <w:pStyle w:val="Heading2"/>
+        <w:rPr>
+          <w:lang w:val="vi-VN"/>
+        </w:rPr>
+      </w:pPr>
+      <w:bookmarkStart w:id="2" w:name="_Toc217306603"/>
+      <w:r>
+        <w:rPr>
+          <w:lang w:val="vi-VN"/>
+        </w:rPr>
+        <w:t xml:space="preserve">Đăng </w:t>
+      </w:r>
+      <w:bookmarkStart w:id="3" w:name="_GoBack"/>
+      <w:bookmarkEnd w:id="3"/>
+      <w:r>
+        <w:rPr>
+          <w:lang w:val="vi-VN"/>
+        </w:rPr>
+        <w:t>nhập và Kết ca</w:t>
+      </w:r>
+      <w:bookmarkEnd w:id="2"/>
+    </w:p>
+    <w:p>
+      <w:pPr>
+        <w:rPr>
+          <w:lang w:val="vi-VN"/>
+        </w:rPr>
+      </w:pPr>
+      <w:r>
+        <w:rPr>
+          <w:lang w:val="vi-VN"/>
+        </w:rPr>
+        <w:t>Mô tả: Hệ thống yêu cầu xác thực người dùng trước khi truy cập vào các chức năng nghiệp vụ</w:t>
+      </w:r>
+    </w:p>
+    <w:p>
+      <w:pPr>
+        <w:pStyle w:val="Heading3"/>
+        <w:rPr>
+          <w:lang w:val="vi-VN"/>
+        </w:rPr>
+      </w:pPr>
+      <w:bookmarkStart w:id="4" w:name="_Toc217306604"/>
+      <w:r>
+        <w:rPr>
+          <w:lang w:val="vi-VN"/>
+        </w:rPr>
+        <w:t>Đăng nhập</w:t>
+      </w:r>
+      <w:bookmarkEnd w:id="4"/>
+    </w:p>
+    <w:p>
+      <w:pPr>
+        <w:rPr>
+          <w:lang w:val="vi-VN"/>
+        </w:rPr>
+      </w:pPr>
+      <w:r>
+        <w:rPr>
+          <w:lang w:val="vi-VN"/>
+        </w:rPr>
+        <w:t>Bước 1: Truy cập vào ứng dụng, màn hình Giao diện Đăng nhập sẽ xuất hiện.</w:t>
+      </w:r>
+    </w:p>
+    <w:p>
+      <w:pPr>
+        <w:rPr>
+          <w:lang w:val="vi-VN"/>
+        </w:rPr>
+      </w:pPr>
+      <w:r>
+        <w:rPr>
+          <w:lang w:val="vi-VN"/>
+        </w:rPr>
+        <w:lastRenderedPageBreak/>
+        <w:t>Bước 2: Nhập đầy đủ Tên đăng nhập và Mật khẩu</w:t>
+      </w:r>
+    </w:p>
+    <w:p>
+      <w:pPr>
+        <w:rPr>
           <w:b/>
-          <w:sz w:val="28"/>
-          <w:szCs w:val="28"/>
+          <w:lang w:val="vi-VN"/>
         </w:rPr>
       </w:pPr>
       <w:r>
         <w:rPr>
-          <w:noProof/>
-          <w:lang w:val="vi-VN" w:eastAsia="vi-VN"/>
+          <w:b/>
+          <w:lang w:val="vi-VN"/>
         </w:rPr>
         <w:drawing>
-          <wp:anchor distT="0" distB="0" distL="114300" distR="114300" simplePos="0" relativeHeight="251658240" behindDoc="0" locked="0" layoutInCell="1" hidden="0" allowOverlap="1">
-            <wp:simplePos x="0" y="0"/>
-            <wp:positionH relativeFrom="column">
-              <wp:posOffset>1671955</wp:posOffset>
-            </wp:positionH>
-            <wp:positionV relativeFrom="paragraph">
-              <wp:posOffset>404407</wp:posOffset>
-            </wp:positionV>
-            <wp:extent cx="2389505" cy="996950"/>
-            <wp:effectExtent l="0" t="0" r="0" b="0"/>
-            <wp:wrapNone/>
-            <wp:docPr id="41" name="image1.jpg" descr="Standee main web"/>
-            <wp:cNvGraphicFramePr/>
+          <wp:inline distT="0" distB="0" distL="0" distR="0" wp14:anchorId="24F8A0EA" wp14:editId="7141F9E9">
+            <wp:extent cx="5733415" cy="4438015"/>
+            <wp:effectExtent l="0" t="0" r="635" b="635"/>
+            <wp:docPr id="51" name="Picture 51"/>
+            <wp:cNvGraphicFramePr>
+              <a:graphicFrameLocks xmlns:a="http://schemas.openxmlformats.org/drawingml/2006/main" noChangeAspect="1"/>
+            </wp:cNvGraphicFramePr>
             <a:graphic xmlns:a="http://schemas.openxmlformats.org/drawingml/2006/main">
               <a:graphicData uri="http://schemas.openxmlformats.org/drawingml/2006/picture">
                 <pic:pic xmlns:pic="http://schemas.openxmlformats.org/drawingml/2006/picture">
                   <pic:nvPicPr>
-                    <pic:cNvPr id="0" name="image1.jpg" descr="Standee main web"/>
-                    <pic:cNvPicPr preferRelativeResize="0"/>
+                    <pic:cNvPr id="1" name=""/>
+                    <pic:cNvPicPr/>
                   </pic:nvPicPr>
                   <pic:blipFill>
-                    <a:blip r:embed="rId9"/>
-                    <a:srcRect/>
+                    <a:blip r:embed="rId12"/>
                     <a:stretch>
                       <a:fillRect/>
                     </a:stretch>
@@ -68,337 +2570,1093 @@
                   <pic:spPr>
                     <a:xfrm>
                       <a:off x="0" y="0"/>
-                      <a:ext cx="2389505" cy="996950"/>
+                      <a:ext cx="5733415" cy="4438015"/>
                     </a:xfrm>
                     <a:prstGeom prst="rect">
                       <a:avLst/>
                     </a:prstGeom>
-                    <a:ln/>
                   </pic:spPr>
                 </pic:pic>
               </a:graphicData>
             </a:graphic>
-          </wp:anchor>
+          </wp:inline>
         </w:drawing>
       </w:r>
     </w:p>
     <w:p>
       <w:pPr>
-        <w:spacing w:before="240" w:after="120"/>
-        <w:jc w:val="center"/>
-        <w:rPr>
-          <w:rFonts w:eastAsia="Times New Roman" w:cs="Times New Roman"/>
-          <w:b/>
-          <w:sz w:val="40"/>
-          <w:szCs w:val="40"/>
-        </w:rPr>
-      </w:pPr>
-    </w:p>
-    <w:p>
-      <w:pPr>
-        <w:pBdr>
-          <w:top w:val="single" w:sz="6" w:space="6" w:color="4F81BD"/>
-          <w:bottom w:val="single" w:sz="6" w:space="6" w:color="4F81BD"/>
-        </w:pBdr>
-        <w:spacing w:after="120" w:line="240" w:lineRule="auto"/>
-        <w:jc w:val="center"/>
-        <w:rPr>
-          <w:rFonts w:eastAsia="Times New Roman" w:cs="Times New Roman"/>
-          <w:b/>
-          <w:smallCaps/>
-          <w:color w:val="000000"/>
-          <w:sz w:val="40"/>
-          <w:szCs w:val="40"/>
+        <w:rPr>
           <w:lang w:val="vi-VN"/>
         </w:rPr>
       </w:pPr>
       <w:r>
         <w:rPr>
-          <w:rFonts w:eastAsia="Times New Roman" w:cs="Times New Roman"/>
-          <w:b/>
-          <w:smallCaps/>
-          <w:color w:val="000000"/>
-          <w:sz w:val="40"/>
-          <w:szCs w:val="40"/>
-          <w:lang w:val="vi-VN"/>
-        </w:rPr>
-        <w:t>TÀI LIỆU HƯỚNG DẪN SỬ DỤNG</w:t>
+          <w:lang w:val="vi-VN"/>
+        </w:rPr>
+        <w:t>Bước 3: Nhấn Đăng nhập. Nếu nhập sai yêu cầu nhập lại</w:t>
       </w:r>
     </w:p>
     <w:p>
       <w:pPr>
-        <w:spacing w:before="240" w:after="120"/>
-        <w:jc w:val="center"/>
-        <w:rPr>
-          <w:rFonts w:eastAsia="Times New Roman" w:cs="Times New Roman"/>
-          <w:b/>
-          <w:sz w:val="40"/>
-          <w:szCs w:val="40"/>
-        </w:rPr>
-      </w:pPr>
-    </w:p>
-    <w:p>
-      <w:pPr>
-        <w:spacing w:before="240" w:after="120"/>
-        <w:rPr>
-          <w:rFonts w:eastAsia="Times New Roman" w:cs="Times New Roman"/>
-          <w:b/>
-          <w:sz w:val="32"/>
-          <w:szCs w:val="32"/>
-        </w:rPr>
-      </w:pPr>
-    </w:p>
-    <w:p>
-      <w:pPr>
-        <w:spacing w:before="240" w:after="120"/>
-        <w:jc w:val="center"/>
-        <w:rPr>
-          <w:rFonts w:eastAsia="Times New Roman" w:cs="Times New Roman"/>
-          <w:b/>
-          <w:sz w:val="32"/>
-          <w:szCs w:val="32"/>
+        <w:rPr>
           <w:lang w:val="vi-VN"/>
         </w:rPr>
       </w:pPr>
       <w:r>
         <w:rPr>
-          <w:rFonts w:eastAsia="Times New Roman" w:cs="Times New Roman"/>
-          <w:b/>
-          <w:sz w:val="32"/>
-          <w:szCs w:val="32"/>
-        </w:rPr>
-        <w:t xml:space="preserve">ĐỀ TÀI: </w:t>
-      </w:r>
-      <w:r>
-        <w:rPr>
-          <w:rFonts w:eastAsia="Times New Roman" w:cs="Times New Roman"/>
-          <w:b/>
-          <w:sz w:val="32"/>
-          <w:szCs w:val="32"/>
-          <w:lang w:val="vi-VN"/>
-        </w:rPr>
-        <w:t>HỆ THỐNG QUẢN LÝ ĐẶT BÀN NHÀ HÀNG THE FOUR RESTAURANT</w:t>
+          <w:lang w:val="vi-VN"/>
+        </w:rPr>
+        <w:t>Bước 4: Nhập số tiền đang có trong két và đăng nhập vào hệ thống thành công</w:t>
       </w:r>
     </w:p>
     <w:p>
       <w:pPr>
-        <w:spacing w:before="240" w:after="120"/>
-        <w:rPr>
-          <w:rFonts w:eastAsia="Times New Roman" w:cs="Times New Roman"/>
-          <w:b/>
-          <w:sz w:val="32"/>
-          <w:szCs w:val="32"/>
-        </w:rPr>
-      </w:pPr>
-    </w:p>
-    <w:p>
-      <w:pPr>
-        <w:spacing w:before="240" w:after="120"/>
-        <w:rPr>
-          <w:rFonts w:eastAsia="Times New Roman" w:cs="Times New Roman"/>
-          <w:b/>
-          <w:sz w:val="32"/>
-          <w:szCs w:val="32"/>
+        <w:rPr>
           <w:lang w:val="vi-VN"/>
         </w:rPr>
       </w:pPr>
       <w:r>
         <w:rPr>
-          <w:rFonts w:eastAsia="Times New Roman" w:cs="Times New Roman"/>
-          <w:b/>
-          <w:sz w:val="32"/>
-          <w:szCs w:val="32"/>
-        </w:rPr>
-        <w:t xml:space="preserve">GIÁO VIÊN HƯỚNG DẪN: </w:t>
-      </w:r>
-      <w:r>
-        <w:rPr>
-          <w:rFonts w:eastAsia="Times New Roman" w:cs="Times New Roman"/>
-          <w:b/>
-          <w:sz w:val="32"/>
-          <w:szCs w:val="32"/>
-          <w:lang w:val="vi-VN"/>
-        </w:rPr>
-        <w:t>PHẠM THANH HÙNG</w:t>
+          <w:lang w:val="vi-VN"/>
+        </w:rPr>
+        <w:lastRenderedPageBreak/>
+        <w:drawing>
+          <wp:inline distT="0" distB="0" distL="0" distR="0" wp14:anchorId="0B1D55BC" wp14:editId="7F6ECAF6">
+            <wp:extent cx="5733415" cy="4312285"/>
+            <wp:effectExtent l="0" t="0" r="635" b="0"/>
+            <wp:docPr id="52" name="Picture 52"/>
+            <wp:cNvGraphicFramePr>
+              <a:graphicFrameLocks xmlns:a="http://schemas.openxmlformats.org/drawingml/2006/main" noChangeAspect="1"/>
+            </wp:cNvGraphicFramePr>
+            <a:graphic xmlns:a="http://schemas.openxmlformats.org/drawingml/2006/main">
+              <a:graphicData uri="http://schemas.openxmlformats.org/drawingml/2006/picture">
+                <pic:pic xmlns:pic="http://schemas.openxmlformats.org/drawingml/2006/picture">
+                  <pic:nvPicPr>
+                    <pic:cNvPr id="1" name=""/>
+                    <pic:cNvPicPr/>
+                  </pic:nvPicPr>
+                  <pic:blipFill>
+                    <a:blip r:embed="rId13"/>
+                    <a:stretch>
+                      <a:fillRect/>
+                    </a:stretch>
+                  </pic:blipFill>
+                  <pic:spPr>
+                    <a:xfrm>
+                      <a:off x="0" y="0"/>
+                      <a:ext cx="5733415" cy="4312285"/>
+                    </a:xfrm>
+                    <a:prstGeom prst="rect">
+                      <a:avLst/>
+                    </a:prstGeom>
+                  </pic:spPr>
+                </pic:pic>
+              </a:graphicData>
+            </a:graphic>
+          </wp:inline>
+        </w:drawing>
       </w:r>
     </w:p>
     <w:p>
       <w:pPr>
-        <w:spacing w:before="240" w:after="120"/>
-        <w:rPr>
-          <w:rFonts w:eastAsia="Times New Roman" w:cs="Times New Roman"/>
-          <w:b/>
-          <w:sz w:val="32"/>
-          <w:szCs w:val="32"/>
-          <w:lang w:val="vi-VN"/>
-        </w:rPr>
-      </w:pPr>
+        <w:pStyle w:val="Heading3"/>
+        <w:rPr>
+          <w:lang w:val="vi-VN"/>
+        </w:rPr>
+      </w:pPr>
+      <w:bookmarkStart w:id="5" w:name="_Toc217306605"/>
       <w:r>
         <w:rPr>
-          <w:rFonts w:eastAsia="Times New Roman" w:cs="Times New Roman"/>
-          <w:b/>
-          <w:sz w:val="32"/>
-          <w:szCs w:val="32"/>
-        </w:rPr>
-        <w:t xml:space="preserve">NHÓM THỰC HIỆN: </w:t>
+          <w:lang w:val="vi-VN"/>
+        </w:rPr>
+        <w:t>Kết ca</w:t>
       </w:r>
+      <w:bookmarkEnd w:id="5"/>
+    </w:p>
+    <w:p>
+      <w:pPr>
+        <w:rPr>
+          <w:lang w:val="vi-VN"/>
+        </w:rPr>
+      </w:pPr>
       <w:r>
         <w:rPr>
-          <w:rFonts w:eastAsia="Times New Roman" w:cs="Times New Roman"/>
-          <w:b/>
-          <w:sz w:val="32"/>
-          <w:szCs w:val="32"/>
-          <w:lang w:val="vi-VN"/>
-        </w:rPr>
-        <w:t>NHÓM 1</w:t>
+          <w:lang w:val="vi-VN"/>
+        </w:rPr>
+        <w:t>Chức năng này được thực hiện khi kết thúc ca làm việc của Thu Ngân</w:t>
       </w:r>
     </w:p>
     <w:p>
       <w:pPr>
-        <w:spacing w:before="240" w:after="120"/>
-        <w:rPr>
-          <w:rFonts w:eastAsia="Times New Roman" w:cs="Times New Roman"/>
-          <w:b/>
-          <w:sz w:val="32"/>
-          <w:szCs w:val="32"/>
+        <w:rPr>
+          <w:lang w:val="vi-VN"/>
         </w:rPr>
       </w:pPr>
       <w:r>
         <w:rPr>
-          <w:rFonts w:eastAsia="Times New Roman" w:cs="Times New Roman"/>
-          <w:b/>
-          <w:sz w:val="32"/>
-          <w:szCs w:val="32"/>
-        </w:rPr>
-        <w:t xml:space="preserve"> </w:t>
+          <w:lang w:val="vi-VN"/>
+        </w:rPr>
+        <w:t>Bước 1: Chọn mục Kết ca ở tên tài khoả</w:t>
+      </w:r>
+      <w:r>
+        <w:rPr>
+          <w:lang w:val="vi-VN"/>
+        </w:rPr>
+        <w:t>n</w:t>
       </w:r>
     </w:p>
     <w:p>
       <w:pPr>
-        <w:spacing w:before="240" w:after="120"/>
-        <w:jc w:val="center"/>
-        <w:rPr>
-          <w:rFonts w:eastAsia="Times New Roman" w:cs="Times New Roman"/>
-          <w:b/>
-          <w:sz w:val="32"/>
-          <w:szCs w:val="32"/>
-        </w:rPr>
-      </w:pPr>
-    </w:p>
-    <w:p>
-      <w:pPr>
-        <w:spacing w:before="240" w:after="120"/>
-        <w:jc w:val="center"/>
-        <w:rPr>
-          <w:rFonts w:eastAsia="Times New Roman" w:cs="Times New Roman"/>
-          <w:b/>
-          <w:sz w:val="32"/>
-          <w:szCs w:val="32"/>
+        <w:rPr>
+          <w:lang w:val="vi-VN"/>
         </w:rPr>
       </w:pPr>
       <w:r>
         <w:rPr>
-          <w:rFonts w:eastAsia="Times New Roman" w:cs="Times New Roman"/>
-          <w:b/>
-          <w:sz w:val="32"/>
-          <w:szCs w:val="32"/>
-        </w:rPr>
-        <w:t xml:space="preserve"> </w:t>
+          <w:lang w:val="vi-VN"/>
+        </w:rPr>
+        <w:t>Bước 2: Hệ thống hiển thị thông tin của ca làm việc gồm: Tiền đầu ca, tiền cuối ca, số lượng hóa đơn đã thanh toán, số tiền mặt đã thu, số tiền chuyển khoản đã thu</w:t>
       </w:r>
     </w:p>
     <w:p>
       <w:pPr>
-        <w:spacing w:before="240" w:after="120"/>
-        <w:rPr>
-          <w:rFonts w:eastAsia="Times New Roman" w:cs="Times New Roman"/>
-          <w:b/>
-          <w:szCs w:val="26"/>
+        <w:rPr>
+          <w:lang w:val="vi-VN"/>
         </w:rPr>
       </w:pPr>
       <w:r>
         <w:rPr>
-          <w:rFonts w:eastAsia="Times New Roman" w:cs="Times New Roman"/>
-          <w:b/>
-          <w:szCs w:val="26"/>
-        </w:rPr>
-        <w:t xml:space="preserve"> </w:t>
+          <w:noProof/>
+          <w:lang w:val="vi-VN" w:eastAsia="vi-VN"/>
+        </w:rPr>
+        <w:drawing>
+          <wp:inline distT="0" distB="0" distL="0" distR="0" wp14:anchorId="586D2C03" wp14:editId="6F3E579D">
+            <wp:extent cx="5716905" cy="3220085"/>
+            <wp:effectExtent l="0" t="0" r="0" b="0"/>
+            <wp:docPr id="60" name="Picture 60"/>
+            <wp:cNvGraphicFramePr>
+              <a:graphicFrameLocks xmlns:a="http://schemas.openxmlformats.org/drawingml/2006/main" noChangeAspect="1"/>
+            </wp:cNvGraphicFramePr>
+            <a:graphic xmlns:a="http://schemas.openxmlformats.org/drawingml/2006/main">
+              <a:graphicData uri="http://schemas.openxmlformats.org/drawingml/2006/picture">
+                <pic:pic xmlns:pic="http://schemas.openxmlformats.org/drawingml/2006/picture">
+                  <pic:nvPicPr>
+                    <pic:cNvPr id="0" name="Picture 6"/>
+                    <pic:cNvPicPr>
+                      <a:picLocks noChangeAspect="1" noChangeArrowheads="1"/>
+                    </pic:cNvPicPr>
+                  </pic:nvPicPr>
+                  <pic:blipFill>
+                    <a:blip r:embed="rId14" cstate="print">
+                      <a:extLst>
+                        <a:ext uri="{28A0092B-C50C-407E-A947-70E740481C1C}">
+                          <a14:useLocalDpi xmlns:a14="http://schemas.microsoft.com/office/drawing/2010/main" val="0"/>
+                        </a:ext>
+                      </a:extLst>
+                    </a:blip>
+                    <a:srcRect/>
+                    <a:stretch>
+                      <a:fillRect/>
+                    </a:stretch>
+                  </pic:blipFill>
+                  <pic:spPr bwMode="auto">
+                    <a:xfrm>
+                      <a:off x="0" y="0"/>
+                      <a:ext cx="5716905" cy="3220085"/>
+                    </a:xfrm>
+                    <a:prstGeom prst="rect">
+                      <a:avLst/>
+                    </a:prstGeom>
+                    <a:noFill/>
+                    <a:ln>
+                      <a:noFill/>
+                    </a:ln>
+                  </pic:spPr>
+                </pic:pic>
+              </a:graphicData>
+            </a:graphic>
+          </wp:inline>
+        </w:drawing>
       </w:r>
     </w:p>
     <w:p>
       <w:pPr>
-        <w:spacing w:before="240" w:after="120"/>
-        <w:rPr>
-          <w:rFonts w:eastAsia="Times New Roman" w:cs="Times New Roman"/>
-          <w:b/>
-          <w:szCs w:val="26"/>
-        </w:rPr>
-      </w:pPr>
-    </w:p>
-    <w:p>
-      <w:pPr>
-        <w:spacing w:before="240" w:after="120"/>
-        <w:rPr>
-          <w:rFonts w:eastAsia="Times New Roman" w:cs="Times New Roman"/>
-          <w:b/>
-          <w:szCs w:val="26"/>
-        </w:rPr>
-      </w:pPr>
-    </w:p>
-    <w:p>
-      <w:pPr>
-        <w:rPr>
-          <w:rFonts w:eastAsia="Times New Roman" w:cs="Times New Roman"/>
-          <w:b/>
-          <w:szCs w:val="26"/>
-        </w:rPr>
-      </w:pPr>
-    </w:p>
-    <w:p>
-      <w:pPr>
-        <w:rPr>
-          <w:rFonts w:eastAsia="Times New Roman" w:cs="Times New Roman"/>
-          <w:b/>
-          <w:szCs w:val="26"/>
-        </w:rPr>
-      </w:pPr>
-    </w:p>
-    <w:p>
-      <w:pPr>
-        <w:spacing w:before="240" w:after="120"/>
-        <w:jc w:val="center"/>
-        <w:rPr>
-          <w:rFonts w:eastAsia="Times New Roman" w:cs="Times New Roman"/>
-          <w:b/>
-          <w:szCs w:val="26"/>
+        <w:rPr>
+          <w:lang w:val="vi-VN"/>
         </w:rPr>
       </w:pPr>
       <w:r>
         <w:rPr>
-          <w:rFonts w:eastAsia="Times New Roman" w:cs="Times New Roman"/>
-          <w:b/>
-          <w:szCs w:val="26"/>
+          <w:lang w:val="vi-VN"/>
         </w:rPr>
         <w:lastRenderedPageBreak/>
-        <w:t>DANH SÁCH NHÓM</w:t>
+        <w:t>Bước 3: Nhấn Kết ca</w:t>
       </w:r>
     </w:p>
     <w:p>
       <w:pPr>
-        <w:spacing w:before="240" w:after="120"/>
-        <w:rPr>
-          <w:rFonts w:eastAsia="Times New Roman" w:cs="Times New Roman"/>
-          <w:b/>
-          <w:szCs w:val="26"/>
-        </w:rPr>
-      </w:pPr>
+        <w:pStyle w:val="Heading2"/>
+        <w:rPr>
+          <w:lang w:val="vi-VN"/>
+        </w:rPr>
+      </w:pPr>
+      <w:bookmarkStart w:id="6" w:name="_Toc217306606"/>
       <w:r>
         <w:rPr>
-          <w:rFonts w:eastAsia="Times New Roman" w:cs="Times New Roman"/>
-          <w:b/>
-          <w:szCs w:val="26"/>
-        </w:rPr>
-        <w:t xml:space="preserve"> </w:t>
+          <w:lang w:val="vi-VN"/>
+        </w:rPr>
+        <w:t>Quản lý Món ăn</w:t>
       </w:r>
+      <w:bookmarkEnd w:id="6"/>
+    </w:p>
+    <w:p>
+      <w:pPr>
+        <w:pStyle w:val="Heading3"/>
+        <w:rPr>
+          <w:lang w:val="vi-VN"/>
+        </w:rPr>
+      </w:pPr>
+      <w:bookmarkStart w:id="7" w:name="_Toc217306607"/>
+      <w:r>
+        <w:rPr>
+          <w:lang w:val="vi-VN"/>
+        </w:rPr>
+        <w:t>Loại món ăn</w:t>
+      </w:r>
+      <w:bookmarkEnd w:id="7"/>
+    </w:p>
+    <w:p>
+      <w:pPr>
+        <w:rPr>
+          <w:lang w:val="vi-VN"/>
+        </w:rPr>
+      </w:pPr>
+      <w:r>
+        <w:rPr>
+          <w:lang w:val="vi-VN"/>
+        </w:rPr>
+        <w:t>Thêm loại món ă</w:t>
+      </w:r>
+      <w:r>
+        <w:rPr>
+          <w:lang w:val="vi-VN"/>
+        </w:rPr>
+        <w:t>n</w:t>
+      </w:r>
+    </w:p>
+    <w:p>
+      <w:pPr>
+        <w:rPr>
+          <w:lang w:val="vi-VN"/>
+        </w:rPr>
+      </w:pPr>
+      <w:r>
+        <w:rPr>
+          <w:lang w:val="vi-VN"/>
+        </w:rPr>
+        <w:t>Tùy chỉnh loạ</w:t>
+      </w:r>
+      <w:r>
+        <w:rPr>
+          <w:lang w:val="vi-VN"/>
+        </w:rPr>
+        <w:t>i món ăn</w:t>
+      </w:r>
+    </w:p>
+    <w:p>
+      <w:pPr>
+        <w:rPr>
+          <w:lang w:val="vi-VN"/>
+        </w:rPr>
+      </w:pPr>
+      <w:r>
+        <w:rPr>
+          <w:lang w:val="vi-VN"/>
+        </w:rPr>
+        <w:t>Xóa loại món ăn</w:t>
+      </w:r>
+    </w:p>
+    <w:p>
+      <w:pPr>
+        <w:pStyle w:val="Heading3"/>
+        <w:rPr>
+          <w:lang w:val="vi-VN"/>
+        </w:rPr>
+      </w:pPr>
+      <w:bookmarkStart w:id="8" w:name="_Toc217306608"/>
+      <w:r>
+        <w:rPr>
+          <w:lang w:val="vi-VN"/>
+        </w:rPr>
+        <w:t>Món ăn</w:t>
+      </w:r>
+      <w:bookmarkEnd w:id="8"/>
+    </w:p>
+    <w:p>
+      <w:pPr>
+        <w:rPr>
+          <w:lang w:val="vi-VN"/>
+        </w:rPr>
+      </w:pPr>
+      <w:r>
+        <w:rPr>
+          <w:lang w:val="vi-VN"/>
+        </w:rPr>
+        <w:t>Thêm</w:t>
+      </w:r>
+      <w:r>
+        <w:rPr>
+          <w:lang w:val="vi-VN"/>
+        </w:rPr>
+        <w:t xml:space="preserve"> món ăn</w:t>
+      </w:r>
+    </w:p>
+    <w:p>
+      <w:pPr>
+        <w:rPr>
+          <w:lang w:val="vi-VN"/>
+        </w:rPr>
+      </w:pPr>
+      <w:r>
+        <w:rPr>
+          <w:lang w:val="vi-VN"/>
+        </w:rPr>
+        <w:t>Tùy chỉnh</w:t>
+      </w:r>
+      <w:r>
+        <w:rPr>
+          <w:lang w:val="vi-VN"/>
+        </w:rPr>
+        <w:t xml:space="preserve"> món ăn</w:t>
+      </w:r>
+    </w:p>
+    <w:p>
+      <w:pPr>
+        <w:rPr>
+          <w:lang w:val="vi-VN"/>
+        </w:rPr>
+      </w:pPr>
+      <w:r>
+        <w:rPr>
+          <w:lang w:val="vi-VN"/>
+        </w:rPr>
+        <w:t>Xóa món ăn</w:t>
+      </w:r>
+    </w:p>
+    <w:p>
+      <w:pPr>
+        <w:rPr>
+          <w:lang w:val="vi-VN"/>
+        </w:rPr>
+      </w:pPr>
+      <w:r>
+        <w:rPr>
+          <w:lang w:val="vi-VN"/>
+        </w:rPr>
+        <w:t>Xem món ăn</w:t>
+      </w:r>
+    </w:p>
+    <w:p>
+      <w:pPr>
+        <w:pStyle w:val="Heading2"/>
+        <w:rPr>
+          <w:lang w:val="vi-VN"/>
+        </w:rPr>
+      </w:pPr>
+      <w:bookmarkStart w:id="9" w:name="_Toc217306609"/>
+      <w:r>
+        <w:rPr>
+          <w:lang w:val="vi-VN"/>
+        </w:rPr>
+        <w:t>Quản lý Khách hàng</w:t>
+      </w:r>
+      <w:bookmarkEnd w:id="9"/>
+    </w:p>
+    <w:p>
+      <w:pPr>
+        <w:rPr>
+          <w:lang w:val="vi-VN"/>
+        </w:rPr>
+      </w:pPr>
+      <w:r>
+        <w:rPr>
+          <w:lang w:val="vi-VN"/>
+        </w:rPr>
+        <w:t>Thêm khách hàng</w:t>
+      </w:r>
+    </w:p>
+    <w:p>
+      <w:pPr>
+        <w:rPr>
+          <w:lang w:val="vi-VN"/>
+        </w:rPr>
+      </w:pPr>
+      <w:r>
+        <w:rPr>
+          <w:lang w:val="vi-VN"/>
+        </w:rPr>
+        <w:t>Sửa thông tin khách hàng</w:t>
+      </w:r>
+    </w:p>
+    <w:p>
+      <w:pPr>
+        <w:rPr>
+          <w:lang w:val="vi-VN"/>
+        </w:rPr>
+      </w:pPr>
+      <w:r>
+        <w:rPr>
+          <w:lang w:val="vi-VN"/>
+        </w:rPr>
+        <w:t>Xóa thông tin khách hàng</w:t>
+      </w:r>
+    </w:p>
+    <w:p>
+      <w:pPr>
+        <w:rPr>
+          <w:lang w:val="vi-VN"/>
+        </w:rPr>
+      </w:pPr>
+      <w:r>
+        <w:rPr>
+          <w:lang w:val="vi-VN"/>
+        </w:rPr>
+        <w:t>Xem thông tin khách hàng</w:t>
+      </w:r>
+    </w:p>
+    <w:p>
+      <w:pPr>
+        <w:pStyle w:val="Heading2"/>
+        <w:rPr>
+          <w:lang w:val="vi-VN"/>
+        </w:rPr>
+      </w:pPr>
+      <w:bookmarkStart w:id="10" w:name="_Toc217306610"/>
+      <w:r>
+        <w:rPr>
+          <w:lang w:val="vi-VN"/>
+        </w:rPr>
+        <w:t>Quản lý Tài khoản</w:t>
+      </w:r>
+      <w:bookmarkEnd w:id="10"/>
+    </w:p>
+    <w:p>
+      <w:pPr>
+        <w:rPr>
+          <w:lang w:val="vi-VN"/>
+        </w:rPr>
+      </w:pPr>
+      <w:r>
+        <w:rPr>
+          <w:lang w:val="vi-VN"/>
+        </w:rPr>
+        <w:t>Thêm tài khoản</w:t>
+      </w:r>
+    </w:p>
+    <w:p>
+      <w:pPr>
+        <w:rPr>
+          <w:lang w:val="vi-VN"/>
+        </w:rPr>
+      </w:pPr>
+      <w:r>
+        <w:rPr>
+          <w:lang w:val="vi-VN"/>
+        </w:rPr>
+        <w:t>Chỉnh sửa thông tin tài khoản</w:t>
+      </w:r>
+    </w:p>
+    <w:p>
+      <w:pPr>
+        <w:pStyle w:val="Heading2"/>
+        <w:rPr>
+          <w:lang w:val="vi-VN"/>
+        </w:rPr>
+      </w:pPr>
+      <w:bookmarkStart w:id="11" w:name="_Toc217306611"/>
+      <w:r>
+        <w:rPr>
+          <w:lang w:val="vi-VN"/>
+        </w:rPr>
+        <w:t>Quản lý Khuyến Mãi</w:t>
+      </w:r>
+      <w:bookmarkEnd w:id="11"/>
+    </w:p>
+    <w:p>
+      <w:pPr>
+        <w:rPr>
+          <w:lang w:val="vi-VN"/>
+        </w:rPr>
+      </w:pPr>
+      <w:r>
+        <w:rPr>
+          <w:lang w:val="vi-VN"/>
+        </w:rPr>
+        <w:t>Tạo khuyến mãi</w:t>
+      </w:r>
+    </w:p>
+    <w:p>
+      <w:pPr>
+        <w:rPr>
+          <w:lang w:val="vi-VN"/>
+        </w:rPr>
+      </w:pPr>
+      <w:r>
+        <w:rPr>
+          <w:lang w:val="vi-VN"/>
+        </w:rPr>
+        <w:t>Sửa khuyến mãi</w:t>
+      </w:r>
+    </w:p>
+    <w:p>
+      <w:pPr>
+        <w:rPr>
+          <w:lang w:val="vi-VN"/>
+        </w:rPr>
+      </w:pPr>
+      <w:r>
+        <w:rPr>
+          <w:lang w:val="vi-VN"/>
+        </w:rPr>
+        <w:t>Xóa khuyến mãi</w:t>
+      </w:r>
+    </w:p>
+    <w:p>
+      <w:pPr>
+        <w:rPr>
+          <w:lang w:val="vi-VN"/>
+        </w:rPr>
+      </w:pPr>
+      <w:r>
+        <w:rPr>
+          <w:lang w:val="vi-VN"/>
+        </w:rPr>
+        <w:t>Xem khuyến mãi</w:t>
+      </w:r>
+    </w:p>
+    <w:p>
+      <w:pPr>
+        <w:pStyle w:val="Heading2"/>
+        <w:rPr>
+          <w:lang w:val="vi-VN"/>
+        </w:rPr>
+      </w:pPr>
+      <w:bookmarkStart w:id="12" w:name="_Toc217306612"/>
+      <w:r>
+        <w:rPr>
+          <w:lang w:val="vi-VN"/>
+        </w:rPr>
+        <w:t>Quản lý Thực đơn</w:t>
+      </w:r>
+      <w:bookmarkEnd w:id="12"/>
+    </w:p>
+    <w:p>
+      <w:pPr>
+        <w:rPr>
+          <w:lang w:val="vi-VN"/>
+        </w:rPr>
+      </w:pPr>
+      <w:r>
+        <w:rPr>
+          <w:lang w:val="vi-VN"/>
+        </w:rPr>
+        <w:t>Thực đơn là tập hợp các món ăn được phục vụ giúp gọi món nhanh hơn</w:t>
+      </w:r>
+    </w:p>
+    <w:p>
+      <w:pPr>
+        <w:rPr>
+          <w:lang w:val="vi-VN"/>
+        </w:rPr>
+      </w:pPr>
+      <w:r>
+        <w:rPr>
+          <w:lang w:val="vi-VN"/>
+        </w:rPr>
+        <w:t>Tạo thực đơn</w:t>
+      </w:r>
+    </w:p>
+    <w:p>
+      <w:pPr>
+        <w:pStyle w:val="Heading2"/>
+        <w:rPr>
+          <w:lang w:val="vi-VN"/>
+        </w:rPr>
+      </w:pPr>
+      <w:bookmarkStart w:id="13" w:name="_Toc217306613"/>
+      <w:r>
+        <w:rPr>
+          <w:lang w:val="vi-VN"/>
+        </w:rPr>
+        <w:t>Quản lý Tầng và Bàn</w:t>
+      </w:r>
+      <w:bookmarkEnd w:id="13"/>
+    </w:p>
+    <w:p>
+      <w:pPr>
+        <w:rPr>
+          <w:lang w:val="vi-VN"/>
+        </w:rPr>
+      </w:pPr>
+      <w:r>
+        <w:rPr>
+          <w:lang w:val="vi-VN"/>
+        </w:rPr>
+        <w:t>Thêm tầng và bàn</w:t>
+      </w:r>
+    </w:p>
+    <w:p>
+      <w:pPr>
+        <w:rPr>
+          <w:lang w:val="vi-VN"/>
+        </w:rPr>
+      </w:pPr>
+      <w:r>
+        <w:rPr>
+          <w:lang w:val="vi-VN"/>
+        </w:rPr>
+        <w:t>Chỉnh sửa bàn</w:t>
+      </w:r>
+    </w:p>
+    <w:p>
+      <w:pPr>
+        <w:pStyle w:val="Heading2"/>
+        <w:rPr>
+          <w:lang w:val="vi-VN"/>
+        </w:rPr>
+      </w:pPr>
+      <w:bookmarkStart w:id="14" w:name="_Toc217306614"/>
+      <w:r>
+        <w:rPr>
+          <w:lang w:val="vi-VN"/>
+        </w:rPr>
+        <w:lastRenderedPageBreak/>
+        <w:t>Đặt bàn</w:t>
+      </w:r>
+      <w:bookmarkEnd w:id="14"/>
+    </w:p>
+    <w:p>
+      <w:pPr>
+        <w:pStyle w:val="Heading2"/>
+        <w:rPr>
+          <w:lang w:val="vi-VN"/>
+        </w:rPr>
+      </w:pPr>
+      <w:bookmarkStart w:id="15" w:name="_Toc217306615"/>
+      <w:r>
+        <w:rPr>
+          <w:lang w:val="vi-VN"/>
+        </w:rPr>
+        <w:t>Gọi món</w:t>
+      </w:r>
+      <w:bookmarkEnd w:id="15"/>
+    </w:p>
+    <w:p>
+      <w:pPr>
+        <w:pStyle w:val="Heading2"/>
+        <w:rPr>
+          <w:lang w:val="vi-VN"/>
+        </w:rPr>
+      </w:pPr>
+      <w:bookmarkStart w:id="16" w:name="_Toc217306616"/>
+      <w:r>
+        <w:rPr>
+          <w:lang w:val="vi-VN"/>
+        </w:rPr>
+        <w:t>Thanh toán và Xuất hóa đơn</w:t>
+      </w:r>
+      <w:bookmarkEnd w:id="16"/>
+    </w:p>
+    <w:p>
+      <w:pPr>
+        <w:pStyle w:val="Heading2"/>
+        <w:rPr>
+          <w:lang w:val="vi-VN"/>
+        </w:rPr>
+      </w:pPr>
+      <w:bookmarkStart w:id="17" w:name="_Toc217306617"/>
+      <w:r>
+        <w:rPr>
+          <w:lang w:val="vi-VN"/>
+        </w:rPr>
+        <w:t>Thống kê báo cáo</w:t>
+      </w:r>
+      <w:bookmarkEnd w:id="17"/>
+    </w:p>
+    <w:p>
+      <w:pPr>
+        <w:rPr>
+          <w:lang w:val="vi-VN"/>
+        </w:rPr>
+      </w:pPr>
+      <w:r>
+        <w:rPr>
+          <w:noProof/>
+          <w:lang w:val="vi-VN" w:eastAsia="vi-VN"/>
+        </w:rPr>
+        <w:drawing>
+          <wp:inline distT="0" distB="0" distL="0" distR="0" wp14:anchorId="45B40AC9" wp14:editId="270E9876">
+            <wp:extent cx="5724525" cy="3219450"/>
+            <wp:effectExtent l="0" t="0" r="9525" b="0"/>
+            <wp:docPr id="53" name="Picture 53"/>
+            <wp:cNvGraphicFramePr>
+              <a:graphicFrameLocks xmlns:a="http://schemas.openxmlformats.org/drawingml/2006/main" noChangeAspect="1"/>
+            </wp:cNvGraphicFramePr>
+            <a:graphic xmlns:a="http://schemas.openxmlformats.org/drawingml/2006/main">
+              <a:graphicData uri="http://schemas.openxmlformats.org/drawingml/2006/picture">
+                <pic:pic xmlns:pic="http://schemas.openxmlformats.org/drawingml/2006/picture">
+                  <pic:nvPicPr>
+                    <pic:cNvPr id="0" name="Picture 1"/>
+                    <pic:cNvPicPr>
+                      <a:picLocks noChangeAspect="1" noChangeArrowheads="1"/>
+                    </pic:cNvPicPr>
+                  </pic:nvPicPr>
+                  <pic:blipFill>
+                    <a:blip r:embed="rId15" cstate="print">
+                      <a:extLst>
+                        <a:ext uri="{28A0092B-C50C-407E-A947-70E740481C1C}">
+                          <a14:useLocalDpi xmlns:a14="http://schemas.microsoft.com/office/drawing/2010/main" val="0"/>
+                        </a:ext>
+                      </a:extLst>
+                    </a:blip>
+                    <a:srcRect/>
+                    <a:stretch>
+                      <a:fillRect/>
+                    </a:stretch>
+                  </pic:blipFill>
+                  <pic:spPr bwMode="auto">
+                    <a:xfrm>
+                      <a:off x="0" y="0"/>
+                      <a:ext cx="5724525" cy="3219450"/>
+                    </a:xfrm>
+                    <a:prstGeom prst="rect">
+                      <a:avLst/>
+                    </a:prstGeom>
+                    <a:noFill/>
+                    <a:ln>
+                      <a:noFill/>
+                    </a:ln>
+                  </pic:spPr>
+                </pic:pic>
+              </a:graphicData>
+            </a:graphic>
+          </wp:inline>
+        </w:drawing>
+      </w:r>
+    </w:p>
+    <w:p>
+      <w:pPr>
+        <w:rPr>
+          <w:lang w:val="vi-VN"/>
+        </w:rPr>
+      </w:pPr>
+      <w:r>
+        <w:rPr>
+          <w:lang w:val="vi-VN"/>
+        </w:rPr>
+        <w:t xml:space="preserve">Mục tổng quan: </w:t>
+      </w:r>
+    </w:p>
+    <w:p>
+      <w:pPr>
+        <w:rPr>
+          <w:lang w:val="vi-VN"/>
+        </w:rPr>
+      </w:pPr>
+      <w:r>
+        <w:rPr>
+          <w:noProof/>
+          <w:lang w:val="vi-VN" w:eastAsia="vi-VN"/>
+        </w:rPr>
+        <w:drawing>
+          <wp:inline distT="0" distB="0" distL="0" distR="0" wp14:anchorId="75FBBFBB" wp14:editId="55F7531B">
+            <wp:extent cx="5724525" cy="3219450"/>
+            <wp:effectExtent l="0" t="0" r="9525" b="0"/>
+            <wp:docPr id="54" name="Picture 54"/>
+            <wp:cNvGraphicFramePr>
+              <a:graphicFrameLocks xmlns:a="http://schemas.openxmlformats.org/drawingml/2006/main" noChangeAspect="1"/>
+            </wp:cNvGraphicFramePr>
+            <a:graphic xmlns:a="http://schemas.openxmlformats.org/drawingml/2006/main">
+              <a:graphicData uri="http://schemas.openxmlformats.org/drawingml/2006/picture">
+                <pic:pic xmlns:pic="http://schemas.openxmlformats.org/drawingml/2006/picture">
+                  <pic:nvPicPr>
+                    <pic:cNvPr id="0" name="Picture 2"/>
+                    <pic:cNvPicPr>
+                      <a:picLocks noChangeAspect="1" noChangeArrowheads="1"/>
+                    </pic:cNvPicPr>
+                  </pic:nvPicPr>
+                  <pic:blipFill>
+                    <a:blip r:embed="rId16" cstate="print">
+                      <a:extLst>
+                        <a:ext uri="{28A0092B-C50C-407E-A947-70E740481C1C}">
+                          <a14:useLocalDpi xmlns:a14="http://schemas.microsoft.com/office/drawing/2010/main" val="0"/>
+                        </a:ext>
+                      </a:extLst>
+                    </a:blip>
+                    <a:srcRect/>
+                    <a:stretch>
+                      <a:fillRect/>
+                    </a:stretch>
+                  </pic:blipFill>
+                  <pic:spPr bwMode="auto">
+                    <a:xfrm>
+                      <a:off x="0" y="0"/>
+                      <a:ext cx="5724525" cy="3219450"/>
+                    </a:xfrm>
+                    <a:prstGeom prst="rect">
+                      <a:avLst/>
+                    </a:prstGeom>
+                    <a:noFill/>
+                    <a:ln>
+                      <a:noFill/>
+                    </a:ln>
+                  </pic:spPr>
+                </pic:pic>
+              </a:graphicData>
+            </a:graphic>
+          </wp:inline>
+        </w:drawing>
+      </w:r>
+    </w:p>
+    <w:p>
+      <w:pPr>
+        <w:rPr>
+          <w:lang w:val="vi-VN"/>
+        </w:rPr>
+      </w:pPr>
+      <w:r>
+        <w:rPr>
+          <w:lang w:val="vi-VN"/>
+        </w:rPr>
+        <w:t>Mục Doanh Thu: Đây là mục để thống kê chi tiết cá nhân hóa theo người dùng</w:t>
+      </w:r>
+    </w:p>
+    <w:p>
+      <w:pPr>
+        <w:rPr>
+          <w:lang w:val="vi-VN"/>
+        </w:rPr>
+      </w:pPr>
+      <w:r>
+        <w:rPr>
+          <w:noProof/>
+          <w:lang w:val="vi-VN" w:eastAsia="vi-VN"/>
+        </w:rPr>
+        <w:lastRenderedPageBreak/>
+        <w:drawing>
+          <wp:inline distT="0" distB="0" distL="0" distR="0" wp14:anchorId="0C3C1B7D" wp14:editId="78F7345E">
+            <wp:extent cx="5725160" cy="3148965"/>
+            <wp:effectExtent l="0" t="0" r="8890" b="0"/>
+            <wp:docPr id="56" name="Picture 56"/>
+            <wp:cNvGraphicFramePr>
+              <a:graphicFrameLocks xmlns:a="http://schemas.openxmlformats.org/drawingml/2006/main" noChangeAspect="1"/>
+            </wp:cNvGraphicFramePr>
+            <a:graphic xmlns:a="http://schemas.openxmlformats.org/drawingml/2006/main">
+              <a:graphicData uri="http://schemas.openxmlformats.org/drawingml/2006/picture">
+                <pic:pic xmlns:pic="http://schemas.openxmlformats.org/drawingml/2006/picture">
+                  <pic:nvPicPr>
+                    <pic:cNvPr id="0" name="Picture 3"/>
+                    <pic:cNvPicPr>
+                      <a:picLocks noChangeAspect="1" noChangeArrowheads="1"/>
+                    </pic:cNvPicPr>
+                  </pic:nvPicPr>
+                  <pic:blipFill>
+                    <a:blip r:embed="rId17" cstate="print">
+                      <a:extLst>
+                        <a:ext uri="{28A0092B-C50C-407E-A947-70E740481C1C}">
+                          <a14:useLocalDpi xmlns:a14="http://schemas.microsoft.com/office/drawing/2010/main" val="0"/>
+                        </a:ext>
+                      </a:extLst>
+                    </a:blip>
+                    <a:srcRect/>
+                    <a:stretch>
+                      <a:fillRect/>
+                    </a:stretch>
+                  </pic:blipFill>
+                  <pic:spPr bwMode="auto">
+                    <a:xfrm>
+                      <a:off x="0" y="0"/>
+                      <a:ext cx="5725160" cy="3148965"/>
+                    </a:xfrm>
+                    <a:prstGeom prst="rect">
+                      <a:avLst/>
+                    </a:prstGeom>
+                    <a:noFill/>
+                    <a:ln>
+                      <a:noFill/>
+                    </a:ln>
+                  </pic:spPr>
+                </pic:pic>
+              </a:graphicData>
+            </a:graphic>
+          </wp:inline>
+        </w:drawing>
+      </w:r>
+    </w:p>
+    <w:p>
+      <w:pPr>
+        <w:rPr>
+          <w:lang w:val="vi-VN"/>
+        </w:rPr>
+      </w:pPr>
+      <w:r>
+        <w:rPr>
+          <w:lang w:val="vi-VN"/>
+        </w:rPr>
+        <w:t>Mục Khách hàng</w:t>
+      </w:r>
+    </w:p>
+    <w:p>
+      <w:pPr>
+        <w:rPr>
+          <w:lang w:val="vi-VN"/>
+        </w:rPr>
+      </w:pPr>
+      <w:r>
+        <w:rPr>
+          <w:noProof/>
+          <w:lang w:val="vi-VN" w:eastAsia="vi-VN"/>
+        </w:rPr>
+        <w:drawing>
+          <wp:inline distT="0" distB="0" distL="0" distR="0" wp14:anchorId="3EA0EF90" wp14:editId="3F133311">
+            <wp:extent cx="5725160" cy="3148965"/>
+            <wp:effectExtent l="0" t="0" r="8890" b="0"/>
+            <wp:docPr id="57" name="Picture 57"/>
+            <wp:cNvGraphicFramePr>
+              <a:graphicFrameLocks xmlns:a="http://schemas.openxmlformats.org/drawingml/2006/main" noChangeAspect="1"/>
+            </wp:cNvGraphicFramePr>
+            <a:graphic xmlns:a="http://schemas.openxmlformats.org/drawingml/2006/main">
+              <a:graphicData uri="http://schemas.openxmlformats.org/drawingml/2006/picture">
+                <pic:pic xmlns:pic="http://schemas.openxmlformats.org/drawingml/2006/picture">
+                  <pic:nvPicPr>
+                    <pic:cNvPr id="0" name="Picture 4"/>
+                    <pic:cNvPicPr>
+                      <a:picLocks noChangeAspect="1" noChangeArrowheads="1"/>
+                    </pic:cNvPicPr>
+                  </pic:nvPicPr>
+                  <pic:blipFill>
+                    <a:blip r:embed="rId18" cstate="print">
+                      <a:extLst>
+                        <a:ext uri="{28A0092B-C50C-407E-A947-70E740481C1C}">
+                          <a14:useLocalDpi xmlns:a14="http://schemas.microsoft.com/office/drawing/2010/main" val="0"/>
+                        </a:ext>
+                      </a:extLst>
+                    </a:blip>
+                    <a:srcRect/>
+                    <a:stretch>
+                      <a:fillRect/>
+                    </a:stretch>
+                  </pic:blipFill>
+                  <pic:spPr bwMode="auto">
+                    <a:xfrm>
+                      <a:off x="0" y="0"/>
+                      <a:ext cx="5725160" cy="3148965"/>
+                    </a:xfrm>
+                    <a:prstGeom prst="rect">
+                      <a:avLst/>
+                    </a:prstGeom>
+                    <a:noFill/>
+                    <a:ln>
+                      <a:noFill/>
+                    </a:ln>
+                  </pic:spPr>
+                </pic:pic>
+              </a:graphicData>
+            </a:graphic>
+          </wp:inline>
+        </w:drawing>
+      </w:r>
+    </w:p>
+    <w:p>
+      <w:pPr>
+        <w:rPr>
+          <w:lang w:val="vi-VN"/>
+        </w:rPr>
+      </w:pPr>
+      <w:r>
+        <w:rPr>
+          <w:lang w:val="vi-VN"/>
+        </w:rPr>
+        <w:t>Mục Nhân viên</w:t>
+      </w:r>
+    </w:p>
+    <w:p>
+      <w:pPr>
+        <w:rPr>
+          <w:lang w:val="vi-VN"/>
+        </w:rPr>
+      </w:pPr>
+      <w:r>
+        <w:rPr>
+          <w:noProof/>
+          <w:lang w:val="vi-VN" w:eastAsia="vi-VN"/>
+        </w:rPr>
+        <w:lastRenderedPageBreak/>
+        <w:drawing>
+          <wp:inline distT="0" distB="0" distL="0" distR="0" wp14:anchorId="5E9ADF27" wp14:editId="766FBC0C">
+            <wp:extent cx="5725160" cy="3148965"/>
+            <wp:effectExtent l="0" t="0" r="8890" b="0"/>
+            <wp:docPr id="59" name="Picture 59"/>
+            <wp:cNvGraphicFramePr>
+              <a:graphicFrameLocks xmlns:a="http://schemas.openxmlformats.org/drawingml/2006/main" noChangeAspect="1"/>
+            </wp:cNvGraphicFramePr>
+            <a:graphic xmlns:a="http://schemas.openxmlformats.org/drawingml/2006/main">
+              <a:graphicData uri="http://schemas.openxmlformats.org/drawingml/2006/picture">
+                <pic:pic xmlns:pic="http://schemas.openxmlformats.org/drawingml/2006/picture">
+                  <pic:nvPicPr>
+                    <pic:cNvPr id="0" name="Picture 5"/>
+                    <pic:cNvPicPr>
+                      <a:picLocks noChangeAspect="1" noChangeArrowheads="1"/>
+                    </pic:cNvPicPr>
+                  </pic:nvPicPr>
+                  <pic:blipFill>
+                    <a:blip r:embed="rId19" cstate="print">
+                      <a:extLst>
+                        <a:ext uri="{28A0092B-C50C-407E-A947-70E740481C1C}">
+                          <a14:useLocalDpi xmlns:a14="http://schemas.microsoft.com/office/drawing/2010/main" val="0"/>
+                        </a:ext>
+                      </a:extLst>
+                    </a:blip>
+                    <a:srcRect/>
+                    <a:stretch>
+                      <a:fillRect/>
+                    </a:stretch>
+                  </pic:blipFill>
+                  <pic:spPr bwMode="auto">
+                    <a:xfrm>
+                      <a:off x="0" y="0"/>
+                      <a:ext cx="5725160" cy="3148965"/>
+                    </a:xfrm>
+                    <a:prstGeom prst="rect">
+                      <a:avLst/>
+                    </a:prstGeom>
+                    <a:noFill/>
+                    <a:ln>
+                      <a:noFill/>
+                    </a:ln>
+                  </pic:spPr>
+                </pic:pic>
+              </a:graphicData>
+            </a:graphic>
+          </wp:inline>
+        </w:drawing>
+      </w:r>
+    </w:p>
+    <w:p>
+      <w:pPr>
+        <w:pStyle w:val="Heading1"/>
+        <w:rPr>
+          <w:lang w:val="vi-VN"/>
+        </w:rPr>
+      </w:pPr>
+      <w:bookmarkStart w:id="18" w:name="_Toc217306618"/>
+      <w:r>
+        <w:rPr>
+          <w:lang w:val="vi-VN"/>
+        </w:rPr>
+        <w:t>Thông tin liên hệ</w:t>
+      </w:r>
+      <w:bookmarkEnd w:id="18"/>
     </w:p>
     <w:tbl>
       <w:tblPr>
@@ -560,7 +3818,7 @@
                 <w:lang w:val="vi-VN"/>
               </w:rPr>
             </w:pPr>
-            <w:hyperlink r:id="rId10" w:history="1">
+            <w:hyperlink r:id="rId20" w:history="1">
               <w:r>
                 <w:rPr>
                   <w:rStyle w:val="Hyperlink"/>
@@ -628,7 +3886,7 @@
             <w:pPr>
               <w:pStyle w:val="Caption"/>
             </w:pPr>
-            <w:hyperlink r:id="rId11" w:history="1">
+            <w:hyperlink r:id="rId21" w:history="1">
               <w:r>
                 <w:rPr>
                   <w:rStyle w:val="Hyperlink"/>
@@ -671,13 +3929,7 @@
               <w:rPr>
                 <w:lang w:val="vi-VN"/>
               </w:rPr>
-              <w:t xml:space="preserve">Nguyễn </w:t>
-            </w:r>
-            <w:r>
-              <w:rPr>
-                <w:lang w:val="vi-VN"/>
-              </w:rPr>
-              <w:t>Hửu</w:t>
+              <w:t>Nguyễn Hửu</w:t>
             </w:r>
           </w:p>
         </w:tc>
@@ -780,2338 +4032,20 @@
     </w:tbl>
     <w:p>
       <w:pPr>
-        <w:spacing w:before="240" w:after="120"/>
-        <w:rPr>
-          <w:rFonts w:eastAsia="Times New Roman" w:cs="Times New Roman"/>
-          <w:b/>
-          <w:szCs w:val="26"/>
-        </w:rPr>
-      </w:pPr>
-    </w:p>
-    <w:p>
-      <w:pPr>
-        <w:spacing w:before="240" w:after="120"/>
-        <w:rPr>
-          <w:rFonts w:eastAsia="Times New Roman" w:cs="Times New Roman"/>
-          <w:b/>
-          <w:szCs w:val="26"/>
-        </w:rPr>
-      </w:pPr>
-      <w:r>
-        <w:rPr>
-          <w:rFonts w:eastAsia="Times New Roman" w:cs="Times New Roman"/>
-          <w:b/>
-          <w:szCs w:val="26"/>
-        </w:rPr>
-        <w:t xml:space="preserve"> </w:t>
-      </w:r>
-    </w:p>
-    <w:p>
-      <w:pPr>
-        <w:rPr>
-          <w:rFonts w:eastAsia="Times New Roman" w:cs="Times New Roman"/>
-          <w:b/>
-          <w:szCs w:val="26"/>
-        </w:rPr>
-      </w:pPr>
-    </w:p>
-    <w:p>
-      <w:pPr>
-        <w:spacing w:before="240" w:after="240"/>
-        <w:rPr>
-          <w:rFonts w:eastAsia="Times New Roman" w:cs="Times New Roman"/>
-          <w:b/>
-          <w:szCs w:val="26"/>
-        </w:rPr>
-      </w:pPr>
-    </w:p>
-    <w:p>
-      <w:pPr>
-        <w:spacing w:before="240" w:after="240"/>
-        <w:rPr>
-          <w:rFonts w:eastAsia="Times New Roman" w:cs="Times New Roman"/>
-          <w:b/>
-          <w:szCs w:val="26"/>
-        </w:rPr>
-      </w:pPr>
-    </w:p>
-    <w:p>
-      <w:pPr>
-        <w:spacing w:before="240" w:after="240"/>
-        <w:rPr>
-          <w:rFonts w:eastAsia="Times New Roman" w:cs="Times New Roman"/>
-          <w:b/>
-          <w:szCs w:val="26"/>
-        </w:rPr>
-      </w:pPr>
-    </w:p>
-    <w:p>
-      <w:pPr>
-        <w:spacing w:before="240" w:after="240"/>
-        <w:rPr>
-          <w:rFonts w:eastAsia="Times New Roman" w:cs="Times New Roman"/>
-          <w:b/>
-          <w:szCs w:val="26"/>
-        </w:rPr>
-      </w:pPr>
-    </w:p>
-    <w:p>
-      <w:pPr>
-        <w:spacing w:before="240" w:after="240"/>
-        <w:rPr>
-          <w:rFonts w:eastAsia="Times New Roman" w:cs="Times New Roman"/>
-          <w:b/>
-          <w:szCs w:val="26"/>
-        </w:rPr>
-      </w:pPr>
-    </w:p>
-    <w:p>
-      <w:pPr>
-        <w:spacing w:before="240" w:after="240"/>
-        <w:rPr>
-          <w:rFonts w:eastAsia="Times New Roman" w:cs="Times New Roman"/>
-          <w:b/>
-          <w:szCs w:val="26"/>
-        </w:rPr>
-      </w:pPr>
-    </w:p>
-    <w:p>
-      <w:pPr>
-        <w:spacing w:before="240" w:after="240"/>
-        <w:rPr>
-          <w:rFonts w:eastAsia="Times New Roman" w:cs="Times New Roman"/>
-          <w:b/>
-          <w:szCs w:val="26"/>
-        </w:rPr>
-      </w:pPr>
-    </w:p>
-    <w:p>
-      <w:pPr>
-        <w:spacing w:before="240" w:after="240"/>
-        <w:rPr>
-          <w:rFonts w:eastAsia="Times New Roman" w:cs="Times New Roman"/>
-          <w:b/>
-          <w:szCs w:val="26"/>
-        </w:rPr>
-      </w:pPr>
-    </w:p>
-    <w:p>
-      <w:pPr>
-        <w:spacing w:before="240" w:after="240"/>
-        <w:rPr>
-          <w:rFonts w:eastAsia="Times New Roman" w:cs="Times New Roman"/>
-          <w:b/>
-          <w:szCs w:val="26"/>
-        </w:rPr>
-      </w:pPr>
-    </w:p>
-    <w:p>
-      <w:pPr>
         <w:ind w:firstLine="0"/>
         <w:rPr>
-          <w:rFonts w:eastAsia="Times New Roman" w:cs="Times New Roman"/>
-          <w:b/>
-          <w:szCs w:val="26"/>
-        </w:rPr>
-      </w:pPr>
-    </w:p>
-    <w:p>
-      <w:pPr>
-        <w:ind w:firstLine="0"/>
-        <w:rPr>
-          <w:rFonts w:eastAsia="Times New Roman" w:cs="Times New Roman"/>
-          <w:b/>
-          <w:szCs w:val="26"/>
-        </w:rPr>
-      </w:pPr>
-    </w:p>
-    <w:p>
-      <w:pPr>
-        <w:keepNext/>
-        <w:keepLines/>
-        <w:pBdr>
-          <w:top w:val="nil"/>
-          <w:left w:val="nil"/>
-          <w:bottom w:val="nil"/>
-          <w:right w:val="nil"/>
-          <w:between w:val="nil"/>
-        </w:pBdr>
-        <w:spacing w:before="240" w:after="240" w:line="259" w:lineRule="auto"/>
-        <w:jc w:val="center"/>
-        <w:rPr>
-          <w:rFonts w:eastAsia="Times New Roman" w:cs="Times New Roman"/>
-          <w:b/>
-          <w:color w:val="000000"/>
-          <w:szCs w:val="26"/>
-        </w:rPr>
-      </w:pPr>
-      <w:r>
-        <w:rPr>
-          <w:rFonts w:eastAsia="Times New Roman" w:cs="Times New Roman"/>
-          <w:b/>
-          <w:color w:val="000000"/>
-          <w:szCs w:val="26"/>
-        </w:rPr>
-        <w:lastRenderedPageBreak/>
-        <w:t>MỤC LỤC</w:t>
-      </w:r>
-    </w:p>
-    <w:sdt>
-      <w:sdtPr>
-        <w:id w:val="910731844"/>
-        <w:docPartObj>
-          <w:docPartGallery w:val="Table of Contents"/>
-          <w:docPartUnique/>
-        </w:docPartObj>
-      </w:sdtPr>
-      <w:sdtEndPr>
-        <w:rPr>
-          <w:b/>
-          <w:bCs/>
-          <w:noProof/>
-        </w:rPr>
-      </w:sdtEndPr>
-      <w:sdtContent>
-        <w:p>
-          <w:pPr>
-            <w:rPr>
-              <w:rFonts w:cs="Times New Roman"/>
-              <w:szCs w:val="26"/>
-            </w:rPr>
-          </w:pPr>
-        </w:p>
-        <w:p>
-          <w:pPr>
-            <w:pStyle w:val="TOC1"/>
-            <w:tabs>
-              <w:tab w:val="left" w:pos="1320"/>
-            </w:tabs>
-            <w:rPr>
-              <w:rFonts w:asciiTheme="minorHAnsi" w:eastAsiaTheme="minorEastAsia" w:hAnsiTheme="minorHAnsi" w:cstheme="minorBidi"/>
-              <w:b w:val="0"/>
-              <w:sz w:val="22"/>
-              <w:szCs w:val="22"/>
-              <w:lang w:val="vi-VN" w:eastAsia="vi-VN"/>
-            </w:rPr>
-          </w:pPr>
-          <w:r>
-            <w:fldChar w:fldCharType="begin"/>
-          </w:r>
-          <w:r>
-            <w:instrText xml:space="preserve"> TOC \o "1-3" \h \z \u </w:instrText>
-          </w:r>
-          <w:r>
-            <w:fldChar w:fldCharType="separate"/>
-          </w:r>
-          <w:hyperlink w:anchor="_Toc212587534" w:history="1">
-            <w:r>
-              <w:rPr>
-                <w:rStyle w:val="Hyperlink"/>
-              </w:rPr>
-              <w:t>1.</w:t>
-            </w:r>
-            <w:r>
-              <w:rPr>
-                <w:rFonts w:asciiTheme="minorHAnsi" w:eastAsiaTheme="minorEastAsia" w:hAnsiTheme="minorHAnsi" w:cstheme="minorBidi"/>
-                <w:b w:val="0"/>
-                <w:sz w:val="22"/>
-                <w:szCs w:val="22"/>
-                <w:lang w:val="vi-VN" w:eastAsia="vi-VN"/>
-              </w:rPr>
-              <w:tab/>
-            </w:r>
-            <w:r>
-              <w:rPr>
-                <w:rStyle w:val="Hyperlink"/>
-                <w:rFonts w:eastAsia="Times New Roman"/>
-                <w:lang w:val="vi-VN"/>
-              </w:rPr>
-              <w:t>MÀN HÌNH LOẠI MÓN ĂN</w:t>
-            </w:r>
-            <w:r>
-              <w:rPr>
-                <w:webHidden/>
-              </w:rPr>
-              <w:tab/>
-            </w:r>
-            <w:r>
-              <w:rPr>
-                <w:webHidden/>
-              </w:rPr>
-              <w:fldChar w:fldCharType="begin"/>
-            </w:r>
-            <w:r>
-              <w:rPr>
-                <w:webHidden/>
-              </w:rPr>
-              <w:instrText xml:space="preserve"> PAGEREF _Toc212587534 \h </w:instrText>
-            </w:r>
-            <w:r>
-              <w:rPr>
-                <w:webHidden/>
-              </w:rPr>
-            </w:r>
-            <w:r>
-              <w:rPr>
-                <w:webHidden/>
-              </w:rPr>
-              <w:fldChar w:fldCharType="separate"/>
-            </w:r>
-            <w:r>
-              <w:rPr>
-                <w:webHidden/>
-              </w:rPr>
-              <w:t>4</w:t>
-            </w:r>
-            <w:r>
-              <w:rPr>
-                <w:webHidden/>
-              </w:rPr>
-              <w:fldChar w:fldCharType="end"/>
-            </w:r>
-          </w:hyperlink>
-        </w:p>
-        <w:p>
-          <w:pPr>
-            <w:pStyle w:val="TOC2"/>
-            <w:tabs>
-              <w:tab w:val="left" w:pos="1760"/>
-              <w:tab w:val="right" w:leader="dot" w:pos="9019"/>
-            </w:tabs>
-            <w:rPr>
-              <w:rFonts w:asciiTheme="minorHAnsi" w:eastAsiaTheme="minorEastAsia" w:hAnsiTheme="minorHAnsi" w:cstheme="minorBidi"/>
-              <w:noProof/>
-              <w:sz w:val="22"/>
-              <w:lang w:val="vi-VN" w:eastAsia="vi-VN"/>
-            </w:rPr>
-          </w:pPr>
-          <w:hyperlink w:anchor="_Toc212587535" w:history="1">
-            <w:r>
-              <w:rPr>
-                <w:rStyle w:val="Hyperlink"/>
-                <w:noProof/>
-                <w:lang w:val="vi-VN" w:eastAsia="vi-VN"/>
-              </w:rPr>
-              <w:t>1.1.</w:t>
-            </w:r>
-            <w:r>
-              <w:rPr>
-                <w:rFonts w:asciiTheme="minorHAnsi" w:eastAsiaTheme="minorEastAsia" w:hAnsiTheme="minorHAnsi" w:cstheme="minorBidi"/>
-                <w:noProof/>
-                <w:sz w:val="22"/>
-                <w:lang w:val="vi-VN" w:eastAsia="vi-VN"/>
-              </w:rPr>
-              <w:tab/>
-            </w:r>
-            <w:r>
-              <w:rPr>
-                <w:rStyle w:val="Hyperlink"/>
-                <w:noProof/>
-                <w:lang w:val="vi-VN" w:eastAsia="vi-VN"/>
-              </w:rPr>
-              <w:t>Tổng quan màn hình Loại Món Ăn</w:t>
-            </w:r>
-            <w:r>
-              <w:rPr>
-                <w:noProof/>
-                <w:webHidden/>
-              </w:rPr>
-              <w:tab/>
-            </w:r>
-            <w:r>
-              <w:rPr>
-                <w:noProof/>
-                <w:webHidden/>
-              </w:rPr>
-              <w:fldChar w:fldCharType="begin"/>
-            </w:r>
-            <w:r>
-              <w:rPr>
-                <w:noProof/>
-                <w:webHidden/>
-              </w:rPr>
-              <w:instrText xml:space="preserve"> PAGEREF _Toc212587535 \h </w:instrText>
-            </w:r>
-            <w:r>
-              <w:rPr>
-                <w:noProof/>
-                <w:webHidden/>
-              </w:rPr>
-            </w:r>
-            <w:r>
-              <w:rPr>
-                <w:noProof/>
-                <w:webHidden/>
-              </w:rPr>
-              <w:fldChar w:fldCharType="separate"/>
-            </w:r>
-            <w:r>
-              <w:rPr>
-                <w:noProof/>
-                <w:webHidden/>
-              </w:rPr>
-              <w:t>4</w:t>
-            </w:r>
-            <w:r>
-              <w:rPr>
-                <w:noProof/>
-                <w:webHidden/>
-              </w:rPr>
-              <w:fldChar w:fldCharType="end"/>
-            </w:r>
-          </w:hyperlink>
-        </w:p>
-        <w:p>
-          <w:pPr>
-            <w:pStyle w:val="TOC2"/>
-            <w:tabs>
-              <w:tab w:val="left" w:pos="1760"/>
-              <w:tab w:val="right" w:leader="dot" w:pos="9019"/>
-            </w:tabs>
-            <w:rPr>
-              <w:rFonts w:asciiTheme="minorHAnsi" w:eastAsiaTheme="minorEastAsia" w:hAnsiTheme="minorHAnsi" w:cstheme="minorBidi"/>
-              <w:noProof/>
-              <w:sz w:val="22"/>
-              <w:lang w:val="vi-VN" w:eastAsia="vi-VN"/>
-            </w:rPr>
-          </w:pPr>
-          <w:hyperlink w:anchor="_Toc212587536" w:history="1">
-            <w:r>
-              <w:rPr>
-                <w:rStyle w:val="Hyperlink"/>
-                <w:noProof/>
-                <w:lang w:val="vi-VN" w:eastAsia="vi-VN"/>
-              </w:rPr>
-              <w:t>1.2.</w:t>
-            </w:r>
-            <w:r>
-              <w:rPr>
-                <w:rFonts w:asciiTheme="minorHAnsi" w:eastAsiaTheme="minorEastAsia" w:hAnsiTheme="minorHAnsi" w:cstheme="minorBidi"/>
-                <w:noProof/>
-                <w:sz w:val="22"/>
-                <w:lang w:val="vi-VN" w:eastAsia="vi-VN"/>
-              </w:rPr>
-              <w:tab/>
-            </w:r>
-            <w:r>
-              <w:rPr>
-                <w:rStyle w:val="Hyperlink"/>
-                <w:noProof/>
-                <w:lang w:val="vi-VN" w:eastAsia="vi-VN"/>
-              </w:rPr>
-              <w:t>Cửa sổ thêm Loại Món Ăn</w:t>
-            </w:r>
-            <w:r>
-              <w:rPr>
-                <w:noProof/>
-                <w:webHidden/>
-              </w:rPr>
-              <w:tab/>
-            </w:r>
-            <w:r>
-              <w:rPr>
-                <w:noProof/>
-                <w:webHidden/>
-              </w:rPr>
-              <w:fldChar w:fldCharType="begin"/>
-            </w:r>
-            <w:r>
-              <w:rPr>
-                <w:noProof/>
-                <w:webHidden/>
-              </w:rPr>
-              <w:instrText xml:space="preserve"> PAGEREF _Toc212587536 \h </w:instrText>
-            </w:r>
-            <w:r>
-              <w:rPr>
-                <w:noProof/>
-                <w:webHidden/>
-              </w:rPr>
-            </w:r>
-            <w:r>
-              <w:rPr>
-                <w:noProof/>
-                <w:webHidden/>
-              </w:rPr>
-              <w:fldChar w:fldCharType="separate"/>
-            </w:r>
-            <w:r>
-              <w:rPr>
-                <w:noProof/>
-                <w:webHidden/>
-              </w:rPr>
-              <w:t>4</w:t>
-            </w:r>
-            <w:r>
-              <w:rPr>
-                <w:noProof/>
-                <w:webHidden/>
-              </w:rPr>
-              <w:fldChar w:fldCharType="end"/>
-            </w:r>
-          </w:hyperlink>
-        </w:p>
-        <w:p>
-          <w:pPr>
-            <w:pStyle w:val="TOC2"/>
-            <w:tabs>
-              <w:tab w:val="left" w:pos="1760"/>
-              <w:tab w:val="right" w:leader="dot" w:pos="9019"/>
-            </w:tabs>
-            <w:rPr>
-              <w:rFonts w:asciiTheme="minorHAnsi" w:eastAsiaTheme="minorEastAsia" w:hAnsiTheme="minorHAnsi" w:cstheme="minorBidi"/>
-              <w:noProof/>
-              <w:sz w:val="22"/>
-              <w:lang w:val="vi-VN" w:eastAsia="vi-VN"/>
-            </w:rPr>
-          </w:pPr>
-          <w:hyperlink w:anchor="_Toc212587537" w:history="1">
-            <w:r>
-              <w:rPr>
-                <w:rStyle w:val="Hyperlink"/>
-                <w:noProof/>
-                <w:lang w:val="vi-VN" w:eastAsia="vi-VN"/>
-              </w:rPr>
-              <w:t>1.3.</w:t>
-            </w:r>
-            <w:r>
-              <w:rPr>
-                <w:rFonts w:asciiTheme="minorHAnsi" w:eastAsiaTheme="minorEastAsia" w:hAnsiTheme="minorHAnsi" w:cstheme="minorBidi"/>
-                <w:noProof/>
-                <w:sz w:val="22"/>
-                <w:lang w:val="vi-VN" w:eastAsia="vi-VN"/>
-              </w:rPr>
-              <w:tab/>
-            </w:r>
-            <w:r>
-              <w:rPr>
-                <w:rStyle w:val="Hyperlink"/>
-                <w:noProof/>
-                <w:lang w:val="vi-VN" w:eastAsia="vi-VN"/>
-              </w:rPr>
-              <w:t>Cửa sổ tùy chỉnh Loại Món Ăn</w:t>
-            </w:r>
-            <w:r>
-              <w:rPr>
-                <w:noProof/>
-                <w:webHidden/>
-              </w:rPr>
-              <w:tab/>
-            </w:r>
-            <w:r>
-              <w:rPr>
-                <w:noProof/>
-                <w:webHidden/>
-              </w:rPr>
-              <w:fldChar w:fldCharType="begin"/>
-            </w:r>
-            <w:r>
-              <w:rPr>
-                <w:noProof/>
-                <w:webHidden/>
-              </w:rPr>
-              <w:instrText xml:space="preserve"> PAGEREF _Toc212587537 \h </w:instrText>
-            </w:r>
-            <w:r>
-              <w:rPr>
-                <w:noProof/>
-                <w:webHidden/>
-              </w:rPr>
-            </w:r>
-            <w:r>
-              <w:rPr>
-                <w:noProof/>
-                <w:webHidden/>
-              </w:rPr>
-              <w:fldChar w:fldCharType="separate"/>
-            </w:r>
-            <w:r>
-              <w:rPr>
-                <w:noProof/>
-                <w:webHidden/>
-              </w:rPr>
-              <w:t>5</w:t>
-            </w:r>
-            <w:r>
-              <w:rPr>
-                <w:noProof/>
-                <w:webHidden/>
-              </w:rPr>
-              <w:fldChar w:fldCharType="end"/>
-            </w:r>
-          </w:hyperlink>
-        </w:p>
-        <w:p>
-          <w:pPr>
-            <w:pStyle w:val="TOC1"/>
-            <w:tabs>
-              <w:tab w:val="left" w:pos="1320"/>
-            </w:tabs>
-            <w:rPr>
-              <w:rFonts w:asciiTheme="minorHAnsi" w:eastAsiaTheme="minorEastAsia" w:hAnsiTheme="minorHAnsi" w:cstheme="minorBidi"/>
-              <w:b w:val="0"/>
-              <w:sz w:val="22"/>
-              <w:szCs w:val="22"/>
-              <w:lang w:val="vi-VN" w:eastAsia="vi-VN"/>
-            </w:rPr>
-          </w:pPr>
-          <w:hyperlink w:anchor="_Toc212587538" w:history="1">
-            <w:r>
-              <w:rPr>
-                <w:rStyle w:val="Hyperlink"/>
-                <w:lang w:val="vi-VN" w:eastAsia="vi-VN"/>
-              </w:rPr>
-              <w:t>2.</w:t>
-            </w:r>
-            <w:r>
-              <w:rPr>
-                <w:rFonts w:asciiTheme="minorHAnsi" w:eastAsiaTheme="minorEastAsia" w:hAnsiTheme="minorHAnsi" w:cstheme="minorBidi"/>
-                <w:b w:val="0"/>
-                <w:sz w:val="22"/>
-                <w:szCs w:val="22"/>
-                <w:lang w:val="vi-VN" w:eastAsia="vi-VN"/>
-              </w:rPr>
-              <w:tab/>
-            </w:r>
-            <w:r>
-              <w:rPr>
-                <w:rStyle w:val="Hyperlink"/>
-                <w:lang w:val="vi-VN" w:eastAsia="vi-VN"/>
-              </w:rPr>
-              <w:t>Màn hình Món Ăn</w:t>
-            </w:r>
-            <w:r>
-              <w:rPr>
-                <w:webHidden/>
-              </w:rPr>
-              <w:tab/>
-            </w:r>
-            <w:r>
-              <w:rPr>
-                <w:webHidden/>
-              </w:rPr>
-              <w:fldChar w:fldCharType="begin"/>
-            </w:r>
-            <w:r>
-              <w:rPr>
-                <w:webHidden/>
-              </w:rPr>
-              <w:instrText xml:space="preserve"> PAGEREF _Toc212587538 \h </w:instrText>
-            </w:r>
-            <w:r>
-              <w:rPr>
-                <w:webHidden/>
-              </w:rPr>
-            </w:r>
-            <w:r>
-              <w:rPr>
-                <w:webHidden/>
-              </w:rPr>
-              <w:fldChar w:fldCharType="separate"/>
-            </w:r>
-            <w:r>
-              <w:rPr>
-                <w:webHidden/>
-              </w:rPr>
-              <w:t>5</w:t>
-            </w:r>
-            <w:r>
-              <w:rPr>
-                <w:webHidden/>
-              </w:rPr>
-              <w:fldChar w:fldCharType="end"/>
-            </w:r>
-          </w:hyperlink>
-        </w:p>
-        <w:p>
-          <w:pPr>
-            <w:pStyle w:val="TOC2"/>
-            <w:tabs>
-              <w:tab w:val="left" w:pos="1760"/>
-              <w:tab w:val="right" w:leader="dot" w:pos="9019"/>
-            </w:tabs>
-            <w:rPr>
-              <w:rFonts w:asciiTheme="minorHAnsi" w:eastAsiaTheme="minorEastAsia" w:hAnsiTheme="minorHAnsi" w:cstheme="minorBidi"/>
-              <w:noProof/>
-              <w:sz w:val="22"/>
-              <w:lang w:val="vi-VN" w:eastAsia="vi-VN"/>
-            </w:rPr>
-          </w:pPr>
-          <w:hyperlink w:anchor="_Toc212587539" w:history="1">
-            <w:r>
-              <w:rPr>
-                <w:rStyle w:val="Hyperlink"/>
-                <w:noProof/>
-                <w:lang w:val="vi-VN" w:eastAsia="vi-VN"/>
-              </w:rPr>
-              <w:t>2.1.</w:t>
-            </w:r>
-            <w:r>
-              <w:rPr>
-                <w:rFonts w:asciiTheme="minorHAnsi" w:eastAsiaTheme="minorEastAsia" w:hAnsiTheme="minorHAnsi" w:cstheme="minorBidi"/>
-                <w:noProof/>
-                <w:sz w:val="22"/>
-                <w:lang w:val="vi-VN" w:eastAsia="vi-VN"/>
-              </w:rPr>
-              <w:tab/>
-            </w:r>
-            <w:r>
-              <w:rPr>
-                <w:rStyle w:val="Hyperlink"/>
-                <w:noProof/>
-                <w:lang w:val="vi-VN" w:eastAsia="vi-VN"/>
-              </w:rPr>
-              <w:t>Tổng quan các chức năng trên Màn Hình Món Ăn</w:t>
-            </w:r>
-            <w:r>
-              <w:rPr>
-                <w:noProof/>
-                <w:webHidden/>
-              </w:rPr>
-              <w:tab/>
-            </w:r>
-            <w:r>
-              <w:rPr>
-                <w:noProof/>
-                <w:webHidden/>
-              </w:rPr>
-              <w:fldChar w:fldCharType="begin"/>
-            </w:r>
-            <w:r>
-              <w:rPr>
-                <w:noProof/>
-                <w:webHidden/>
-              </w:rPr>
-              <w:instrText xml:space="preserve"> PAGEREF _Toc212587539 \h </w:instrText>
-            </w:r>
-            <w:r>
-              <w:rPr>
-                <w:noProof/>
-                <w:webHidden/>
-              </w:rPr>
-            </w:r>
-            <w:r>
-              <w:rPr>
-                <w:noProof/>
-                <w:webHidden/>
-              </w:rPr>
-              <w:fldChar w:fldCharType="separate"/>
-            </w:r>
-            <w:r>
-              <w:rPr>
-                <w:noProof/>
-                <w:webHidden/>
-              </w:rPr>
-              <w:t>5</w:t>
-            </w:r>
-            <w:r>
-              <w:rPr>
-                <w:noProof/>
-                <w:webHidden/>
-              </w:rPr>
-              <w:fldChar w:fldCharType="end"/>
-            </w:r>
-          </w:hyperlink>
-        </w:p>
-        <w:p>
-          <w:pPr>
-            <w:pStyle w:val="TOC2"/>
-            <w:tabs>
-              <w:tab w:val="left" w:pos="1760"/>
-              <w:tab w:val="right" w:leader="dot" w:pos="9019"/>
-            </w:tabs>
-            <w:rPr>
-              <w:rFonts w:asciiTheme="minorHAnsi" w:eastAsiaTheme="minorEastAsia" w:hAnsiTheme="minorHAnsi" w:cstheme="minorBidi"/>
-              <w:noProof/>
-              <w:sz w:val="22"/>
-              <w:lang w:val="vi-VN" w:eastAsia="vi-VN"/>
-            </w:rPr>
-          </w:pPr>
-          <w:hyperlink w:anchor="_Toc212587540" w:history="1">
-            <w:r>
-              <w:rPr>
-                <w:rStyle w:val="Hyperlink"/>
-                <w:noProof/>
-                <w:lang w:val="vi-VN" w:eastAsia="vi-VN"/>
-              </w:rPr>
-              <w:t>2.2.</w:t>
-            </w:r>
-            <w:r>
-              <w:rPr>
-                <w:rFonts w:asciiTheme="minorHAnsi" w:eastAsiaTheme="minorEastAsia" w:hAnsiTheme="minorHAnsi" w:cstheme="minorBidi"/>
-                <w:noProof/>
-                <w:sz w:val="22"/>
-                <w:lang w:val="vi-VN" w:eastAsia="vi-VN"/>
-              </w:rPr>
-              <w:tab/>
-            </w:r>
-            <w:r>
-              <w:rPr>
-                <w:rStyle w:val="Hyperlink"/>
-                <w:noProof/>
-                <w:lang w:val="vi-VN" w:eastAsia="vi-VN"/>
-              </w:rPr>
-              <w:t>Thêm Món Ăn</w:t>
-            </w:r>
-            <w:r>
-              <w:rPr>
-                <w:noProof/>
-                <w:webHidden/>
-              </w:rPr>
-              <w:tab/>
-            </w:r>
-            <w:r>
-              <w:rPr>
-                <w:noProof/>
-                <w:webHidden/>
-              </w:rPr>
-              <w:fldChar w:fldCharType="begin"/>
-            </w:r>
-            <w:r>
-              <w:rPr>
-                <w:noProof/>
-                <w:webHidden/>
-              </w:rPr>
-              <w:instrText xml:space="preserve"> PAGEREF _Toc212587540 \h </w:instrText>
-            </w:r>
-            <w:r>
-              <w:rPr>
-                <w:noProof/>
-                <w:webHidden/>
-              </w:rPr>
-            </w:r>
-            <w:r>
-              <w:rPr>
-                <w:noProof/>
-                <w:webHidden/>
-              </w:rPr>
-              <w:fldChar w:fldCharType="separate"/>
-            </w:r>
-            <w:r>
-              <w:rPr>
-                <w:noProof/>
-                <w:webHidden/>
-              </w:rPr>
-              <w:t>6</w:t>
-            </w:r>
-            <w:r>
-              <w:rPr>
-                <w:noProof/>
-                <w:webHidden/>
-              </w:rPr>
-              <w:fldChar w:fldCharType="end"/>
-            </w:r>
-          </w:hyperlink>
-        </w:p>
-        <w:p>
-          <w:pPr>
-            <w:pStyle w:val="TOC2"/>
-            <w:tabs>
-              <w:tab w:val="left" w:pos="1760"/>
-              <w:tab w:val="right" w:leader="dot" w:pos="9019"/>
-            </w:tabs>
-            <w:rPr>
-              <w:rFonts w:asciiTheme="minorHAnsi" w:eastAsiaTheme="minorEastAsia" w:hAnsiTheme="minorHAnsi" w:cstheme="minorBidi"/>
-              <w:noProof/>
-              <w:sz w:val="22"/>
-              <w:lang w:val="vi-VN" w:eastAsia="vi-VN"/>
-            </w:rPr>
-          </w:pPr>
-          <w:hyperlink w:anchor="_Toc212587541" w:history="1">
-            <w:r>
-              <w:rPr>
-                <w:rStyle w:val="Hyperlink"/>
-                <w:noProof/>
-                <w:lang w:val="vi-VN" w:eastAsia="vi-VN"/>
-              </w:rPr>
-              <w:t>2.3.</w:t>
-            </w:r>
-            <w:r>
-              <w:rPr>
-                <w:rFonts w:asciiTheme="minorHAnsi" w:eastAsiaTheme="minorEastAsia" w:hAnsiTheme="minorHAnsi" w:cstheme="minorBidi"/>
-                <w:noProof/>
-                <w:sz w:val="22"/>
-                <w:lang w:val="vi-VN" w:eastAsia="vi-VN"/>
-              </w:rPr>
-              <w:tab/>
-            </w:r>
-            <w:r>
-              <w:rPr>
-                <w:rStyle w:val="Hyperlink"/>
-                <w:noProof/>
-                <w:lang w:val="vi-VN" w:eastAsia="vi-VN"/>
-              </w:rPr>
-              <w:t>Tùy chỉnh Món Ăn</w:t>
-            </w:r>
-            <w:r>
-              <w:rPr>
-                <w:noProof/>
-                <w:webHidden/>
-              </w:rPr>
-              <w:tab/>
-            </w:r>
-            <w:r>
-              <w:rPr>
-                <w:noProof/>
-                <w:webHidden/>
-              </w:rPr>
-              <w:fldChar w:fldCharType="begin"/>
-            </w:r>
-            <w:r>
-              <w:rPr>
-                <w:noProof/>
-                <w:webHidden/>
-              </w:rPr>
-              <w:instrText xml:space="preserve"> PAGEREF _Toc212587541 \h </w:instrText>
-            </w:r>
-            <w:r>
-              <w:rPr>
-                <w:noProof/>
-                <w:webHidden/>
-              </w:rPr>
-            </w:r>
-            <w:r>
-              <w:rPr>
-                <w:noProof/>
-                <w:webHidden/>
-              </w:rPr>
-              <w:fldChar w:fldCharType="separate"/>
-            </w:r>
-            <w:r>
-              <w:rPr>
-                <w:noProof/>
-                <w:webHidden/>
-              </w:rPr>
-              <w:t>6</w:t>
-            </w:r>
-            <w:r>
-              <w:rPr>
-                <w:noProof/>
-                <w:webHidden/>
-              </w:rPr>
-              <w:fldChar w:fldCharType="end"/>
-            </w:r>
-          </w:hyperlink>
-        </w:p>
-        <w:p>
-          <w:pPr>
-            <w:pStyle w:val="TOC1"/>
-            <w:tabs>
-              <w:tab w:val="left" w:pos="1320"/>
-            </w:tabs>
-            <w:rPr>
-              <w:rFonts w:asciiTheme="minorHAnsi" w:eastAsiaTheme="minorEastAsia" w:hAnsiTheme="minorHAnsi" w:cstheme="minorBidi"/>
-              <w:b w:val="0"/>
-              <w:sz w:val="22"/>
-              <w:szCs w:val="22"/>
-              <w:lang w:val="vi-VN" w:eastAsia="vi-VN"/>
-            </w:rPr>
-          </w:pPr>
-          <w:hyperlink w:anchor="_Toc212587542" w:history="1">
-            <w:r>
-              <w:rPr>
-                <w:rStyle w:val="Hyperlink"/>
-                <w:lang w:val="vi-VN" w:eastAsia="vi-VN"/>
-              </w:rPr>
-              <w:t>3.</w:t>
-            </w:r>
-            <w:r>
-              <w:rPr>
-                <w:rFonts w:asciiTheme="minorHAnsi" w:eastAsiaTheme="minorEastAsia" w:hAnsiTheme="minorHAnsi" w:cstheme="minorBidi"/>
-                <w:b w:val="0"/>
-                <w:sz w:val="22"/>
-                <w:szCs w:val="22"/>
-                <w:lang w:val="vi-VN" w:eastAsia="vi-VN"/>
-              </w:rPr>
-              <w:tab/>
-            </w:r>
-            <w:r>
-              <w:rPr>
-                <w:rStyle w:val="Hyperlink"/>
-                <w:lang w:val="vi-VN" w:eastAsia="vi-VN"/>
-              </w:rPr>
-              <w:t>Màn hình Khuyến Mãi</w:t>
-            </w:r>
-            <w:r>
-              <w:rPr>
-                <w:webHidden/>
-              </w:rPr>
-              <w:tab/>
-            </w:r>
-            <w:r>
-              <w:rPr>
-                <w:webHidden/>
-              </w:rPr>
-              <w:fldChar w:fldCharType="begin"/>
-            </w:r>
-            <w:r>
-              <w:rPr>
-                <w:webHidden/>
-              </w:rPr>
-              <w:instrText xml:space="preserve"> PAGEREF _Toc212587542 \h </w:instrText>
-            </w:r>
-            <w:r>
-              <w:rPr>
-                <w:webHidden/>
-              </w:rPr>
-            </w:r>
-            <w:r>
-              <w:rPr>
-                <w:webHidden/>
-              </w:rPr>
-              <w:fldChar w:fldCharType="separate"/>
-            </w:r>
-            <w:r>
-              <w:rPr>
-                <w:webHidden/>
-              </w:rPr>
-              <w:t>7</w:t>
-            </w:r>
-            <w:r>
-              <w:rPr>
-                <w:webHidden/>
-              </w:rPr>
-              <w:fldChar w:fldCharType="end"/>
-            </w:r>
-          </w:hyperlink>
-        </w:p>
-        <w:p>
-          <w:pPr>
-            <w:pStyle w:val="TOC2"/>
-            <w:tabs>
-              <w:tab w:val="left" w:pos="1760"/>
-              <w:tab w:val="right" w:leader="dot" w:pos="9019"/>
-            </w:tabs>
-            <w:rPr>
-              <w:rFonts w:asciiTheme="minorHAnsi" w:eastAsiaTheme="minorEastAsia" w:hAnsiTheme="minorHAnsi" w:cstheme="minorBidi"/>
-              <w:noProof/>
-              <w:sz w:val="22"/>
-              <w:lang w:val="vi-VN" w:eastAsia="vi-VN"/>
-            </w:rPr>
-          </w:pPr>
-          <w:hyperlink w:anchor="_Toc212587543" w:history="1">
-            <w:r>
-              <w:rPr>
-                <w:rStyle w:val="Hyperlink"/>
-                <w:noProof/>
-                <w:lang w:val="vi-VN" w:eastAsia="vi-VN"/>
-              </w:rPr>
-              <w:t>3.1.</w:t>
-            </w:r>
-            <w:r>
-              <w:rPr>
-                <w:rFonts w:asciiTheme="minorHAnsi" w:eastAsiaTheme="minorEastAsia" w:hAnsiTheme="minorHAnsi" w:cstheme="minorBidi"/>
-                <w:noProof/>
-                <w:sz w:val="22"/>
-                <w:lang w:val="vi-VN" w:eastAsia="vi-VN"/>
-              </w:rPr>
-              <w:tab/>
-            </w:r>
-            <w:r>
-              <w:rPr>
-                <w:rStyle w:val="Hyperlink"/>
-                <w:noProof/>
-                <w:lang w:val="vi-VN" w:eastAsia="vi-VN"/>
-              </w:rPr>
-              <w:t>Tổng quan màn hình Khuyến Mãi</w:t>
-            </w:r>
-            <w:r>
-              <w:rPr>
-                <w:noProof/>
-                <w:webHidden/>
-              </w:rPr>
-              <w:tab/>
-            </w:r>
-            <w:r>
-              <w:rPr>
-                <w:noProof/>
-                <w:webHidden/>
-              </w:rPr>
-              <w:fldChar w:fldCharType="begin"/>
-            </w:r>
-            <w:r>
-              <w:rPr>
-                <w:noProof/>
-                <w:webHidden/>
-              </w:rPr>
-              <w:instrText xml:space="preserve"> PAGEREF _Toc212587543 \h </w:instrText>
-            </w:r>
-            <w:r>
-              <w:rPr>
-                <w:noProof/>
-                <w:webHidden/>
-              </w:rPr>
-            </w:r>
-            <w:r>
-              <w:rPr>
-                <w:noProof/>
-                <w:webHidden/>
-              </w:rPr>
-              <w:fldChar w:fldCharType="separate"/>
-            </w:r>
-            <w:r>
-              <w:rPr>
-                <w:noProof/>
-                <w:webHidden/>
-              </w:rPr>
-              <w:t>7</w:t>
-            </w:r>
-            <w:r>
-              <w:rPr>
-                <w:noProof/>
-                <w:webHidden/>
-              </w:rPr>
-              <w:fldChar w:fldCharType="end"/>
-            </w:r>
-          </w:hyperlink>
-        </w:p>
-        <w:p>
-          <w:pPr>
-            <w:pStyle w:val="TOC2"/>
-            <w:tabs>
-              <w:tab w:val="left" w:pos="1760"/>
-              <w:tab w:val="right" w:leader="dot" w:pos="9019"/>
-            </w:tabs>
-            <w:rPr>
-              <w:rFonts w:asciiTheme="minorHAnsi" w:eastAsiaTheme="minorEastAsia" w:hAnsiTheme="minorHAnsi" w:cstheme="minorBidi"/>
-              <w:noProof/>
-              <w:sz w:val="22"/>
-              <w:lang w:val="vi-VN" w:eastAsia="vi-VN"/>
-            </w:rPr>
-          </w:pPr>
-          <w:hyperlink w:anchor="_Toc212587544" w:history="1">
-            <w:r>
-              <w:rPr>
-                <w:rStyle w:val="Hyperlink"/>
-                <w:noProof/>
-                <w:lang w:val="vi-VN" w:eastAsia="vi-VN"/>
-              </w:rPr>
-              <w:t>3.2.</w:t>
-            </w:r>
-            <w:r>
-              <w:rPr>
-                <w:rFonts w:asciiTheme="minorHAnsi" w:eastAsiaTheme="minorEastAsia" w:hAnsiTheme="minorHAnsi" w:cstheme="minorBidi"/>
-                <w:noProof/>
-                <w:sz w:val="22"/>
-                <w:lang w:val="vi-VN" w:eastAsia="vi-VN"/>
-              </w:rPr>
-              <w:tab/>
-            </w:r>
-            <w:r>
-              <w:rPr>
-                <w:rStyle w:val="Hyperlink"/>
-                <w:noProof/>
-                <w:lang w:val="vi-VN" w:eastAsia="vi-VN"/>
-              </w:rPr>
-              <w:t>Thêm Khuyến Mãi</w:t>
-            </w:r>
-            <w:r>
-              <w:rPr>
-                <w:noProof/>
-                <w:webHidden/>
-              </w:rPr>
-              <w:tab/>
-            </w:r>
-            <w:r>
-              <w:rPr>
-                <w:noProof/>
-                <w:webHidden/>
-              </w:rPr>
-              <w:fldChar w:fldCharType="begin"/>
-            </w:r>
-            <w:r>
-              <w:rPr>
-                <w:noProof/>
-                <w:webHidden/>
-              </w:rPr>
-              <w:instrText xml:space="preserve"> PAGEREF _Toc212587544 \h </w:instrText>
-            </w:r>
-            <w:r>
-              <w:rPr>
-                <w:noProof/>
-                <w:webHidden/>
-              </w:rPr>
-            </w:r>
-            <w:r>
-              <w:rPr>
-                <w:noProof/>
-                <w:webHidden/>
-              </w:rPr>
-              <w:fldChar w:fldCharType="separate"/>
-            </w:r>
-            <w:r>
-              <w:rPr>
-                <w:noProof/>
-                <w:webHidden/>
-              </w:rPr>
-              <w:t>7</w:t>
-            </w:r>
-            <w:r>
-              <w:rPr>
-                <w:noProof/>
-                <w:webHidden/>
-              </w:rPr>
-              <w:fldChar w:fldCharType="end"/>
-            </w:r>
-          </w:hyperlink>
-        </w:p>
-        <w:p>
-          <w:pPr>
-            <w:pStyle w:val="TOC2"/>
-            <w:tabs>
-              <w:tab w:val="left" w:pos="1760"/>
-              <w:tab w:val="right" w:leader="dot" w:pos="9019"/>
-            </w:tabs>
-            <w:rPr>
-              <w:rFonts w:asciiTheme="minorHAnsi" w:eastAsiaTheme="minorEastAsia" w:hAnsiTheme="minorHAnsi" w:cstheme="minorBidi"/>
-              <w:noProof/>
-              <w:sz w:val="22"/>
-              <w:lang w:val="vi-VN" w:eastAsia="vi-VN"/>
-            </w:rPr>
-          </w:pPr>
-          <w:hyperlink w:anchor="_Toc212587545" w:history="1">
-            <w:r>
-              <w:rPr>
-                <w:rStyle w:val="Hyperlink"/>
-                <w:noProof/>
-                <w:lang w:val="vi-VN" w:eastAsia="vi-VN"/>
-              </w:rPr>
-              <w:t>3.3.</w:t>
-            </w:r>
-            <w:r>
-              <w:rPr>
-                <w:rFonts w:asciiTheme="minorHAnsi" w:eastAsiaTheme="minorEastAsia" w:hAnsiTheme="minorHAnsi" w:cstheme="minorBidi"/>
-                <w:noProof/>
-                <w:sz w:val="22"/>
-                <w:lang w:val="vi-VN" w:eastAsia="vi-VN"/>
-              </w:rPr>
-              <w:tab/>
-            </w:r>
-            <w:r>
-              <w:rPr>
-                <w:rStyle w:val="Hyperlink"/>
-                <w:noProof/>
-                <w:lang w:val="vi-VN" w:eastAsia="vi-VN"/>
-              </w:rPr>
-              <w:t>Tùy chỉnh Khuyến Mãi</w:t>
-            </w:r>
-            <w:r>
-              <w:rPr>
-                <w:noProof/>
-                <w:webHidden/>
-              </w:rPr>
-              <w:tab/>
-            </w:r>
-            <w:r>
-              <w:rPr>
-                <w:noProof/>
-                <w:webHidden/>
-              </w:rPr>
-              <w:fldChar w:fldCharType="begin"/>
-            </w:r>
-            <w:r>
-              <w:rPr>
-                <w:noProof/>
-                <w:webHidden/>
-              </w:rPr>
-              <w:instrText xml:space="preserve"> PAGEREF _Toc212587545 \h </w:instrText>
-            </w:r>
-            <w:r>
-              <w:rPr>
-                <w:noProof/>
-                <w:webHidden/>
-              </w:rPr>
-            </w:r>
-            <w:r>
-              <w:rPr>
-                <w:noProof/>
-                <w:webHidden/>
-              </w:rPr>
-              <w:fldChar w:fldCharType="separate"/>
-            </w:r>
-            <w:r>
-              <w:rPr>
-                <w:noProof/>
-                <w:webHidden/>
-              </w:rPr>
-              <w:t>8</w:t>
-            </w:r>
-            <w:r>
-              <w:rPr>
-                <w:noProof/>
-                <w:webHidden/>
-              </w:rPr>
-              <w:fldChar w:fldCharType="end"/>
-            </w:r>
-          </w:hyperlink>
-        </w:p>
-        <w:p>
-          <w:pPr>
-            <w:pStyle w:val="TOC3"/>
-            <w:tabs>
-              <w:tab w:val="left" w:pos="1965"/>
-              <w:tab w:val="right" w:leader="dot" w:pos="9019"/>
-            </w:tabs>
-            <w:rPr>
-              <w:rFonts w:asciiTheme="minorHAnsi" w:eastAsiaTheme="minorEastAsia" w:hAnsiTheme="minorHAnsi" w:cstheme="minorBidi"/>
-              <w:noProof/>
-              <w:sz w:val="22"/>
-              <w:lang w:val="vi-VN" w:eastAsia="vi-VN"/>
-            </w:rPr>
-          </w:pPr>
-          <w:hyperlink w:anchor="_Toc212587546" w:history="1">
-            <w:r>
-              <w:rPr>
-                <w:rStyle w:val="Hyperlink"/>
-                <w:noProof/>
-                <w:lang w:val="vi-VN" w:eastAsia="vi-VN"/>
-              </w:rPr>
-              <w:t>3.3.1.</w:t>
-            </w:r>
-            <w:r>
-              <w:rPr>
-                <w:rFonts w:asciiTheme="minorHAnsi" w:eastAsiaTheme="minorEastAsia" w:hAnsiTheme="minorHAnsi" w:cstheme="minorBidi"/>
-                <w:noProof/>
-                <w:sz w:val="22"/>
-                <w:lang w:val="vi-VN" w:eastAsia="vi-VN"/>
-              </w:rPr>
-              <w:tab/>
-            </w:r>
-            <w:r>
-              <w:rPr>
-                <w:rStyle w:val="Hyperlink"/>
-                <w:noProof/>
-                <w:lang w:val="vi-VN" w:eastAsia="vi-VN"/>
-              </w:rPr>
-              <w:t>Điều chỉnh Khung giờ Khuyến Mãi xảy ra</w:t>
-            </w:r>
-            <w:r>
-              <w:rPr>
-                <w:noProof/>
-                <w:webHidden/>
-              </w:rPr>
-              <w:tab/>
-            </w:r>
-            <w:r>
-              <w:rPr>
-                <w:noProof/>
-                <w:webHidden/>
-              </w:rPr>
-              <w:fldChar w:fldCharType="begin"/>
-            </w:r>
-            <w:r>
-              <w:rPr>
-                <w:noProof/>
-                <w:webHidden/>
-              </w:rPr>
-              <w:instrText xml:space="preserve"> PAGEREF _Toc212587546 \h </w:instrText>
-            </w:r>
-            <w:r>
-              <w:rPr>
-                <w:noProof/>
-                <w:webHidden/>
-              </w:rPr>
-            </w:r>
-            <w:r>
-              <w:rPr>
-                <w:noProof/>
-                <w:webHidden/>
-              </w:rPr>
-              <w:fldChar w:fldCharType="separate"/>
-            </w:r>
-            <w:r>
-              <w:rPr>
-                <w:noProof/>
-                <w:webHidden/>
-              </w:rPr>
-              <w:t>9</w:t>
-            </w:r>
-            <w:r>
-              <w:rPr>
-                <w:noProof/>
-                <w:webHidden/>
-              </w:rPr>
-              <w:fldChar w:fldCharType="end"/>
-            </w:r>
-          </w:hyperlink>
-        </w:p>
-        <w:p>
-          <w:pPr>
-            <w:pStyle w:val="TOC3"/>
-            <w:tabs>
-              <w:tab w:val="left" w:pos="1965"/>
-              <w:tab w:val="right" w:leader="dot" w:pos="9019"/>
-            </w:tabs>
-            <w:rPr>
-              <w:rFonts w:asciiTheme="minorHAnsi" w:eastAsiaTheme="minorEastAsia" w:hAnsiTheme="minorHAnsi" w:cstheme="minorBidi"/>
-              <w:noProof/>
-              <w:sz w:val="22"/>
-              <w:lang w:val="vi-VN" w:eastAsia="vi-VN"/>
-            </w:rPr>
-          </w:pPr>
-          <w:hyperlink w:anchor="_Toc212587547" w:history="1">
-            <w:r>
-              <w:rPr>
-                <w:rStyle w:val="Hyperlink"/>
-                <w:noProof/>
-                <w:lang w:val="vi-VN" w:eastAsia="vi-VN"/>
-              </w:rPr>
-              <w:t>3.3.2.</w:t>
-            </w:r>
-            <w:r>
-              <w:rPr>
-                <w:rFonts w:asciiTheme="minorHAnsi" w:eastAsiaTheme="minorEastAsia" w:hAnsiTheme="minorHAnsi" w:cstheme="minorBidi"/>
-                <w:noProof/>
-                <w:sz w:val="22"/>
-                <w:lang w:val="vi-VN" w:eastAsia="vi-VN"/>
-              </w:rPr>
-              <w:tab/>
-            </w:r>
-            <w:r>
-              <w:rPr>
-                <w:rStyle w:val="Hyperlink"/>
-                <w:noProof/>
-                <w:lang w:val="vi-VN" w:eastAsia="vi-VN"/>
-              </w:rPr>
-              <w:t>Điều chỉnh danh sách món áp dụng cho Khuyến Mãi</w:t>
-            </w:r>
-            <w:r>
-              <w:rPr>
-                <w:noProof/>
-                <w:webHidden/>
-              </w:rPr>
-              <w:tab/>
-            </w:r>
-            <w:r>
-              <w:rPr>
-                <w:noProof/>
-                <w:webHidden/>
-              </w:rPr>
-              <w:fldChar w:fldCharType="begin"/>
-            </w:r>
-            <w:r>
-              <w:rPr>
-                <w:noProof/>
-                <w:webHidden/>
-              </w:rPr>
-              <w:instrText xml:space="preserve"> PAGEREF _Toc212587547 \h </w:instrText>
-            </w:r>
-            <w:r>
-              <w:rPr>
-                <w:noProof/>
-                <w:webHidden/>
-              </w:rPr>
-            </w:r>
-            <w:r>
-              <w:rPr>
-                <w:noProof/>
-                <w:webHidden/>
-              </w:rPr>
-              <w:fldChar w:fldCharType="separate"/>
-            </w:r>
-            <w:r>
-              <w:rPr>
-                <w:noProof/>
-                <w:webHidden/>
-              </w:rPr>
-              <w:t>10</w:t>
-            </w:r>
-            <w:r>
-              <w:rPr>
-                <w:noProof/>
-                <w:webHidden/>
-              </w:rPr>
-              <w:fldChar w:fldCharType="end"/>
-            </w:r>
-          </w:hyperlink>
-        </w:p>
-        <w:p>
-          <w:r>
-            <w:rPr>
-              <w:rFonts w:cs="Times New Roman"/>
-              <w:szCs w:val="26"/>
-            </w:rPr>
-            <w:fldChar w:fldCharType="end"/>
-          </w:r>
-        </w:p>
-      </w:sdtContent>
-    </w:sdt>
-    <w:p>
-      <w:pPr>
-        <w:spacing w:before="240" w:after="240"/>
-        <w:jc w:val="center"/>
-        <w:rPr>
-          <w:rFonts w:eastAsia="Times New Roman" w:cs="Times New Roman"/>
-          <w:b/>
-          <w:szCs w:val="26"/>
-        </w:rPr>
-      </w:pPr>
-    </w:p>
-    <w:p>
-      <w:pPr>
-        <w:pStyle w:val="Heading1"/>
-      </w:pPr>
-      <w:r>
-        <w:rPr>
-          <w:rFonts w:eastAsia="Times New Roman" w:cs="Times New Roman"/>
-          <w:sz w:val="34"/>
-          <w:szCs w:val="34"/>
-        </w:rPr>
-        <w:br w:type="page"/>
-      </w:r>
-      <w:bookmarkStart w:id="0" w:name="_Toc212587534"/>
-      <w:r>
-        <w:rPr>
-          <w:rFonts w:eastAsia="Times New Roman" w:cs="Times New Roman"/>
-          <w:sz w:val="34"/>
-          <w:szCs w:val="34"/>
-          <w:lang w:val="vi-VN"/>
-        </w:rPr>
-        <w:lastRenderedPageBreak/>
-        <w:t>MÀN HÌNH LOẠI MÓN ĂN</w:t>
-      </w:r>
-      <w:bookmarkEnd w:id="0"/>
-    </w:p>
-    <w:p>
-      <w:pPr>
-        <w:pStyle w:val="Heading2"/>
-        <w:rPr>
           <w:lang w:val="vi-VN" w:eastAsia="vi-VN"/>
         </w:rPr>
       </w:pPr>
-      <w:bookmarkStart w:id="1" w:name="_Toc212587535"/>
-      <w:r>
-        <w:rPr>
-          <w:lang w:val="vi-VN" w:eastAsia="vi-VN"/>
-        </w:rPr>
-        <w:t>Tổng quan màn hình Loại Món Ăn</w:t>
-      </w:r>
-      <w:bookmarkEnd w:id="1"/>
-    </w:p>
-    <w:p>
-      <w:pPr>
-        <w:rPr>
-          <w:lang w:val="vi-VN" w:eastAsia="vi-VN"/>
-        </w:rPr>
-      </w:pPr>
-      <w:r>
-        <w:rPr>
-          <w:noProof/>
-          <w:lang w:val="vi-VN" w:eastAsia="vi-VN"/>
-        </w:rPr>
-        <w:drawing>
-          <wp:inline distT="0" distB="0" distL="0" distR="0" wp14:anchorId="251A1CC8" wp14:editId="75CEFD38">
-            <wp:extent cx="5733415" cy="3223895"/>
-            <wp:effectExtent l="0" t="0" r="635" b="0"/>
-            <wp:docPr id="1" name="Picture 1"/>
-            <wp:cNvGraphicFramePr>
-              <a:graphicFrameLocks xmlns:a="http://schemas.openxmlformats.org/drawingml/2006/main" noChangeAspect="1"/>
-            </wp:cNvGraphicFramePr>
-            <a:graphic xmlns:a="http://schemas.openxmlformats.org/drawingml/2006/main">
-              <a:graphicData uri="http://schemas.openxmlformats.org/drawingml/2006/picture">
-                <pic:pic xmlns:pic="http://schemas.openxmlformats.org/drawingml/2006/picture">
-                  <pic:nvPicPr>
-                    <pic:cNvPr id="1" name="B1 Thêm món.png"/>
-                    <pic:cNvPicPr/>
-                  </pic:nvPicPr>
-                  <pic:blipFill>
-                    <a:blip r:embed="rId12" cstate="print">
-                      <a:extLst>
-                        <a:ext uri="{28A0092B-C50C-407E-A947-70E740481C1C}">
-                          <a14:useLocalDpi xmlns:a14="http://schemas.microsoft.com/office/drawing/2010/main" val="0"/>
-                        </a:ext>
-                      </a:extLst>
-                    </a:blip>
-                    <a:stretch>
-                      <a:fillRect/>
-                    </a:stretch>
-                  </pic:blipFill>
-                  <pic:spPr>
-                    <a:xfrm>
-                      <a:off x="0" y="0"/>
-                      <a:ext cx="5733415" cy="3223895"/>
-                    </a:xfrm>
-                    <a:prstGeom prst="rect">
-                      <a:avLst/>
-                    </a:prstGeom>
-                  </pic:spPr>
-                </pic:pic>
-              </a:graphicData>
-            </a:graphic>
-          </wp:inline>
-        </w:drawing>
-      </w:r>
-    </w:p>
-    <w:p>
-      <w:pPr>
-        <w:pStyle w:val="Heading2"/>
-        <w:rPr>
-          <w:lang w:val="vi-VN" w:eastAsia="vi-VN"/>
-        </w:rPr>
-      </w:pPr>
-      <w:bookmarkStart w:id="2" w:name="_Toc212587536"/>
-      <w:r>
-        <w:rPr>
-          <w:lang w:val="vi-VN" w:eastAsia="vi-VN"/>
-        </w:rPr>
-        <w:t>Cửa sổ thêm Loại Món Ăn</w:t>
-      </w:r>
-      <w:bookmarkEnd w:id="2"/>
-      <w:r>
-        <w:rPr>
-          <w:lang w:val="vi-VN" w:eastAsia="vi-VN"/>
-        </w:rPr>
-        <w:t xml:space="preserve"> </w:t>
-      </w:r>
-    </w:p>
-    <w:p>
-      <w:pPr>
-        <w:rPr>
-          <w:lang w:val="vi-VN" w:eastAsia="vi-VN"/>
-        </w:rPr>
-      </w:pPr>
-      <w:r>
-        <w:rPr>
-          <w:noProof/>
-          <w:lang w:val="vi-VN" w:eastAsia="vi-VN"/>
-        </w:rPr>
-        <w:drawing>
-          <wp:inline distT="0" distB="0" distL="0" distR="0" wp14:anchorId="20D54202" wp14:editId="30521986">
-            <wp:extent cx="5733415" cy="3223895"/>
-            <wp:effectExtent l="0" t="0" r="635" b="0"/>
-            <wp:docPr id="2" name="Picture 2"/>
-            <wp:cNvGraphicFramePr>
-              <a:graphicFrameLocks xmlns:a="http://schemas.openxmlformats.org/drawingml/2006/main" noChangeAspect="1"/>
-            </wp:cNvGraphicFramePr>
-            <a:graphic xmlns:a="http://schemas.openxmlformats.org/drawingml/2006/main">
-              <a:graphicData uri="http://schemas.openxmlformats.org/drawingml/2006/picture">
-                <pic:pic xmlns:pic="http://schemas.openxmlformats.org/drawingml/2006/picture">
-                  <pic:nvPicPr>
-                    <pic:cNvPr id="2" name="B2 Thêm món.png"/>
-                    <pic:cNvPicPr/>
-                  </pic:nvPicPr>
-                  <pic:blipFill>
-                    <a:blip r:embed="rId13" cstate="print">
-                      <a:extLst>
-                        <a:ext uri="{28A0092B-C50C-407E-A947-70E740481C1C}">
-                          <a14:useLocalDpi xmlns:a14="http://schemas.microsoft.com/office/drawing/2010/main" val="0"/>
-                        </a:ext>
-                      </a:extLst>
-                    </a:blip>
-                    <a:stretch>
-                      <a:fillRect/>
-                    </a:stretch>
-                  </pic:blipFill>
-                  <pic:spPr>
-                    <a:xfrm>
-                      <a:off x="0" y="0"/>
-                      <a:ext cx="5733415" cy="3223895"/>
-                    </a:xfrm>
-                    <a:prstGeom prst="rect">
-                      <a:avLst/>
-                    </a:prstGeom>
-                  </pic:spPr>
-                </pic:pic>
-              </a:graphicData>
-            </a:graphic>
-          </wp:inline>
-        </w:drawing>
-      </w:r>
-    </w:p>
-    <w:p>
-      <w:pPr>
-        <w:pStyle w:val="Heading2"/>
-        <w:rPr>
-          <w:lang w:val="vi-VN" w:eastAsia="vi-VN"/>
-        </w:rPr>
-      </w:pPr>
-      <w:bookmarkStart w:id="3" w:name="_Toc212587537"/>
-      <w:r>
-        <w:rPr>
-          <w:lang w:val="vi-VN" w:eastAsia="vi-VN"/>
-        </w:rPr>
-        <w:lastRenderedPageBreak/>
-        <w:t>Cửa sổ tùy chỉnh Loại Món Ăn</w:t>
-      </w:r>
-      <w:bookmarkEnd w:id="3"/>
-    </w:p>
-    <w:p>
-      <w:pPr>
-        <w:rPr>
-          <w:lang w:val="vi-VN" w:eastAsia="vi-VN"/>
-        </w:rPr>
-      </w:pPr>
-      <w:r>
-        <w:rPr>
-          <w:noProof/>
-          <w:lang w:val="vi-VN" w:eastAsia="vi-VN"/>
-        </w:rPr>
-        <w:drawing>
-          <wp:inline distT="0" distB="0" distL="0" distR="0" wp14:anchorId="58A9F881" wp14:editId="0BAF4A01">
-            <wp:extent cx="5733415" cy="3223895"/>
-            <wp:effectExtent l="0" t="0" r="635" b="0"/>
-            <wp:docPr id="3" name="Picture 3"/>
-            <wp:cNvGraphicFramePr>
-              <a:graphicFrameLocks xmlns:a="http://schemas.openxmlformats.org/drawingml/2006/main" noChangeAspect="1"/>
-            </wp:cNvGraphicFramePr>
-            <a:graphic xmlns:a="http://schemas.openxmlformats.org/drawingml/2006/main">
-              <a:graphicData uri="http://schemas.openxmlformats.org/drawingml/2006/picture">
-                <pic:pic xmlns:pic="http://schemas.openxmlformats.org/drawingml/2006/picture">
-                  <pic:nvPicPr>
-                    <pic:cNvPr id="3" name="B2 Thêm món.png"/>
-                    <pic:cNvPicPr/>
-                  </pic:nvPicPr>
-                  <pic:blipFill>
-                    <a:blip r:embed="rId13" cstate="print">
-                      <a:extLst>
-                        <a:ext uri="{28A0092B-C50C-407E-A947-70E740481C1C}">
-                          <a14:useLocalDpi xmlns:a14="http://schemas.microsoft.com/office/drawing/2010/main" val="0"/>
-                        </a:ext>
-                      </a:extLst>
-                    </a:blip>
-                    <a:stretch>
-                      <a:fillRect/>
-                    </a:stretch>
-                  </pic:blipFill>
-                  <pic:spPr>
-                    <a:xfrm>
-                      <a:off x="0" y="0"/>
-                      <a:ext cx="5733415" cy="3223895"/>
-                    </a:xfrm>
-                    <a:prstGeom prst="rect">
-                      <a:avLst/>
-                    </a:prstGeom>
-                  </pic:spPr>
-                </pic:pic>
-              </a:graphicData>
-            </a:graphic>
-          </wp:inline>
-        </w:drawing>
-      </w:r>
-    </w:p>
-    <w:p>
-      <w:pPr>
-        <w:pStyle w:val="Heading1"/>
-        <w:rPr>
-          <w:lang w:val="vi-VN" w:eastAsia="vi-VN"/>
-        </w:rPr>
-      </w:pPr>
-      <w:bookmarkStart w:id="4" w:name="_Toc212587538"/>
-      <w:r>
-        <w:rPr>
-          <w:lang w:val="vi-VN" w:eastAsia="vi-VN"/>
-        </w:rPr>
-        <w:t>Màn hình Món Ăn</w:t>
-      </w:r>
-      <w:bookmarkEnd w:id="4"/>
-    </w:p>
-    <w:p>
-      <w:pPr>
-        <w:pStyle w:val="Heading2"/>
-        <w:rPr>
-          <w:lang w:val="vi-VN" w:eastAsia="vi-VN"/>
-        </w:rPr>
-      </w:pPr>
-      <w:bookmarkStart w:id="5" w:name="_Toc212587539"/>
-      <w:r>
-        <w:rPr>
-          <w:lang w:val="vi-VN" w:eastAsia="vi-VN"/>
-        </w:rPr>
-        <w:t>Tổng quan các chức năng trên Màn Hình Món Ăn</w:t>
-      </w:r>
-      <w:bookmarkEnd w:id="5"/>
-    </w:p>
-    <w:p>
-      <w:pPr>
-        <w:rPr>
-          <w:lang w:val="vi-VN" w:eastAsia="vi-VN"/>
-        </w:rPr>
-      </w:pPr>
-      <w:r>
-        <w:rPr>
-          <w:noProof/>
-          <w:lang w:val="vi-VN" w:eastAsia="vi-VN"/>
-        </w:rPr>
-        <w:drawing>
-          <wp:inline distT="0" distB="0" distL="0" distR="0" wp14:anchorId="5EB6B35F" wp14:editId="220C2765">
-            <wp:extent cx="5733415" cy="3223895"/>
-            <wp:effectExtent l="0" t="0" r="635" b="0"/>
-            <wp:docPr id="4" name="Picture 4"/>
-            <wp:cNvGraphicFramePr>
-              <a:graphicFrameLocks xmlns:a="http://schemas.openxmlformats.org/drawingml/2006/main" noChangeAspect="1"/>
-            </wp:cNvGraphicFramePr>
-            <a:graphic xmlns:a="http://schemas.openxmlformats.org/drawingml/2006/main">
-              <a:graphicData uri="http://schemas.openxmlformats.org/drawingml/2006/picture">
-                <pic:pic xmlns:pic="http://schemas.openxmlformats.org/drawingml/2006/picture">
-                  <pic:nvPicPr>
-                    <pic:cNvPr id="4" name="Món ăn.png"/>
-                    <pic:cNvPicPr/>
-                  </pic:nvPicPr>
-                  <pic:blipFill>
-                    <a:blip r:embed="rId14" cstate="print">
-                      <a:extLst>
-                        <a:ext uri="{28A0092B-C50C-407E-A947-70E740481C1C}">
-                          <a14:useLocalDpi xmlns:a14="http://schemas.microsoft.com/office/drawing/2010/main" val="0"/>
-                        </a:ext>
-                      </a:extLst>
-                    </a:blip>
-                    <a:stretch>
-                      <a:fillRect/>
-                    </a:stretch>
-                  </pic:blipFill>
-                  <pic:spPr>
-                    <a:xfrm>
-                      <a:off x="0" y="0"/>
-                      <a:ext cx="5733415" cy="3223895"/>
-                    </a:xfrm>
-                    <a:prstGeom prst="rect">
-                      <a:avLst/>
-                    </a:prstGeom>
-                  </pic:spPr>
-                </pic:pic>
-              </a:graphicData>
-            </a:graphic>
-          </wp:inline>
-        </w:drawing>
-      </w:r>
-    </w:p>
-    <w:p>
-      <w:pPr>
-        <w:pStyle w:val="Heading2"/>
-        <w:rPr>
-          <w:lang w:val="vi-VN" w:eastAsia="vi-VN"/>
-        </w:rPr>
-      </w:pPr>
-      <w:bookmarkStart w:id="6" w:name="_Toc212587540"/>
-      <w:r>
-        <w:rPr>
-          <w:lang w:val="vi-VN" w:eastAsia="vi-VN"/>
-        </w:rPr>
-        <w:lastRenderedPageBreak/>
-        <w:t>Thêm Món Ăn</w:t>
-      </w:r>
-      <w:bookmarkEnd w:id="6"/>
-    </w:p>
-    <w:p>
-      <w:pPr>
-        <w:rPr>
-          <w:lang w:val="vi-VN" w:eastAsia="vi-VN"/>
-        </w:rPr>
-      </w:pPr>
-      <w:r>
-        <w:rPr>
-          <w:noProof/>
-          <w:lang w:val="vi-VN" w:eastAsia="vi-VN"/>
-        </w:rPr>
-        <w:drawing>
-          <wp:inline distT="0" distB="0" distL="0" distR="0" wp14:anchorId="4750060A" wp14:editId="640477E3">
-            <wp:extent cx="5733415" cy="3223895"/>
-            <wp:effectExtent l="0" t="0" r="635" b="0"/>
-            <wp:docPr id="5" name="Picture 5"/>
-            <wp:cNvGraphicFramePr>
-              <a:graphicFrameLocks xmlns:a="http://schemas.openxmlformats.org/drawingml/2006/main" noChangeAspect="1"/>
-            </wp:cNvGraphicFramePr>
-            <a:graphic xmlns:a="http://schemas.openxmlformats.org/drawingml/2006/main">
-              <a:graphicData uri="http://schemas.openxmlformats.org/drawingml/2006/picture">
-                <pic:pic xmlns:pic="http://schemas.openxmlformats.org/drawingml/2006/picture">
-                  <pic:nvPicPr>
-                    <pic:cNvPr id="5" name="Them mon.png"/>
-                    <pic:cNvPicPr/>
-                  </pic:nvPicPr>
-                  <pic:blipFill>
-                    <a:blip r:embed="rId15" cstate="print">
-                      <a:extLst>
-                        <a:ext uri="{28A0092B-C50C-407E-A947-70E740481C1C}">
-                          <a14:useLocalDpi xmlns:a14="http://schemas.microsoft.com/office/drawing/2010/main" val="0"/>
-                        </a:ext>
-                      </a:extLst>
-                    </a:blip>
-                    <a:stretch>
-                      <a:fillRect/>
-                    </a:stretch>
-                  </pic:blipFill>
-                  <pic:spPr>
-                    <a:xfrm>
-                      <a:off x="0" y="0"/>
-                      <a:ext cx="5733415" cy="3223895"/>
-                    </a:xfrm>
-                    <a:prstGeom prst="rect">
-                      <a:avLst/>
-                    </a:prstGeom>
-                  </pic:spPr>
-                </pic:pic>
-              </a:graphicData>
-            </a:graphic>
-          </wp:inline>
-        </w:drawing>
-      </w:r>
-    </w:p>
-    <w:p>
-      <w:pPr>
-        <w:pStyle w:val="Heading2"/>
-        <w:rPr>
-          <w:lang w:val="vi-VN" w:eastAsia="vi-VN"/>
-        </w:rPr>
-      </w:pPr>
-      <w:bookmarkStart w:id="7" w:name="_Toc212587541"/>
-      <w:r>
-        <w:rPr>
-          <w:lang w:val="vi-VN" w:eastAsia="vi-VN"/>
-        </w:rPr>
-        <w:t>Tùy chỉnh Món Ăn</w:t>
-      </w:r>
-      <w:bookmarkEnd w:id="7"/>
-    </w:p>
-    <w:p>
-      <w:pPr>
-        <w:rPr>
-          <w:lang w:val="vi-VN" w:eastAsia="vi-VN"/>
-        </w:rPr>
-      </w:pPr>
-      <w:r>
-        <w:rPr>
-          <w:noProof/>
-          <w:lang w:val="vi-VN" w:eastAsia="vi-VN"/>
-        </w:rPr>
-        <w:drawing>
-          <wp:inline distT="0" distB="0" distL="0" distR="0" wp14:anchorId="1A781988" wp14:editId="0C7836A0">
-            <wp:extent cx="5733415" cy="3223895"/>
-            <wp:effectExtent l="0" t="0" r="635" b="0"/>
-            <wp:docPr id="6" name="Picture 6"/>
-            <wp:cNvGraphicFramePr>
-              <a:graphicFrameLocks xmlns:a="http://schemas.openxmlformats.org/drawingml/2006/main" noChangeAspect="1"/>
-            </wp:cNvGraphicFramePr>
-            <a:graphic xmlns:a="http://schemas.openxmlformats.org/drawingml/2006/main">
-              <a:graphicData uri="http://schemas.openxmlformats.org/drawingml/2006/picture">
-                <pic:pic xmlns:pic="http://schemas.openxmlformats.org/drawingml/2006/picture">
-                  <pic:nvPicPr>
-                    <pic:cNvPr id="6" name="TuyChinhMonAn.png"/>
-                    <pic:cNvPicPr/>
-                  </pic:nvPicPr>
-                  <pic:blipFill>
-                    <a:blip r:embed="rId16" cstate="print">
-                      <a:extLst>
-                        <a:ext uri="{28A0092B-C50C-407E-A947-70E740481C1C}">
-                          <a14:useLocalDpi xmlns:a14="http://schemas.microsoft.com/office/drawing/2010/main" val="0"/>
-                        </a:ext>
-                      </a:extLst>
-                    </a:blip>
-                    <a:stretch>
-                      <a:fillRect/>
-                    </a:stretch>
-                  </pic:blipFill>
-                  <pic:spPr>
-                    <a:xfrm>
-                      <a:off x="0" y="0"/>
-                      <a:ext cx="5733415" cy="3223895"/>
-                    </a:xfrm>
-                    <a:prstGeom prst="rect">
-                      <a:avLst/>
-                    </a:prstGeom>
-                  </pic:spPr>
-                </pic:pic>
-              </a:graphicData>
-            </a:graphic>
-          </wp:inline>
-        </w:drawing>
-      </w:r>
-    </w:p>
-    <w:p>
-      <w:pPr>
-        <w:pStyle w:val="Heading1"/>
-        <w:rPr>
-          <w:lang w:val="vi-VN" w:eastAsia="vi-VN"/>
-        </w:rPr>
-      </w:pPr>
-      <w:bookmarkStart w:id="8" w:name="_Toc212587542"/>
-      <w:r>
-        <w:rPr>
-          <w:lang w:val="vi-VN" w:eastAsia="vi-VN"/>
-        </w:rPr>
-        <w:lastRenderedPageBreak/>
-        <w:t>Màn hình Khuyến Mãi</w:t>
-      </w:r>
-      <w:bookmarkEnd w:id="8"/>
-    </w:p>
-    <w:p>
-      <w:pPr>
-        <w:pStyle w:val="Heading2"/>
-        <w:rPr>
-          <w:lang w:val="vi-VN" w:eastAsia="vi-VN"/>
-        </w:rPr>
-      </w:pPr>
-      <w:bookmarkStart w:id="9" w:name="_Toc212587543"/>
-      <w:r>
-        <w:rPr>
-          <w:lang w:val="vi-VN" w:eastAsia="vi-VN"/>
-        </w:rPr>
-        <w:t xml:space="preserve">Tổng quan màn hình Khuyến </w:t>
-      </w:r>
-      <w:bookmarkEnd w:id="9"/>
-      <w:r>
-        <w:rPr>
-          <w:lang w:val="vi-VN" w:eastAsia="vi-VN"/>
-        </w:rPr>
-        <w:t>Mãi</w:t>
-      </w:r>
-    </w:p>
-    <w:p>
-      <w:pPr>
-        <w:rPr>
-          <w:lang w:val="vi-VN" w:eastAsia="vi-VN"/>
-        </w:rPr>
-      </w:pPr>
-      <w:bookmarkStart w:id="10" w:name="_GoBack"/>
-      <w:r>
-        <w:rPr>
-          <w:noProof/>
-          <w:lang w:val="vi-VN" w:eastAsia="vi-VN"/>
-        </w:rPr>
-        <w:drawing>
-          <wp:inline distT="0" distB="0" distL="0" distR="0" wp14:anchorId="7AD43EC9" wp14:editId="3B799ABC">
-            <wp:extent cx="5733415" cy="3223895"/>
-            <wp:effectExtent l="0" t="0" r="635" b="0"/>
-            <wp:docPr id="7" name="Picture 7"/>
-            <wp:cNvGraphicFramePr>
-              <a:graphicFrameLocks xmlns:a="http://schemas.openxmlformats.org/drawingml/2006/main" noChangeAspect="1"/>
-            </wp:cNvGraphicFramePr>
-            <a:graphic xmlns:a="http://schemas.openxmlformats.org/drawingml/2006/main">
-              <a:graphicData uri="http://schemas.openxmlformats.org/drawingml/2006/picture">
-                <pic:pic xmlns:pic="http://schemas.openxmlformats.org/drawingml/2006/picture">
-                  <pic:nvPicPr>
-                    <pic:cNvPr id="7" name="KhuyenMai.png"/>
-                    <pic:cNvPicPr/>
-                  </pic:nvPicPr>
-                  <pic:blipFill>
-                    <a:blip r:embed="rId17" cstate="print">
-                      <a:extLst>
-                        <a:ext uri="{28A0092B-C50C-407E-A947-70E740481C1C}">
-                          <a14:useLocalDpi xmlns:a14="http://schemas.microsoft.com/office/drawing/2010/main" val="0"/>
-                        </a:ext>
-                      </a:extLst>
-                    </a:blip>
-                    <a:stretch>
-                      <a:fillRect/>
-                    </a:stretch>
-                  </pic:blipFill>
-                  <pic:spPr>
-                    <a:xfrm>
-                      <a:off x="0" y="0"/>
-                      <a:ext cx="5733415" cy="3223895"/>
-                    </a:xfrm>
-                    <a:prstGeom prst="rect">
-                      <a:avLst/>
-                    </a:prstGeom>
-                  </pic:spPr>
-                </pic:pic>
-              </a:graphicData>
-            </a:graphic>
-          </wp:inline>
-        </w:drawing>
-      </w:r>
-      <w:bookmarkEnd w:id="10"/>
-    </w:p>
-    <w:p>
-      <w:pPr>
-        <w:pStyle w:val="Heading2"/>
-        <w:rPr>
-          <w:lang w:val="vi-VN" w:eastAsia="vi-VN"/>
-        </w:rPr>
-      </w:pPr>
-      <w:bookmarkStart w:id="11" w:name="_Toc212587544"/>
-      <w:r>
-        <w:rPr>
-          <w:lang w:val="vi-VN" w:eastAsia="vi-VN"/>
-        </w:rPr>
-        <w:t>Thêm Khuyến Mãi</w:t>
-      </w:r>
-      <w:bookmarkEnd w:id="11"/>
-    </w:p>
-    <w:p>
-      <w:pPr>
-        <w:rPr>
-          <w:lang w:val="vi-VN" w:eastAsia="vi-VN"/>
-        </w:rPr>
-      </w:pPr>
-      <w:r>
-        <w:rPr>
-          <w:noProof/>
-          <w:lang w:val="vi-VN" w:eastAsia="vi-VN"/>
-        </w:rPr>
-        <w:drawing>
-          <wp:inline distT="0" distB="0" distL="0" distR="0" wp14:anchorId="4331DF8F" wp14:editId="6B5A52CE">
-            <wp:extent cx="5733415" cy="3223895"/>
-            <wp:effectExtent l="0" t="0" r="635" b="0"/>
-            <wp:docPr id="8" name="Picture 8"/>
-            <wp:cNvGraphicFramePr>
-              <a:graphicFrameLocks xmlns:a="http://schemas.openxmlformats.org/drawingml/2006/main" noChangeAspect="1"/>
-            </wp:cNvGraphicFramePr>
-            <a:graphic xmlns:a="http://schemas.openxmlformats.org/drawingml/2006/main">
-              <a:graphicData uri="http://schemas.openxmlformats.org/drawingml/2006/picture">
-                <pic:pic xmlns:pic="http://schemas.openxmlformats.org/drawingml/2006/picture">
-                  <pic:nvPicPr>
-                    <pic:cNvPr id="8" name="Thêm Khuyến Mãi.png"/>
-                    <pic:cNvPicPr/>
-                  </pic:nvPicPr>
-                  <pic:blipFill>
-                    <a:blip r:embed="rId18" cstate="print">
-                      <a:extLst>
-                        <a:ext uri="{28A0092B-C50C-407E-A947-70E740481C1C}">
-                          <a14:useLocalDpi xmlns:a14="http://schemas.microsoft.com/office/drawing/2010/main" val="0"/>
-                        </a:ext>
-                      </a:extLst>
-                    </a:blip>
-                    <a:stretch>
-                      <a:fillRect/>
-                    </a:stretch>
-                  </pic:blipFill>
-                  <pic:spPr>
-                    <a:xfrm>
-                      <a:off x="0" y="0"/>
-                      <a:ext cx="5733415" cy="3223895"/>
-                    </a:xfrm>
-                    <a:prstGeom prst="rect">
-                      <a:avLst/>
-                    </a:prstGeom>
-                  </pic:spPr>
-                </pic:pic>
-              </a:graphicData>
-            </a:graphic>
-          </wp:inline>
-        </w:drawing>
-      </w:r>
-    </w:p>
-    <w:p>
-      <w:pPr>
-        <w:pStyle w:val="Heading2"/>
-        <w:rPr>
-          <w:lang w:val="vi-VN" w:eastAsia="vi-VN"/>
-        </w:rPr>
-      </w:pPr>
-      <w:bookmarkStart w:id="12" w:name="_Toc212587545"/>
-      <w:r>
-        <w:rPr>
-          <w:lang w:val="vi-VN" w:eastAsia="vi-VN"/>
-        </w:rPr>
-        <w:lastRenderedPageBreak/>
-        <w:t>Tùy chỉnh Khuyến Mãi</w:t>
-      </w:r>
-      <w:bookmarkEnd w:id="12"/>
-    </w:p>
-    <w:p>
-      <w:pPr>
-        <w:rPr>
-          <w:lang w:val="vi-VN" w:eastAsia="vi-VN"/>
-        </w:rPr>
-      </w:pPr>
-      <w:r>
-        <w:rPr>
-          <w:noProof/>
-          <w:lang w:val="vi-VN" w:eastAsia="vi-VN"/>
-        </w:rPr>
-        <w:drawing>
-          <wp:inline distT="0" distB="0" distL="0" distR="0" wp14:anchorId="03278B39" wp14:editId="1F14A9DB">
-            <wp:extent cx="5733415" cy="3161030"/>
-            <wp:effectExtent l="0" t="0" r="635" b="1270"/>
-            <wp:docPr id="9" name="Picture 9"/>
-            <wp:cNvGraphicFramePr>
-              <a:graphicFrameLocks xmlns:a="http://schemas.openxmlformats.org/drawingml/2006/main" noChangeAspect="1"/>
-            </wp:cNvGraphicFramePr>
-            <a:graphic xmlns:a="http://schemas.openxmlformats.org/drawingml/2006/main">
-              <a:graphicData uri="http://schemas.openxmlformats.org/drawingml/2006/picture">
-                <pic:pic xmlns:pic="http://schemas.openxmlformats.org/drawingml/2006/picture">
-                  <pic:nvPicPr>
-                    <pic:cNvPr id="9" name="Tùy Chỉnh Khuyến Mãi.png"/>
-                    <pic:cNvPicPr/>
-                  </pic:nvPicPr>
-                  <pic:blipFill>
-                    <a:blip r:embed="rId19" cstate="print">
-                      <a:extLst>
-                        <a:ext uri="{28A0092B-C50C-407E-A947-70E740481C1C}">
-                          <a14:useLocalDpi xmlns:a14="http://schemas.microsoft.com/office/drawing/2010/main" val="0"/>
-                        </a:ext>
-                      </a:extLst>
-                    </a:blip>
-                    <a:stretch>
-                      <a:fillRect/>
-                    </a:stretch>
-                  </pic:blipFill>
-                  <pic:spPr>
-                    <a:xfrm>
-                      <a:off x="0" y="0"/>
-                      <a:ext cx="5733415" cy="3161030"/>
-                    </a:xfrm>
-                    <a:prstGeom prst="rect">
-                      <a:avLst/>
-                    </a:prstGeom>
-                  </pic:spPr>
-                </pic:pic>
-              </a:graphicData>
-            </a:graphic>
-          </wp:inline>
-        </w:drawing>
-      </w:r>
-    </w:p>
-    <w:p>
-      <w:pPr>
-        <w:pStyle w:val="Heading3"/>
-        <w:rPr>
-          <w:lang w:val="vi-VN" w:eastAsia="vi-VN"/>
-        </w:rPr>
-      </w:pPr>
-      <w:bookmarkStart w:id="13" w:name="_Toc212587546"/>
-      <w:r>
-        <w:rPr>
-          <w:lang w:val="vi-VN" w:eastAsia="vi-VN"/>
-        </w:rPr>
-        <w:lastRenderedPageBreak/>
-        <w:t>Điều chỉnh Khung giờ Khuyến Mãi xảy ra</w:t>
-      </w:r>
-      <w:bookmarkEnd w:id="13"/>
-      <w:r>
-        <w:rPr>
-          <w:lang w:val="vi-VN" w:eastAsia="vi-VN"/>
-        </w:rPr>
-        <w:t xml:space="preserve"> </w:t>
-      </w:r>
-    </w:p>
-    <w:p>
-      <w:pPr>
-        <w:rPr>
-          <w:lang w:val="vi-VN" w:eastAsia="vi-VN"/>
-        </w:rPr>
-      </w:pPr>
-      <w:r>
-        <w:rPr>
-          <w:noProof/>
-          <w:lang w:val="vi-VN" w:eastAsia="vi-VN"/>
-        </w:rPr>
-        <w:drawing>
-          <wp:inline distT="0" distB="0" distL="0" distR="0" wp14:anchorId="76C4E71D" wp14:editId="7AE328FC">
-            <wp:extent cx="4448796" cy="5325218"/>
-            <wp:effectExtent l="0" t="0" r="9525" b="8890"/>
-            <wp:docPr id="10" name="Picture 10"/>
-            <wp:cNvGraphicFramePr>
-              <a:graphicFrameLocks xmlns:a="http://schemas.openxmlformats.org/drawingml/2006/main" noChangeAspect="1"/>
-            </wp:cNvGraphicFramePr>
-            <a:graphic xmlns:a="http://schemas.openxmlformats.org/drawingml/2006/main">
-              <a:graphicData uri="http://schemas.openxmlformats.org/drawingml/2006/picture">
-                <pic:pic xmlns:pic="http://schemas.openxmlformats.org/drawingml/2006/picture">
-                  <pic:nvPicPr>
-                    <pic:cNvPr id="10" name="Screenshot 2025-10-28 174655.png"/>
-                    <pic:cNvPicPr/>
-                  </pic:nvPicPr>
-                  <pic:blipFill>
-                    <a:blip r:embed="rId20">
-                      <a:extLst>
-                        <a:ext uri="{28A0092B-C50C-407E-A947-70E740481C1C}">
-                          <a14:useLocalDpi xmlns:a14="http://schemas.microsoft.com/office/drawing/2010/main" val="0"/>
-                        </a:ext>
-                      </a:extLst>
-                    </a:blip>
-                    <a:stretch>
-                      <a:fillRect/>
-                    </a:stretch>
-                  </pic:blipFill>
-                  <pic:spPr>
-                    <a:xfrm>
-                      <a:off x="0" y="0"/>
-                      <a:ext cx="4448796" cy="5325218"/>
-                    </a:xfrm>
-                    <a:prstGeom prst="rect">
-                      <a:avLst/>
-                    </a:prstGeom>
-                  </pic:spPr>
-                </pic:pic>
-              </a:graphicData>
-            </a:graphic>
-          </wp:inline>
-        </w:drawing>
-      </w:r>
-      <w:r>
-        <w:rPr>
-          <w:lang w:val="vi-VN" w:eastAsia="vi-VN"/>
-        </w:rPr>
-        <w:t>\</w:t>
-      </w:r>
-    </w:p>
-    <w:p>
-      <w:pPr>
-        <w:pStyle w:val="Heading3"/>
-        <w:rPr>
-          <w:lang w:val="vi-VN" w:eastAsia="vi-VN"/>
-        </w:rPr>
-      </w:pPr>
-      <w:bookmarkStart w:id="14" w:name="_Toc212587547"/>
-      <w:r>
-        <w:rPr>
-          <w:lang w:val="vi-VN" w:eastAsia="vi-VN"/>
-        </w:rPr>
-        <w:lastRenderedPageBreak/>
-        <w:t>Điều chỉnh danh sách món áp dụng cho Khuyến Mãi</w:t>
-      </w:r>
-      <w:bookmarkEnd w:id="14"/>
-    </w:p>
-    <w:p>
-      <w:pPr>
-        <w:rPr>
-          <w:lang w:val="vi-VN" w:eastAsia="vi-VN"/>
-        </w:rPr>
-      </w:pPr>
-      <w:r>
-        <w:rPr>
-          <w:noProof/>
-          <w:lang w:val="vi-VN" w:eastAsia="vi-VN"/>
-        </w:rPr>
-        <w:drawing>
-          <wp:inline distT="0" distB="0" distL="0" distR="0">
-            <wp:extent cx="5733415" cy="2814320"/>
-            <wp:effectExtent l="0" t="0" r="635" b="5080"/>
-            <wp:docPr id="11" name="Picture 11"/>
-            <wp:cNvGraphicFramePr>
-              <a:graphicFrameLocks xmlns:a="http://schemas.openxmlformats.org/drawingml/2006/main" noChangeAspect="1"/>
-            </wp:cNvGraphicFramePr>
-            <a:graphic xmlns:a="http://schemas.openxmlformats.org/drawingml/2006/main">
-              <a:graphicData uri="http://schemas.openxmlformats.org/drawingml/2006/picture">
-                <pic:pic xmlns:pic="http://schemas.openxmlformats.org/drawingml/2006/picture">
-                  <pic:nvPicPr>
-                    <pic:cNvPr id="11" name="Screenshot 2025-10-28 174721.png"/>
-                    <pic:cNvPicPr/>
-                  </pic:nvPicPr>
-                  <pic:blipFill>
-                    <a:blip r:embed="rId21">
-                      <a:extLst>
-                        <a:ext uri="{28A0092B-C50C-407E-A947-70E740481C1C}">
-                          <a14:useLocalDpi xmlns:a14="http://schemas.microsoft.com/office/drawing/2010/main" val="0"/>
-                        </a:ext>
-                      </a:extLst>
-                    </a:blip>
-                    <a:stretch>
-                      <a:fillRect/>
-                    </a:stretch>
-                  </pic:blipFill>
-                  <pic:spPr>
-                    <a:xfrm>
-                      <a:off x="0" y="0"/>
-                      <a:ext cx="5733415" cy="2814320"/>
-                    </a:xfrm>
-                    <a:prstGeom prst="rect">
-                      <a:avLst/>
-                    </a:prstGeom>
-                  </pic:spPr>
-                </pic:pic>
-              </a:graphicData>
-            </a:graphic>
-          </wp:inline>
-        </w:drawing>
-      </w:r>
     </w:p>
     <w:sectPr>
       <w:footerReference w:type="default" r:id="rId22"/>
       <w:pgSz w:w="11909" w:h="16834"/>
       <w:pgMar w:top="1440" w:right="1440" w:bottom="1440" w:left="1440" w:header="720" w:footer="720" w:gutter="0"/>
-      <w:pgNumType w:start="1"/>
+      <w:pgNumType w:start="0"/>
       <w:cols w:space="720"/>
+      <w:titlePg/>
+      <w:docGrid w:linePitch="354"/>
     </w:sectPr>
   </w:body>
 </w:document>
@@ -3190,7 +4124,7 @@
             <w:b/>
             <w:noProof/>
           </w:rPr>
-          <w:t>7</w:t>
+          <w:t>3</w:t>
         </w:r>
         <w:r>
           <w:rPr>
@@ -4108,10 +5042,10 @@
   <w:abstractNum w:abstractNumId="7" w15:restartNumberingAfterBreak="0">
     <w:nsid w:val="1866274B"/>
     <w:multiLevelType w:val="multilevel"/>
-    <w:tmpl w:val="5FE074F4"/>
+    <w:tmpl w:val="8A0C8E18"/>
     <w:lvl w:ilvl="0">
       <w:start w:val="1"/>
-      <w:numFmt w:val="decimal"/>
+      <w:numFmt w:val="upperRoman"/>
       <w:pStyle w:val="Heading1"/>
       <w:lvlText w:val="%1."/>
       <w:lvlJc w:val="left"/>
@@ -4126,7 +5060,7 @@
       <w:start w:val="1"/>
       <w:numFmt w:val="decimal"/>
       <w:pStyle w:val="Heading2"/>
-      <w:lvlText w:val="%1.%2."/>
+      <w:lvlText w:val="%2."/>
       <w:lvlJc w:val="left"/>
       <w:pPr>
         <w:ind w:left="720" w:hanging="360"/>
@@ -4139,7 +5073,7 @@
       <w:start w:val="1"/>
       <w:numFmt w:val="decimal"/>
       <w:pStyle w:val="Heading3"/>
-      <w:lvlText w:val="%1.%2.%3."/>
+      <w:lvlText w:val="%2.%3."/>
       <w:lvlJc w:val="left"/>
       <w:pPr>
         <w:ind w:left="1080" w:hanging="360"/>
@@ -7848,9 +8782,10 @@
   <w:style w:type="paragraph" w:default="1" w:styleId="Normal">
     <w:name w:val="Normal"/>
     <w:qFormat/>
-    <w:rsid w:val="004B447C"/>
+    <w:rsid w:val="009846D6"/>
     <w:pPr>
-      <w:ind w:firstLine="720"/>
+      <w:ind w:firstLine="288"/>
+      <w:jc w:val="both"/>
     </w:pPr>
     <w:rPr>
       <w:rFonts w:ascii="Times New Roman" w:hAnsi="Times New Roman"/>
@@ -7863,7 +8798,7 @@
     <w:next w:val="Normal"/>
     <w:uiPriority w:val="9"/>
     <w:qFormat/>
-    <w:rsid w:val="00854B2C"/>
+    <w:rsid w:val="00F70FCE"/>
     <w:pPr>
       <w:keepNext/>
       <w:keepLines/>
@@ -7875,7 +8810,7 @@
     </w:pPr>
     <w:rPr>
       <w:b/>
-      <w:sz w:val="40"/>
+      <w:sz w:val="32"/>
       <w:szCs w:val="40"/>
     </w:rPr>
   </w:style>
@@ -7887,7 +8822,7 @@
     <w:uiPriority w:val="9"/>
     <w:unhideWhenUsed/>
     <w:qFormat/>
-    <w:rsid w:val="00854B2C"/>
+    <w:rsid w:val="009846D6"/>
     <w:pPr>
       <w:keepNext/>
       <w:keepLines/>
@@ -7896,11 +8831,11 @@
         <w:numId w:val="15"/>
       </w:numPr>
       <w:spacing w:before="360" w:after="120"/>
+      <w:ind w:left="360"/>
       <w:outlineLvl w:val="1"/>
     </w:pPr>
     <w:rPr>
       <w:b/>
-      <w:sz w:val="34"/>
       <w:szCs w:val="32"/>
     </w:rPr>
   </w:style>
@@ -7911,7 +8846,7 @@
     <w:uiPriority w:val="9"/>
     <w:unhideWhenUsed/>
     <w:qFormat/>
-    <w:rsid w:val="004B447C"/>
+    <w:rsid w:val="009846D6"/>
     <w:pPr>
       <w:keepNext/>
       <w:keepLines/>
@@ -7919,13 +8854,13 @@
         <w:ilvl w:val="2"/>
         <w:numId w:val="15"/>
       </w:numPr>
-      <w:spacing w:before="320" w:after="80"/>
+      <w:spacing w:before="120" w:after="80"/>
+      <w:ind w:left="648"/>
       <w:outlineLvl w:val="2"/>
     </w:pPr>
     <w:rPr>
       <w:b/>
       <w:color w:val="000000" w:themeColor="text1"/>
-      <w:sz w:val="34"/>
       <w:szCs w:val="28"/>
     </w:rPr>
   </w:style>
@@ -8016,6 +8951,7 @@
     <w:name w:val="Title"/>
     <w:basedOn w:val="Normal"/>
     <w:next w:val="Normal"/>
+    <w:link w:val="TitleChar"/>
     <w:uiPriority w:val="10"/>
     <w:qFormat/>
     <w:pPr>
@@ -8032,6 +8968,9 @@
     <w:name w:val="Subtitle"/>
     <w:basedOn w:val="Normal"/>
     <w:next w:val="Normal"/>
+    <w:link w:val="SubtitleChar"/>
+    <w:uiPriority w:val="11"/>
+    <w:qFormat/>
     <w:pPr>
       <w:keepNext/>
       <w:keepLines/>
@@ -8126,7 +9065,6 @@
       <w:rFonts w:asciiTheme="majorHAnsi" w:eastAsiaTheme="majorEastAsia" w:hAnsiTheme="majorHAnsi" w:cstheme="majorBidi"/>
       <w:b w:val="0"/>
       <w:color w:val="365F91" w:themeColor="accent1" w:themeShade="BF"/>
-      <w:sz w:val="32"/>
       <w:szCs w:val="32"/>
       <w:lang w:val="en-US"/>
     </w:rPr>
@@ -8202,11 +9140,11 @@
     <w:basedOn w:val="DefaultParagraphFont"/>
     <w:link w:val="Heading2"/>
     <w:uiPriority w:val="9"/>
-    <w:rsid w:val="00854B2C"/>
+    <w:rsid w:val="009846D6"/>
     <w:rPr>
       <w:rFonts w:ascii="Times New Roman" w:hAnsi="Times New Roman"/>
       <w:b/>
-      <w:sz w:val="34"/>
+      <w:sz w:val="26"/>
       <w:szCs w:val="32"/>
     </w:rPr>
   </w:style>
@@ -8389,7 +9327,673 @@
       <w:szCs w:val="20"/>
     </w:rPr>
   </w:style>
+  <w:style w:type="character" w:customStyle="1" w:styleId="TitleChar">
+    <w:name w:val="Title Char"/>
+    <w:basedOn w:val="DefaultParagraphFont"/>
+    <w:link w:val="Title"/>
+    <w:uiPriority w:val="10"/>
+    <w:rsid w:val="0056671F"/>
+    <w:rPr>
+      <w:rFonts w:ascii="Times New Roman" w:hAnsi="Times New Roman"/>
+      <w:sz w:val="52"/>
+      <w:szCs w:val="52"/>
+    </w:rPr>
+  </w:style>
+  <w:style w:type="character" w:customStyle="1" w:styleId="SubtitleChar">
+    <w:name w:val="Subtitle Char"/>
+    <w:basedOn w:val="DefaultParagraphFont"/>
+    <w:link w:val="Subtitle"/>
+    <w:uiPriority w:val="11"/>
+    <w:rsid w:val="0056671F"/>
+    <w:rPr>
+      <w:rFonts w:ascii="Times New Roman" w:hAnsi="Times New Roman"/>
+      <w:color w:val="666666"/>
+      <w:sz w:val="30"/>
+      <w:szCs w:val="30"/>
+    </w:rPr>
+  </w:style>
+  <w:style w:type="paragraph" w:styleId="NoSpacing">
+    <w:name w:val="No Spacing"/>
+    <w:link w:val="NoSpacingChar"/>
+    <w:uiPriority w:val="1"/>
+    <w:qFormat/>
+    <w:rsid w:val="0056671F"/>
+    <w:pPr>
+      <w:spacing w:line="240" w:lineRule="auto"/>
+    </w:pPr>
+    <w:rPr>
+      <w:rFonts w:asciiTheme="minorHAnsi" w:eastAsiaTheme="minorEastAsia" w:hAnsiTheme="minorHAnsi" w:cstheme="minorBidi"/>
+      <w:lang w:val="en-US"/>
+    </w:rPr>
+  </w:style>
+  <w:style w:type="character" w:customStyle="1" w:styleId="NoSpacingChar">
+    <w:name w:val="No Spacing Char"/>
+    <w:basedOn w:val="DefaultParagraphFont"/>
+    <w:link w:val="NoSpacing"/>
+    <w:uiPriority w:val="1"/>
+    <w:rsid w:val="0056671F"/>
+    <w:rPr>
+      <w:rFonts w:asciiTheme="minorHAnsi" w:eastAsiaTheme="minorEastAsia" w:hAnsiTheme="minorHAnsi" w:cstheme="minorBidi"/>
+      <w:lang w:val="en-US"/>
+    </w:rPr>
+  </w:style>
 </w:styles>
+</file>
+
+<file path=word/glossary/document.xml><?xml version="1.0" encoding="utf-8"?>
+<w:glossaryDocument xmlns:wpc="http://schemas.microsoft.com/office/word/2010/wordprocessingCanvas" xmlns:cx="http://schemas.microsoft.com/office/drawing/2014/chartex" xmlns:mc="http://schemas.openxmlformats.org/markup-compatibility/2006" xmlns:o="urn:schemas-microsoft-com:office:office" xmlns:r="http://schemas.openxmlformats.org/officeDocument/2006/relationships" xmlns:m="http://schemas.openxmlformats.org/officeDocument/2006/math" xmlns:v="urn:schemas-microsoft-com:vml" xmlns:wp14="http://schemas.microsoft.com/office/word/2010/wordprocessingDrawing" xmlns:wp="http://schemas.openxmlformats.org/drawingml/2006/wordprocessingDrawing" xmlns:w10="urn:schemas-microsoft-com:office:word" xmlns:w="http://schemas.openxmlformats.org/wordprocessingml/2006/main" xmlns:w14="http://schemas.microsoft.com/office/word/2010/wordml" xmlns:w15="http://schemas.microsoft.com/office/word/2012/wordml" xmlns:w16se="http://schemas.microsoft.com/office/word/2015/wordml/symex" xmlns:wpg="http://schemas.microsoft.com/office/word/2010/wordprocessingGroup" xmlns:wpi="http://schemas.microsoft.com/office/word/2010/wordprocessingInk" xmlns:wne="http://schemas.microsoft.com/office/word/2006/wordml" xmlns:wps="http://schemas.microsoft.com/office/word/2010/wordprocessingShape" mc:Ignorable="w14 w15 w16se wp14">
+  <w:docParts>
+    <w:docPart>
+      <w:docPartPr>
+        <w:name w:val="2D8B9FDE4ABF40979C8BA2C17D5AEE92"/>
+        <w:category>
+          <w:name w:val="General"/>
+          <w:gallery w:val="placeholder"/>
+        </w:category>
+        <w:types>
+          <w:type w:val="bbPlcHdr"/>
+        </w:types>
+        <w:behaviors>
+          <w:behavior w:val="content"/>
+        </w:behaviors>
+        <w:guid w:val="{EFEAC5C4-DE8B-45FD-9B60-BA439DF956F5}"/>
+      </w:docPartPr>
+      <w:docPartBody>
+        <w:p>
+          <w:pPr>
+            <w:pStyle w:val="2D8B9FDE4ABF40979C8BA2C17D5AEE92"/>
+          </w:pPr>
+          <w:r>
+            <w:rPr>
+              <w:rFonts w:asciiTheme="majorHAnsi" w:eastAsiaTheme="majorEastAsia" w:hAnsiTheme="majorHAnsi" w:cstheme="majorBidi"/>
+              <w:caps/>
+              <w:color w:val="5B9BD5" w:themeColor="accent1"/>
+              <w:sz w:val="80"/>
+              <w:szCs w:val="80"/>
+            </w:rPr>
+            <w:t>[Document title]</w:t>
+          </w:r>
+        </w:p>
+      </w:docPartBody>
+    </w:docPart>
+    <w:docPart>
+      <w:docPartPr>
+        <w:name w:val="03A102053F314040BDCA822096A22724"/>
+        <w:category>
+          <w:name w:val="General"/>
+          <w:gallery w:val="placeholder"/>
+        </w:category>
+        <w:types>
+          <w:type w:val="bbPlcHdr"/>
+        </w:types>
+        <w:behaviors>
+          <w:behavior w:val="content"/>
+        </w:behaviors>
+        <w:guid w:val="{1C5E04A5-462F-4A82-BBEF-B61473A93918}"/>
+      </w:docPartPr>
+      <w:docPartBody>
+        <w:p>
+          <w:pPr>
+            <w:pStyle w:val="03A102053F314040BDCA822096A22724"/>
+          </w:pPr>
+          <w:r>
+            <w:rPr>
+              <w:color w:val="5B9BD5" w:themeColor="accent1"/>
+              <w:sz w:val="28"/>
+              <w:szCs w:val="28"/>
+            </w:rPr>
+            <w:t>[Document subtitle]</w:t>
+          </w:r>
+        </w:p>
+      </w:docPartBody>
+    </w:docPart>
+  </w:docParts>
+</w:glossaryDocument>
+</file>
+
+<file path=word/glossary/fontTable.xml><?xml version="1.0" encoding="utf-8"?>
+<w:fonts xmlns:mc="http://schemas.openxmlformats.org/markup-compatibility/2006" xmlns:r="http://schemas.openxmlformats.org/officeDocument/2006/relationships" xmlns:w="http://schemas.openxmlformats.org/wordprocessingml/2006/main" xmlns:w14="http://schemas.microsoft.com/office/word/2010/wordml" xmlns:w15="http://schemas.microsoft.com/office/word/2012/wordml" xmlns:w16se="http://schemas.microsoft.com/office/word/2015/wordml/symex" mc:Ignorable="w14 w15 w16se">
+  <w:font w:name="Symbol">
+    <w:panose1 w:val="05050102010706020507"/>
+    <w:charset w:val="02"/>
+    <w:family w:val="roman"/>
+    <w:pitch w:val="variable"/>
+    <w:sig w:usb0="00000000" w:usb1="10000000" w:usb2="00000000" w:usb3="00000000" w:csb0="80000000" w:csb1="00000000"/>
+  </w:font>
+  <w:font w:name="Times New Roman">
+    <w:panose1 w:val="02020603050405020304"/>
+    <w:charset w:val="00"/>
+    <w:family w:val="roman"/>
+    <w:pitch w:val="variable"/>
+    <w:sig w:usb0="E0002EFF" w:usb1="C000785B" w:usb2="00000009" w:usb3="00000000" w:csb0="000001FF" w:csb1="00000000"/>
+  </w:font>
+  <w:font w:name="Courier New">
+    <w:panose1 w:val="02070309020205020404"/>
+    <w:charset w:val="A3"/>
+    <w:family w:val="modern"/>
+    <w:pitch w:val="fixed"/>
+    <w:sig w:usb0="E0002EFF" w:usb1="C0007843" w:usb2="00000009" w:usb3="00000000" w:csb0="000001FF" w:csb1="00000000"/>
+  </w:font>
+  <w:font w:name="Wingdings">
+    <w:panose1 w:val="05000000000000000000"/>
+    <w:charset w:val="02"/>
+    <w:family w:val="auto"/>
+    <w:pitch w:val="variable"/>
+    <w:sig w:usb0="00000000" w:usb1="10000000" w:usb2="00000000" w:usb3="00000000" w:csb0="80000000" w:csb1="00000000"/>
+  </w:font>
+  <w:font w:name="Noto Sans Symbols">
+    <w:altName w:val="Times New Roman"/>
+    <w:charset w:val="00"/>
+    <w:family w:val="auto"/>
+    <w:pitch w:val="default"/>
+  </w:font>
+  <w:font w:name="Arial">
+    <w:panose1 w:val="020B0604020202020204"/>
+    <w:charset w:val="A3"/>
+    <w:family w:val="swiss"/>
+    <w:pitch w:val="variable"/>
+    <w:sig w:usb0="E0002EFF" w:usb1="C000785B" w:usb2="00000009" w:usb3="00000000" w:csb0="000001FF" w:csb1="00000000"/>
+  </w:font>
+  <w:font w:name="Calibri">
+    <w:panose1 w:val="020F0502020204030204"/>
+    <w:charset w:val="00"/>
+    <w:family w:val="swiss"/>
+    <w:pitch w:val="variable"/>
+    <w:sig w:usb0="E10002FF" w:usb1="4000ACFF" w:usb2="00000009" w:usb3="00000000" w:csb0="0000019F" w:csb1="00000000"/>
+  </w:font>
+  <w:font w:name="SimSun">
+    <w:altName w:val="宋体"/>
+    <w:panose1 w:val="02010600030101010101"/>
+    <w:charset w:val="86"/>
+    <w:family w:val="auto"/>
+    <w:pitch w:val="variable"/>
+    <w:sig w:usb0="00000003" w:usb1="288F0000" w:usb2="00000016" w:usb3="00000000" w:csb0="00040001" w:csb1="00000000"/>
+  </w:font>
+  <w:font w:name="Cambria">
+    <w:panose1 w:val="02040503050406030204"/>
+    <w:charset w:val="00"/>
+    <w:family w:val="roman"/>
+    <w:pitch w:val="variable"/>
+    <w:sig w:usb0="E00002FF" w:usb1="400004FF" w:usb2="00000000" w:usb3="00000000" w:csb0="0000019F" w:csb1="00000000"/>
+  </w:font>
+</w:fonts>
+</file>
+
+<file path=word/glossary/settings.xml><?xml version="1.0" encoding="utf-8"?>
+<w:settings xmlns:mc="http://schemas.openxmlformats.org/markup-compatibility/2006" xmlns:o="urn:schemas-microsoft-com:office:office" xmlns:r="http://schemas.openxmlformats.org/officeDocument/2006/relationships" xmlns:m="http://schemas.openxmlformats.org/officeDocument/2006/math" xmlns:v="urn:schemas-microsoft-com:vml" xmlns:w10="urn:schemas-microsoft-com:office:word" xmlns:w="http://schemas.openxmlformats.org/wordprocessingml/2006/main" xmlns:w14="http://schemas.microsoft.com/office/word/2010/wordml" xmlns:w15="http://schemas.microsoft.com/office/word/2012/wordml" xmlns:w16se="http://schemas.microsoft.com/office/word/2015/wordml/symex" xmlns:sl="http://schemas.openxmlformats.org/schemaLibrary/2006/main" mc:Ignorable="w14 w15 w16se">
+  <w:view w:val="normal"/>
+  <w:defaultTabStop w:val="720"/>
+  <w:characterSpacingControl w:val="doNotCompress"/>
+  <w:compat>
+    <w:useFELayout/>
+    <w:compatSetting w:name="compatibilityMode" w:uri="http://schemas.microsoft.com/office/word" w:val="15"/>
+    <w:compatSetting w:name="overrideTableStyleFontSizeAndJustification" w:uri="http://schemas.microsoft.com/office/word" w:val="1"/>
+    <w:compatSetting w:name="enableOpenTypeFeatures" w:uri="http://schemas.microsoft.com/office/word" w:val="1"/>
+    <w:compatSetting w:name="doNotFlipMirrorIndents" w:uri="http://schemas.microsoft.com/office/word" w:val="1"/>
+    <w:compatSetting w:name="differentiateMultirowTableHeaders" w:uri="http://schemas.microsoft.com/office/word" w:val="1"/>
+  </w:compat>
+  <w:rsids>
+    <w:rsidRoot w:val="00C454E2"/>
+    <w:rsid w:val="00C454E2"/>
+  </w:rsids>
+  <m:mathPr>
+    <m:mathFont m:val="Cambria Math"/>
+    <m:brkBin m:val="before"/>
+    <m:brkBinSub m:val="--"/>
+    <m:smallFrac m:val="0"/>
+    <m:dispDef/>
+    <m:lMargin m:val="0"/>
+    <m:rMargin m:val="0"/>
+    <m:defJc m:val="centerGroup"/>
+    <m:wrapIndent m:val="1440"/>
+    <m:intLim m:val="subSup"/>
+    <m:naryLim m:val="undOvr"/>
+  </m:mathPr>
+  <w:themeFontLang w:val="vi-VN"/>
+  <w:clrSchemeMapping w:bg1="light1" w:t1="dark1" w:bg2="light2" w:t2="dark2" w:accent1="accent1" w:accent2="accent2" w:accent3="accent3" w:accent4="accent4" w:accent5="accent5" w:accent6="accent6" w:hyperlink="hyperlink" w:followedHyperlink="followedHyperlink"/>
+  <w:decimalSymbol w:val=","/>
+  <w:listSeparator w:val=","/>
+  <w15:chartTrackingRefBased/>
+</w:settings>
+</file>
+
+<file path=word/glossary/styles.xml><?xml version="1.0" encoding="utf-8"?>
+<w:styles xmlns:mc="http://schemas.openxmlformats.org/markup-compatibility/2006" xmlns:r="http://schemas.openxmlformats.org/officeDocument/2006/relationships" xmlns:w="http://schemas.openxmlformats.org/wordprocessingml/2006/main" xmlns:w14="http://schemas.microsoft.com/office/word/2010/wordml" xmlns:w15="http://schemas.microsoft.com/office/word/2012/wordml" xmlns:w16se="http://schemas.microsoft.com/office/word/2015/wordml/symex" mc:Ignorable="w14 w15 w16se">
+  <w:docDefaults>
+    <w:rPrDefault>
+      <w:rPr>
+        <w:rFonts w:asciiTheme="minorHAnsi" w:eastAsiaTheme="minorEastAsia" w:hAnsiTheme="minorHAnsi" w:cstheme="minorBidi"/>
+        <w:sz w:val="22"/>
+        <w:szCs w:val="22"/>
+        <w:lang w:val="vi-VN" w:eastAsia="vi-VN" w:bidi="ar-SA"/>
+      </w:rPr>
+    </w:rPrDefault>
+    <w:pPrDefault>
+      <w:pPr>
+        <w:spacing w:after="160" w:line="259" w:lineRule="auto"/>
+      </w:pPr>
+    </w:pPrDefault>
+  </w:docDefaults>
+  <w:latentStyles w:defLockedState="0" w:defUIPriority="99" w:defSemiHidden="0" w:defUnhideWhenUsed="0" w:defQFormat="0" w:count="371">
+    <w:lsdException w:name="Normal" w:uiPriority="0" w:qFormat="1"/>
+    <w:lsdException w:name="heading 1" w:uiPriority="9" w:qFormat="1"/>
+    <w:lsdException w:name="heading 2" w:semiHidden="1" w:uiPriority="9" w:unhideWhenUsed="1" w:qFormat="1"/>
+    <w:lsdException w:name="heading 3" w:semiHidden="1" w:uiPriority="9" w:unhideWhenUsed="1" w:qFormat="1"/>
+    <w:lsdException w:name="heading 4" w:semiHidden="1" w:uiPriority="9" w:unhideWhenUsed="1" w:qFormat="1"/>
+    <w:lsdException w:name="heading 5" w:semiHidden="1" w:uiPriority="9" w:unhideWhenUsed="1" w:qFormat="1"/>
+    <w:lsdException w:name="heading 6" w:semiHidden="1" w:uiPriority="9" w:unhideWhenUsed="1" w:qFormat="1"/>
+    <w:lsdException w:name="heading 7" w:semiHidden="1" w:uiPriority="9" w:unhideWhenUsed="1" w:qFormat="1"/>
+    <w:lsdException w:name="heading 8" w:semiHidden="1" w:uiPriority="9" w:unhideWhenUsed="1" w:qFormat="1"/>
+    <w:lsdException w:name="heading 9" w:semiHidden="1" w:uiPriority="9" w:unhideWhenUsed="1" w:qFormat="1"/>
+    <w:lsdException w:name="index 1" w:semiHidden="1" w:unhideWhenUsed="1"/>
+    <w:lsdException w:name="index 2" w:semiHidden="1" w:unhideWhenUsed="1"/>
+    <w:lsdException w:name="index 3" w:semiHidden="1" w:unhideWhenUsed="1"/>
+    <w:lsdException w:name="index 4" w:semiHidden="1" w:unhideWhenUsed="1"/>
+    <w:lsdException w:name="index 5" w:semiHidden="1" w:unhideWhenUsed="1"/>
+    <w:lsdException w:name="index 6" w:semiHidden="1" w:unhideWhenUsed="1"/>
+    <w:lsdException w:name="index 7" w:semiHidden="1" w:unhideWhenUsed="1"/>
+    <w:lsdException w:name="index 8" w:semiHidden="1" w:unhideWhenUsed="1"/>
+    <w:lsdException w:name="index 9" w:semiHidden="1" w:unhideWhenUsed="1"/>
+    <w:lsdException w:name="toc 1" w:semiHidden="1" w:uiPriority="39" w:unhideWhenUsed="1"/>
+    <w:lsdException w:name="toc 2" w:semiHidden="1" w:uiPriority="39" w:unhideWhenUsed="1"/>
+    <w:lsdException w:name="toc 3" w:semiHidden="1" w:uiPriority="39" w:unhideWhenUsed="1"/>
+    <w:lsdException w:name="toc 4" w:semiHidden="1" w:uiPriority="39" w:unhideWhenUsed="1"/>
+    <w:lsdException w:name="toc 5" w:semiHidden="1" w:uiPriority="39" w:unhideWhenUsed="1"/>
+    <w:lsdException w:name="toc 6" w:semiHidden="1" w:uiPriority="39" w:unhideWhenUsed="1"/>
+    <w:lsdException w:name="toc 7" w:semiHidden="1" w:uiPriority="39" w:unhideWhenUsed="1"/>
+    <w:lsdException w:name="toc 8" w:semiHidden="1" w:uiPriority="39" w:unhideWhenUsed="1"/>
+    <w:lsdException w:name="toc 9" w:semiHidden="1" w:uiPriority="39" w:unhideWhenUsed="1"/>
+    <w:lsdException w:name="Normal Indent" w:semiHidden="1" w:unhideWhenUsed="1"/>
+    <w:lsdException w:name="footnote text" w:semiHidden="1" w:unhideWhenUsed="1"/>
+    <w:lsdException w:name="annotation text" w:semiHidden="1" w:unhideWhenUsed="1"/>
+    <w:lsdException w:name="header" w:semiHidden="1" w:unhideWhenUsed="1"/>
+    <w:lsdException w:name="footer" w:semiHidden="1" w:unhideWhenUsed="1"/>
+    <w:lsdException w:name="index heading" w:semiHidden="1" w:unhideWhenUsed="1"/>
+    <w:lsdException w:name="caption" w:semiHidden="1" w:uiPriority="35" w:unhideWhenUsed="1" w:qFormat="1"/>
+    <w:lsdException w:name="table of figures" w:semiHidden="1" w:unhideWhenUsed="1"/>
+    <w:lsdException w:name="envelope address" w:semiHidden="1" w:unhideWhenUsed="1"/>
+    <w:lsdException w:name="envelope return" w:semiHidden="1" w:unhideWhenUsed="1"/>
+    <w:lsdException w:name="footnote reference" w:semiHidden="1" w:unhideWhenUsed="1"/>
+    <w:lsdException w:name="annotation reference" w:semiHidden="1" w:unhideWhenUsed="1"/>
+    <w:lsdException w:name="line number" w:semiHidden="1" w:unhideWhenUsed="1"/>
+    <w:lsdException w:name="page number" w:semiHidden="1" w:unhideWhenUsed="1"/>
+    <w:lsdException w:name="endnote reference" w:semiHidden="1" w:unhideWhenUsed="1"/>
+    <w:lsdException w:name="endnote text" w:semiHidden="1" w:unhideWhenUsed="1"/>
+    <w:lsdException w:name="table of authorities" w:semiHidden="1" w:unhideWhenUsed="1"/>
+    <w:lsdException w:name="macro" w:semiHidden="1" w:unhideWhenUsed="1"/>
+    <w:lsdException w:name="toa heading" w:semiHidden="1" w:unhideWhenUsed="1"/>
+    <w:lsdException w:name="List" w:semiHidden="1" w:unhideWhenUsed="1"/>
+    <w:lsdException w:name="List Bullet" w:semiHidden="1" w:unhideWhenUsed="1"/>
+    <w:lsdException w:name="List Number" w:semiHidden="1" w:unhideWhenUsed="1"/>
+    <w:lsdException w:name="List 2" w:semiHidden="1" w:unhideWhenUsed="1"/>
+    <w:lsdException w:name="List 3" w:semiHidden="1" w:unhideWhenUsed="1"/>
+    <w:lsdException w:name="List 4" w:semiHidden="1" w:unhideWhenUsed="1"/>
+    <w:lsdException w:name="List 5" w:semiHidden="1" w:unhideWhenUsed="1"/>
+    <w:lsdException w:name="List Bullet 2" w:semiHidden="1" w:unhideWhenUsed="1"/>
+    <w:lsdException w:name="List Bullet 3" w:semiHidden="1" w:unhideWhenUsed="1"/>
+    <w:lsdException w:name="List Bullet 4" w:semiHidden="1" w:unhideWhenUsed="1"/>
+    <w:lsdException w:name="List Bullet 5" w:semiHidden="1" w:unhideWhenUsed="1"/>
+    <w:lsdException w:name="List Number 2" w:semiHidden="1" w:unhideWhenUsed="1"/>
+    <w:lsdException w:name="List Number 3" w:semiHidden="1" w:unhideWhenUsed="1"/>
+    <w:lsdException w:name="List Number 4" w:semiHidden="1" w:unhideWhenUsed="1"/>
+    <w:lsdException w:name="List Number 5" w:semiHidden="1" w:unhideWhenUsed="1"/>
+    <w:lsdException w:name="Title" w:uiPriority="10" w:qFormat="1"/>
+    <w:lsdException w:name="Closing" w:semiHidden="1" w:unhideWhenUsed="1"/>
+    <w:lsdException w:name="Signature" w:semiHidden="1" w:unhideWhenUsed="1"/>
+    <w:lsdException w:name="Default Paragraph Font" w:semiHidden="1" w:uiPriority="1" w:unhideWhenUsed="1"/>
+    <w:lsdException w:name="Body Text" w:semiHidden="1" w:unhideWhenUsed="1"/>
+    <w:lsdException w:name="Body Text Indent" w:semiHidden="1" w:unhideWhenUsed="1"/>
+    <w:lsdException w:name="List Continue" w:semiHidden="1" w:unhideWhenUsed="1"/>
+    <w:lsdException w:name="List Continue 2" w:semiHidden="1" w:unhideWhenUsed="1"/>
+    <w:lsdException w:name="List Continue 3" w:semiHidden="1" w:unhideWhenUsed="1"/>
+    <w:lsdException w:name="List Continue 4" w:semiHidden="1" w:unhideWhenUsed="1"/>
+    <w:lsdException w:name="List Continue 5" w:semiHidden="1" w:unhideWhenUsed="1"/>
+    <w:lsdException w:name="Message Header" w:semiHidden="1" w:unhideWhenUsed="1"/>
+    <w:lsdException w:name="Subtitle" w:uiPriority="11" w:qFormat="1"/>
+    <w:lsdException w:name="Salutation" w:semiHidden="1" w:unhideWhenUsed="1"/>
+    <w:lsdException w:name="Date" w:semiHidden="1" w:unhideWhenUsed="1"/>
+    <w:lsdException w:name="Body Text First Indent" w:semiHidden="1" w:unhideWhenUsed="1"/>
+    <w:lsdException w:name="Body Text First Indent 2" w:semiHidden="1" w:unhideWhenUsed="1"/>
+    <w:lsdException w:name="Note Heading" w:semiHidden="1" w:unhideWhenUsed="1"/>
+    <w:lsdException w:name="Body Text 2" w:semiHidden="1" w:unhideWhenUsed="1"/>
+    <w:lsdException w:name="Body Text 3" w:semiHidden="1" w:unhideWhenUsed="1"/>
+    <w:lsdException w:name="Body Text Indent 2" w:semiHidden="1" w:unhideWhenUsed="1"/>
+    <w:lsdException w:name="Body Text Indent 3" w:semiHidden="1" w:unhideWhenUsed="1"/>
+    <w:lsdException w:name="Block Text" w:semiHidden="1" w:unhideWhenUsed="1"/>
+    <w:lsdException w:name="Hyperlink" w:semiHidden="1" w:unhideWhenUsed="1"/>
+    <w:lsdException w:name="FollowedHyperlink" w:semiHidden="1" w:unhideWhenUsed="1"/>
+    <w:lsdException w:name="Strong" w:uiPriority="22" w:qFormat="1"/>
+    <w:lsdException w:name="Emphasis" w:uiPriority="20" w:qFormat="1"/>
+    <w:lsdException w:name="Document Map" w:semiHidden="1" w:unhideWhenUsed="1"/>
+    <w:lsdException w:name="Plain Text" w:semiHidden="1" w:unhideWhenUsed="1"/>
+    <w:lsdException w:name="E-mail Signature" w:semiHidden="1" w:unhideWhenUsed="1"/>
+    <w:lsdException w:name="HTML Top of Form" w:semiHidden="1" w:unhideWhenUsed="1"/>
+    <w:lsdException w:name="HTML Bottom of Form" w:semiHidden="1" w:unhideWhenUsed="1"/>
+    <w:lsdException w:name="Normal (Web)" w:semiHidden="1" w:unhideWhenUsed="1"/>
+    <w:lsdException w:name="HTML Acronym" w:semiHidden="1" w:unhideWhenUsed="1"/>
+    <w:lsdException w:name="HTML Address" w:semiHidden="1" w:unhideWhenUsed="1"/>
+    <w:lsdException w:name="HTML Cite" w:semiHidden="1" w:unhideWhenUsed="1"/>
+    <w:lsdException w:name="HTML Code" w:semiHidden="1" w:unhideWhenUsed="1"/>
+    <w:lsdException w:name="HTML Definition" w:semiHidden="1" w:unhideWhenUsed="1"/>
+    <w:lsdException w:name="HTML Keyboard" w:semiHidden="1" w:unhideWhenUsed="1"/>
+    <w:lsdException w:name="HTML Preformatted" w:semiHidden="1" w:unhideWhenUsed="1"/>
+    <w:lsdException w:name="HTML Sample" w:semiHidden="1" w:unhideWhenUsed="1"/>
+    <w:lsdException w:name="HTML Typewriter" w:semiHidden="1" w:unhideWhenUsed="1"/>
+    <w:lsdException w:name="HTML Variable" w:semiHidden="1" w:unhideWhenUsed="1"/>
+    <w:lsdException w:name="Normal Table" w:semiHidden="1" w:unhideWhenUsed="1"/>
+    <w:lsdException w:name="annotation subject" w:semiHidden="1" w:unhideWhenUsed="1"/>
+    <w:lsdException w:name="No List" w:semiHidden="1" w:unhideWhenUsed="1"/>
+    <w:lsdException w:name="Outline List 1" w:semiHidden="1" w:unhideWhenUsed="1"/>
+    <w:lsdException w:name="Outline List 2" w:semiHidden="1" w:unhideWhenUsed="1"/>
+    <w:lsdException w:name="Outline List 3" w:semiHidden="1" w:unhideWhenUsed="1"/>
+    <w:lsdException w:name="Table Simple 1" w:semiHidden="1" w:unhideWhenUsed="1"/>
+    <w:lsdException w:name="Table Simple 2" w:semiHidden="1" w:unhideWhenUsed="1"/>
+    <w:lsdException w:name="Table Simple 3" w:semiHidden="1" w:unhideWhenUsed="1"/>
+    <w:lsdException w:name="Table Classic 1" w:semiHidden="1" w:unhideWhenUsed="1"/>
+    <w:lsdException w:name="Table Classic 2" w:semiHidden="1" w:unhideWhenUsed="1"/>
+    <w:lsdException w:name="Table Classic 3" w:semiHidden="1" w:unhideWhenUsed="1"/>
+    <w:lsdException w:name="Table Classic 4" w:semiHidden="1" w:unhideWhenUsed="1"/>
+    <w:lsdException w:name="Table Colorful 1" w:semiHidden="1" w:unhideWhenUsed="1"/>
+    <w:lsdException w:name="Table Colorful 2" w:semiHidden="1" w:unhideWhenUsed="1"/>
+    <w:lsdException w:name="Table Colorful 3" w:semiHidden="1" w:unhideWhenUsed="1"/>
+    <w:lsdException w:name="Table Columns 1" w:semiHidden="1" w:unhideWhenUsed="1"/>
+    <w:lsdException w:name="Table Columns 2" w:semiHidden="1" w:unhideWhenUsed="1"/>
+    <w:lsdException w:name="Table Columns 3" w:semiHidden="1" w:unhideWhenUsed="1"/>
+    <w:lsdException w:name="Table Columns 4" w:semiHidden="1" w:unhideWhenUsed="1"/>
+    <w:lsdException w:name="Table Columns 5" w:semiHidden="1" w:unhideWhenUsed="1"/>
+    <w:lsdException w:name="Table Grid 1" w:semiHidden="1" w:unhideWhenUsed="1"/>
+    <w:lsdException w:name="Table Grid 2" w:semiHidden="1" w:unhideWhenUsed="1"/>
+    <w:lsdException w:name="Table Grid 3" w:semiHidden="1" w:unhideWhenUsed="1"/>
+    <w:lsdException w:name="Table Grid 4" w:semiHidden="1" w:unhideWhenUsed="1"/>
+    <w:lsdException w:name="Table Grid 5" w:semiHidden="1" w:unhideWhenUsed="1"/>
+    <w:lsdException w:name="Table Grid 6" w:semiHidden="1" w:unhideWhenUsed="1"/>
+    <w:lsdException w:name="Table Grid 7" w:semiHidden="1" w:unhideWhenUsed="1"/>
+    <w:lsdException w:name="Table Grid 8" w:semiHidden="1" w:unhideWhenUsed="1"/>
+    <w:lsdException w:name="Table List 1" w:semiHidden="1" w:unhideWhenUsed="1"/>
+    <w:lsdException w:name="Table List 2" w:semiHidden="1" w:unhideWhenUsed="1"/>
+    <w:lsdException w:name="Table List 3" w:semiHidden="1" w:unhideWhenUsed="1"/>
+    <w:lsdException w:name="Table List 4" w:semiHidden="1" w:unhideWhenUsed="1"/>
+    <w:lsdException w:name="Table List 5" w:semiHidden="1" w:unhideWhenUsed="1"/>
+    <w:lsdException w:name="Table List 6" w:semiHidden="1" w:unhideWhenUsed="1"/>
+    <w:lsdException w:name="Table List 7" w:semiHidden="1" w:unhideWhenUsed="1"/>
+    <w:lsdException w:name="Table List 8" w:semiHidden="1" w:unhideWhenUsed="1"/>
+    <w:lsdException w:name="Table 3D effects 1" w:semiHidden="1" w:unhideWhenUsed="1"/>
+    <w:lsdException w:name="Table 3D effects 2" w:semiHidden="1" w:unhideWhenUsed="1"/>
+    <w:lsdException w:name="Table 3D effects 3" w:semiHidden="1" w:unhideWhenUsed="1"/>
+    <w:lsdException w:name="Table Contemporary" w:semiHidden="1" w:unhideWhenUsed="1"/>
+    <w:lsdException w:name="Table Elegant" w:semiHidden="1" w:unhideWhenUsed="1"/>
+    <w:lsdException w:name="Table Professional" w:semiHidden="1" w:unhideWhenUsed="1"/>
+    <w:lsdException w:name="Table Subtle 1" w:semiHidden="1" w:unhideWhenUsed="1"/>
+    <w:lsdException w:name="Table Subtle 2" w:semiHidden="1" w:unhideWhenUsed="1"/>
+    <w:lsdException w:name="Table Web 1" w:semiHidden="1" w:unhideWhenUsed="1"/>
+    <w:lsdException w:name="Table Web 2" w:semiHidden="1" w:unhideWhenUsed="1"/>
+    <w:lsdException w:name="Table Web 3" w:semiHidden="1" w:unhideWhenUsed="1"/>
+    <w:lsdException w:name="Balloon Text" w:semiHidden="1" w:unhideWhenUsed="1"/>
+    <w:lsdException w:name="Table Grid" w:uiPriority="39"/>
+    <w:lsdException w:name="Table Theme" w:semiHidden="1" w:unhideWhenUsed="1"/>
+    <w:lsdException w:name="Placeholder Text" w:semiHidden="1"/>
+    <w:lsdException w:name="No Spacing" w:uiPriority="1" w:qFormat="1"/>
+    <w:lsdException w:name="Light Shading" w:uiPriority="60"/>
+    <w:lsdException w:name="Light List" w:uiPriority="61"/>
+    <w:lsdException w:name="Light Grid" w:uiPriority="62"/>
+    <w:lsdException w:name="Medium Shading 1" w:uiPriority="63"/>
+    <w:lsdException w:name="Medium Shading 2" w:uiPriority="64"/>
+    <w:lsdException w:name="Medium List 1" w:uiPriority="65"/>
+    <w:lsdException w:name="Medium List 2" w:uiPriority="66"/>
+    <w:lsdException w:name="Medium Grid 1" w:uiPriority="67"/>
+    <w:lsdException w:name="Medium Grid 2" w:uiPriority="68"/>
+    <w:lsdException w:name="Medium Grid 3" w:uiPriority="69"/>
+    <w:lsdException w:name="Dark List" w:uiPriority="70"/>
+    <w:lsdException w:name="Colorful Shading" w:uiPriority="71"/>
+    <w:lsdException w:name="Colorful List" w:uiPriority="72"/>
+    <w:lsdException w:name="Colorful Grid" w:uiPriority="73"/>
+    <w:lsdException w:name="Light Shading Accent 1" w:uiPriority="60"/>
+    <w:lsdException w:name="Light List Accent 1" w:uiPriority="61"/>
+    <w:lsdException w:name="Light Grid Accent 1" w:uiPriority="62"/>
+    <w:lsdException w:name="Medium Shading 1 Accent 1" w:uiPriority="63"/>
+    <w:lsdException w:name="Medium Shading 2 Accent 1" w:uiPriority="64"/>
+    <w:lsdException w:name="Medium List 1 Accent 1" w:uiPriority="65"/>
+    <w:lsdException w:name="Revision" w:semiHidden="1"/>
+    <w:lsdException w:name="List Paragraph" w:uiPriority="34" w:qFormat="1"/>
+    <w:lsdException w:name="Quote" w:uiPriority="29" w:qFormat="1"/>
+    <w:lsdException w:name="Intense Quote" w:uiPriority="30" w:qFormat="1"/>
+    <w:lsdException w:name="Medium List 2 Accent 1" w:uiPriority="66"/>
+    <w:lsdException w:name="Medium Grid 1 Accent 1" w:uiPriority="67"/>
+    <w:lsdException w:name="Medium Grid 2 Accent 1" w:uiPriority="68"/>
+    <w:lsdException w:name="Medium Grid 3 Accent 1" w:uiPriority="69"/>
+    <w:lsdException w:name="Dark List Accent 1" w:uiPriority="70"/>
+    <w:lsdException w:name="Colorful Shading Accent 1" w:uiPriority="71"/>
+    <w:lsdException w:name="Colorful List Accent 1" w:uiPriority="72"/>
+    <w:lsdException w:name="Colorful Grid Accent 1" w:uiPriority="73"/>
+    <w:lsdException w:name="Light Shading Accent 2" w:uiPriority="60"/>
+    <w:lsdException w:name="Light List Accent 2" w:uiPriority="61"/>
+    <w:lsdException w:name="Light Grid Accent 2" w:uiPriority="62"/>
+    <w:lsdException w:name="Medium Shading 1 Accent 2" w:uiPriority="63"/>
+    <w:lsdException w:name="Medium Shading 2 Accent 2" w:uiPriority="64"/>
+    <w:lsdException w:name="Medium List 1 Accent 2" w:uiPriority="65"/>
+    <w:lsdException w:name="Medium List 2 Accent 2" w:uiPriority="66"/>
+    <w:lsdException w:name="Medium Grid 1 Accent 2" w:uiPriority="67"/>
+    <w:lsdException w:name="Medium Grid 2 Accent 2" w:uiPriority="68"/>
+    <w:lsdException w:name="Medium Grid 3 Accent 2" w:uiPriority="69"/>
+    <w:lsdException w:name="Dark List Accent 2" w:uiPriority="70"/>
+    <w:lsdException w:name="Colorful Shading Accent 2" w:uiPriority="71"/>
+    <w:lsdException w:name="Colorful List Accent 2" w:uiPriority="72"/>
+    <w:lsdException w:name="Colorful Grid Accent 2" w:uiPriority="73"/>
+    <w:lsdException w:name="Light Shading Accent 3" w:uiPriority="60"/>
+    <w:lsdException w:name="Light List Accent 3" w:uiPriority="61"/>
+    <w:lsdException w:name="Light Grid Accent 3" w:uiPriority="62"/>
+    <w:lsdException w:name="Medium Shading 1 Accent 3" w:uiPriority="63"/>
+    <w:lsdException w:name="Medium Shading 2 Accent 3" w:uiPriority="64"/>
+    <w:lsdException w:name="Medium List 1 Accent 3" w:uiPriority="65"/>
+    <w:lsdException w:name="Medium List 2 Accent 3" w:uiPriority="66"/>
+    <w:lsdException w:name="Medium Grid 1 Accent 3" w:uiPriority="67"/>
+    <w:lsdException w:name="Medium Grid 2 Accent 3" w:uiPriority="68"/>
+    <w:lsdException w:name="Medium Grid 3 Accent 3" w:uiPriority="69"/>
+    <w:lsdException w:name="Dark List Accent 3" w:uiPriority="70"/>
+    <w:lsdException w:name="Colorful Shading Accent 3" w:uiPriority="71"/>
+    <w:lsdException w:name="Colorful List Accent 3" w:uiPriority="72"/>
+    <w:lsdException w:name="Colorful Grid Accent 3" w:uiPriority="73"/>
+    <w:lsdException w:name="Light Shading Accent 4" w:uiPriority="60"/>
+    <w:lsdException w:name="Light List Accent 4" w:uiPriority="61"/>
+    <w:lsdException w:name="Light Grid Accent 4" w:uiPriority="62"/>
+    <w:lsdException w:name="Medium Shading 1 Accent 4" w:uiPriority="63"/>
+    <w:lsdException w:name="Medium Shading 2 Accent 4" w:uiPriority="64"/>
+    <w:lsdException w:name="Medium List 1 Accent 4" w:uiPriority="65"/>
+    <w:lsdException w:name="Medium List 2 Accent 4" w:uiPriority="66"/>
+    <w:lsdException w:name="Medium Grid 1 Accent 4" w:uiPriority="67"/>
+    <w:lsdException w:name="Medium Grid 2 Accent 4" w:uiPriority="68"/>
+    <w:lsdException w:name="Medium Grid 3 Accent 4" w:uiPriority="69"/>
+    <w:lsdException w:name="Dark List Accent 4" w:uiPriority="70"/>
+    <w:lsdException w:name="Colorful Shading Accent 4" w:uiPriority="71"/>
+    <w:lsdException w:name="Colorful List Accent 4" w:uiPriority="72"/>
+    <w:lsdException w:name="Colorful Grid Accent 4" w:uiPriority="73"/>
+    <w:lsdException w:name="Light Shading Accent 5" w:uiPriority="60"/>
+    <w:lsdException w:name="Light List Accent 5" w:uiPriority="61"/>
+    <w:lsdException w:name="Light Grid Accent 5" w:uiPriority="62"/>
+    <w:lsdException w:name="Medium Shading 1 Accent 5" w:uiPriority="63"/>
+    <w:lsdException w:name="Medium Shading 2 Accent 5" w:uiPriority="64"/>
+    <w:lsdException w:name="Medium List 1 Accent 5" w:uiPriority="65"/>
+    <w:lsdException w:name="Medium List 2 Accent 5" w:uiPriority="66"/>
+    <w:lsdException w:name="Medium Grid 1 Accent 5" w:uiPriority="67"/>
+    <w:lsdException w:name="Medium Grid 2 Accent 5" w:uiPriority="68"/>
+    <w:lsdException w:name="Medium Grid 3 Accent 5" w:uiPriority="69"/>
+    <w:lsdException w:name="Dark List Accent 5" w:uiPriority="70"/>
+    <w:lsdException w:name="Colorful Shading Accent 5" w:uiPriority="71"/>
+    <w:lsdException w:name="Colorful List Accent 5" w:uiPriority="72"/>
+    <w:lsdException w:name="Colorful Grid Accent 5" w:uiPriority="73"/>
+    <w:lsdException w:name="Light Shading Accent 6" w:uiPriority="60"/>
+    <w:lsdException w:name="Light List Accent 6" w:uiPriority="61"/>
+    <w:lsdException w:name="Light Grid Accent 6" w:uiPriority="62"/>
+    <w:lsdException w:name="Medium Shading 1 Accent 6" w:uiPriority="63"/>
+    <w:lsdException w:name="Medium Shading 2 Accent 6" w:uiPriority="64"/>
+    <w:lsdException w:name="Medium List 1 Accent 6" w:uiPriority="65"/>
+    <w:lsdException w:name="Medium List 2 Accent 6" w:uiPriority="66"/>
+    <w:lsdException w:name="Medium Grid 1 Accent 6" w:uiPriority="67"/>
+    <w:lsdException w:name="Medium Grid 2 Accent 6" w:uiPriority="68"/>
+    <w:lsdException w:name="Medium Grid 3 Accent 6" w:uiPriority="69"/>
+    <w:lsdException w:name="Dark List Accent 6" w:uiPriority="70"/>
+    <w:lsdException w:name="Colorful Shading Accent 6" w:uiPriority="71"/>
+    <w:lsdException w:name="Colorful List Accent 6" w:uiPriority="72"/>
+    <w:lsdException w:name="Colorful Grid Accent 6" w:uiPriority="73"/>
+    <w:lsdException w:name="Subtle Emphasis" w:uiPriority="19" w:qFormat="1"/>
+    <w:lsdException w:name="Intense Emphasis" w:uiPriority="21" w:qFormat="1"/>
+    <w:lsdException w:name="Subtle Reference" w:uiPriority="31" w:qFormat="1"/>
+    <w:lsdException w:name="Intense Reference" w:uiPriority="32" w:qFormat="1"/>
+    <w:lsdException w:name="Book Title" w:uiPriority="33" w:qFormat="1"/>
+    <w:lsdException w:name="Bibliography" w:semiHidden="1" w:uiPriority="37" w:unhideWhenUsed="1"/>
+    <w:lsdException w:name="TOC Heading" w:semiHidden="1" w:uiPriority="39" w:unhideWhenUsed="1" w:qFormat="1"/>
+    <w:lsdException w:name="Plain Table 1" w:uiPriority="41"/>
+    <w:lsdException w:name="Plain Table 2" w:uiPriority="42"/>
+    <w:lsdException w:name="Plain Table 3" w:uiPriority="43"/>
+    <w:lsdException w:name="Plain Table 4" w:uiPriority="44"/>
+    <w:lsdException w:name="Plain Table 5" w:uiPriority="45"/>
+    <w:lsdException w:name="Grid Table Light" w:uiPriority="40"/>
+    <w:lsdException w:name="Grid Table 1 Light" w:uiPriority="46"/>
+    <w:lsdException w:name="Grid Table 2" w:uiPriority="47"/>
+    <w:lsdException w:name="Grid Table 3" w:uiPriority="48"/>
+    <w:lsdException w:name="Grid Table 4" w:uiPriority="49"/>
+    <w:lsdException w:name="Grid Table 5 Dark" w:uiPriority="50"/>
+    <w:lsdException w:name="Grid Table 6 Colorful" w:uiPriority="51"/>
+    <w:lsdException w:name="Grid Table 7 Colorful" w:uiPriority="52"/>
+    <w:lsdException w:name="Grid Table 1 Light Accent 1" w:uiPriority="46"/>
+    <w:lsdException w:name="Grid Table 2 Accent 1" w:uiPriority="47"/>
+    <w:lsdException w:name="Grid Table 3 Accent 1" w:uiPriority="48"/>
+    <w:lsdException w:name="Grid Table 4 Accent 1" w:uiPriority="49"/>
+    <w:lsdException w:name="Grid Table 5 Dark Accent 1" w:uiPriority="50"/>
+    <w:lsdException w:name="Grid Table 6 Colorful Accent 1" w:uiPriority="51"/>
+    <w:lsdException w:name="Grid Table 7 Colorful Accent 1" w:uiPriority="52"/>
+    <w:lsdException w:name="Grid Table 1 Light Accent 2" w:uiPriority="46"/>
+    <w:lsdException w:name="Grid Table 2 Accent 2" w:uiPriority="47"/>
+    <w:lsdException w:name="Grid Table 3 Accent 2" w:uiPriority="48"/>
+    <w:lsdException w:name="Grid Table 4 Accent 2" w:uiPriority="49"/>
+    <w:lsdException w:name="Grid Table 5 Dark Accent 2" w:uiPriority="50"/>
+    <w:lsdException w:name="Grid Table 6 Colorful Accent 2" w:uiPriority="51"/>
+    <w:lsdException w:name="Grid Table 7 Colorful Accent 2" w:uiPriority="52"/>
+    <w:lsdException w:name="Grid Table 1 Light Accent 3" w:uiPriority="46"/>
+    <w:lsdException w:name="Grid Table 2 Accent 3" w:uiPriority="47"/>
+    <w:lsdException w:name="Grid Table 3 Accent 3" w:uiPriority="48"/>
+    <w:lsdException w:name="Grid Table 4 Accent 3" w:uiPriority="49"/>
+    <w:lsdException w:name="Grid Table 5 Dark Accent 3" w:uiPriority="50"/>
+    <w:lsdException w:name="Grid Table 6 Colorful Accent 3" w:uiPriority="51"/>
+    <w:lsdException w:name="Grid Table 7 Colorful Accent 3" w:uiPriority="52"/>
+    <w:lsdException w:name="Grid Table 1 Light Accent 4" w:uiPriority="46"/>
+    <w:lsdException w:name="Grid Table 2 Accent 4" w:uiPriority="47"/>
+    <w:lsdException w:name="Grid Table 3 Accent 4" w:uiPriority="48"/>
+    <w:lsdException w:name="Grid Table 4 Accent 4" w:uiPriority="49"/>
+    <w:lsdException w:name="Grid Table 5 Dark Accent 4" w:uiPriority="50"/>
+    <w:lsdException w:name="Grid Table 6 Colorful Accent 4" w:uiPriority="51"/>
+    <w:lsdException w:name="Grid Table 7 Colorful Accent 4" w:uiPriority="52"/>
+    <w:lsdException w:name="Grid Table 1 Light Accent 5" w:uiPriority="46"/>
+    <w:lsdException w:name="Grid Table 2 Accent 5" w:uiPriority="47"/>
+    <w:lsdException w:name="Grid Table 3 Accent 5" w:uiPriority="48"/>
+    <w:lsdException w:name="Grid Table 4 Accent 5" w:uiPriority="49"/>
+    <w:lsdException w:name="Grid Table 5 Dark Accent 5" w:uiPriority="50"/>
+    <w:lsdException w:name="Grid Table 6 Colorful Accent 5" w:uiPriority="51"/>
+    <w:lsdException w:name="Grid Table 7 Colorful Accent 5" w:uiPriority="52"/>
+    <w:lsdException w:name="Grid Table 1 Light Accent 6" w:uiPriority="46"/>
+    <w:lsdException w:name="Grid Table 2 Accent 6" w:uiPriority="47"/>
+    <w:lsdException w:name="Grid Table 3 Accent 6" w:uiPriority="48"/>
+    <w:lsdException w:name="Grid Table 4 Accent 6" w:uiPriority="49"/>
+    <w:lsdException w:name="Grid Table 5 Dark Accent 6" w:uiPriority="50"/>
+    <w:lsdException w:name="Grid Table 6 Colorful Accent 6" w:uiPriority="51"/>
+    <w:lsdException w:name="Grid Table 7 Colorful Accent 6" w:uiPriority="52"/>
+    <w:lsdException w:name="List Table 1 Light" w:uiPriority="46"/>
+    <w:lsdException w:name="List Table 2" w:uiPriority="47"/>
+    <w:lsdException w:name="List Table 3" w:uiPriority="48"/>
+    <w:lsdException w:name="List Table 4" w:uiPriority="49"/>
+    <w:lsdException w:name="List Table 5 Dark" w:uiPriority="50"/>
+    <w:lsdException w:name="List Table 6 Colorful" w:uiPriority="51"/>
+    <w:lsdException w:name="List Table 7 Colorful" w:uiPriority="52"/>
+    <w:lsdException w:name="List Table 1 Light Accent 1" w:uiPriority="46"/>
+    <w:lsdException w:name="List Table 2 Accent 1" w:uiPriority="47"/>
+    <w:lsdException w:name="List Table 3 Accent 1" w:uiPriority="48"/>
+    <w:lsdException w:name="List Table 4 Accent 1" w:uiPriority="49"/>
+    <w:lsdException w:name="List Table 5 Dark Accent 1" w:uiPriority="50"/>
+    <w:lsdException w:name="List Table 6 Colorful Accent 1" w:uiPriority="51"/>
+    <w:lsdException w:name="List Table 7 Colorful Accent 1" w:uiPriority="52"/>
+    <w:lsdException w:name="List Table 1 Light Accent 2" w:uiPriority="46"/>
+    <w:lsdException w:name="List Table 2 Accent 2" w:uiPriority="47"/>
+    <w:lsdException w:name="List Table 3 Accent 2" w:uiPriority="48"/>
+    <w:lsdException w:name="List Table 4 Accent 2" w:uiPriority="49"/>
+    <w:lsdException w:name="List Table 5 Dark Accent 2" w:uiPriority="50"/>
+    <w:lsdException w:name="List Table 6 Colorful Accent 2" w:uiPriority="51"/>
+    <w:lsdException w:name="List Table 7 Colorful Accent 2" w:uiPriority="52"/>
+    <w:lsdException w:name="List Table 1 Light Accent 3" w:uiPriority="46"/>
+    <w:lsdException w:name="List Table 2 Accent 3" w:uiPriority="47"/>
+    <w:lsdException w:name="List Table 3 Accent 3" w:uiPriority="48"/>
+    <w:lsdException w:name="List Table 4 Accent 3" w:uiPriority="49"/>
+    <w:lsdException w:name="List Table 5 Dark Accent 3" w:uiPriority="50"/>
+    <w:lsdException w:name="List Table 6 Colorful Accent 3" w:uiPriority="51"/>
+    <w:lsdException w:name="List Table 7 Colorful Accent 3" w:uiPriority="52"/>
+    <w:lsdException w:name="List Table 1 Light Accent 4" w:uiPriority="46"/>
+    <w:lsdException w:name="List Table 2 Accent 4" w:uiPriority="47"/>
+    <w:lsdException w:name="List Table 3 Accent 4" w:uiPriority="48"/>
+    <w:lsdException w:name="List Table 4 Accent 4" w:uiPriority="49"/>
+    <w:lsdException w:name="List Table 5 Dark Accent 4" w:uiPriority="50"/>
+    <w:lsdException w:name="List Table 6 Colorful Accent 4" w:uiPriority="51"/>
+    <w:lsdException w:name="List Table 7 Colorful Accent 4" w:uiPriority="52"/>
+    <w:lsdException w:name="List Table 1 Light Accent 5" w:uiPriority="46"/>
+    <w:lsdException w:name="List Table 2 Accent 5" w:uiPriority="47"/>
+    <w:lsdException w:name="List Table 3 Accent 5" w:uiPriority="48"/>
+    <w:lsdException w:name="List Table 4 Accent 5" w:uiPriority="49"/>
+    <w:lsdException w:name="List Table 5 Dark Accent 5" w:uiPriority="50"/>
+    <w:lsdException w:name="List Table 6 Colorful Accent 5" w:uiPriority="51"/>
+    <w:lsdException w:name="List Table 7 Colorful Accent 5" w:uiPriority="52"/>
+    <w:lsdException w:name="List Table 1 Light Accent 6" w:uiPriority="46"/>
+    <w:lsdException w:name="List Table 2 Accent 6" w:uiPriority="47"/>
+    <w:lsdException w:name="List Table 3 Accent 6" w:uiPriority="48"/>
+    <w:lsdException w:name="List Table 4 Accent 6" w:uiPriority="49"/>
+    <w:lsdException w:name="List Table 5 Dark Accent 6" w:uiPriority="50"/>
+    <w:lsdException w:name="List Table 6 Colorful Accent 6" w:uiPriority="51"/>
+    <w:lsdException w:name="List Table 7 Colorful Accent 6" w:uiPriority="52"/>
+  </w:latentStyles>
+  <w:style w:type="paragraph" w:default="1" w:styleId="Normal">
+    <w:name w:val="Normal"/>
+    <w:qFormat/>
+  </w:style>
+  <w:style w:type="character" w:default="1" w:styleId="DefaultParagraphFont">
+    <w:name w:val="Default Paragraph Font"/>
+    <w:uiPriority w:val="1"/>
+    <w:semiHidden/>
+    <w:unhideWhenUsed/>
+  </w:style>
+  <w:style w:type="table" w:default="1" w:styleId="TableNormal">
+    <w:name w:val="Normal Table"/>
+    <w:uiPriority w:val="99"/>
+    <w:semiHidden/>
+    <w:unhideWhenUsed/>
+    <w:tblPr>
+      <w:tblInd w:w="0" w:type="dxa"/>
+      <w:tblCellMar>
+        <w:top w:w="0" w:type="dxa"/>
+        <w:left w:w="108" w:type="dxa"/>
+        <w:bottom w:w="0" w:type="dxa"/>
+        <w:right w:w="108" w:type="dxa"/>
+      </w:tblCellMar>
+    </w:tblPr>
+  </w:style>
+  <w:style w:type="numbering" w:default="1" w:styleId="NoList">
+    <w:name w:val="No List"/>
+    <w:uiPriority w:val="99"/>
+    <w:semiHidden/>
+    <w:unhideWhenUsed/>
+  </w:style>
+  <w:style w:type="paragraph" w:customStyle="1" w:styleId="2D8B9FDE4ABF40979C8BA2C17D5AEE92">
+    <w:name w:val="2D8B9FDE4ABF40979C8BA2C17D5AEE92"/>
+    <w:rsid w:val="00C454E2"/>
+  </w:style>
+  <w:style w:type="paragraph" w:customStyle="1" w:styleId="03A102053F314040BDCA822096A22724">
+    <w:name w:val="03A102053F314040BDCA822096A22724"/>
+    <w:rsid w:val="00C454E2"/>
+  </w:style>
+</w:styles>
+</file>
+
+<file path=word/glossary/webSettings.xml><?xml version="1.0" encoding="utf-8"?>
+<w:webSettings xmlns:mc="http://schemas.openxmlformats.org/markup-compatibility/2006" xmlns:r="http://schemas.openxmlformats.org/officeDocument/2006/relationships" xmlns:w="http://schemas.openxmlformats.org/wordprocessingml/2006/main" xmlns:w14="http://schemas.microsoft.com/office/word/2010/wordml" xmlns:w15="http://schemas.microsoft.com/office/word/2012/wordml" xmlns:w16se="http://schemas.microsoft.com/office/word/2015/wordml/symex" mc:Ignorable="w14 w15 w16se">
+  <w:optimizeForBrowser/>
+  <w:allowPNG/>
+</w:webSettings>
 </file>
 
 <file path=word/theme/theme1.xml><?xml version="1.0" encoding="utf-8"?>
@@ -8713,16 +10317,35 @@
 </file>
 
 <file path=customXml/item1.xml><?xml version="1.0" encoding="utf-8"?>
+<CoverPageProperties xmlns="http://schemas.microsoft.com/office/2006/coverPageProps">
+  <PublishDate>2025-12-23T00:00:00</PublishDate>
+  <Abstract/>
+  <CompanyAddress>Thành phố Hồ Chí Minh - 2025</CompanyAddress>
+  <CompanyPhone/>
+  <CompanyFax/>
+  <CompanyEmail/>
+</CoverPageProperties>
+</file>
+
+<file path=customXml/item2.xml><?xml version="1.0" encoding="utf-8"?>
 <go:gDocsCustomXmlDataStorage xmlns:go="http://customooxmlschemas.google.com/" xmlns:r="http://schemas.openxmlformats.org/officeDocument/2006/relationships" uri="GoogleDocsCustomDataVersion2">
   <go:docsCustomData xmlns:go="http://customooxmlschemas.google.com/" roundtripDataSignature="AMtx7mha90hesrU6WaWDM+3Ng1gOCweT+w==">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</go:docsCustomData>
 </go:gDocsCustomXmlDataStorage>
 </file>
 
-<file path=customXml/item2.xml><?xml version="1.0" encoding="utf-8"?>
+<file path=customXml/item3.xml><?xml version="1.0" encoding="utf-8"?>
 <b:Sources xmlns:b="http://schemas.openxmlformats.org/officeDocument/2006/bibliography" xmlns="http://schemas.openxmlformats.org/officeDocument/2006/bibliography" SelectedStyle="\APASixthEditionOfficeOnline.xsl" StyleName="APA" Version="6"/>
 </file>
 
 <file path=customXml/itemProps1.xml><?xml version="1.0" encoding="utf-8"?>
+<ds:datastoreItem xmlns:ds="http://schemas.openxmlformats.org/officeDocument/2006/customXml" ds:itemID="{55AF091B-3C7A-41E3-B477-F2FDAA23CFDA}">
+  <ds:schemaRefs>
+    <ds:schemaRef ds:uri="http://schemas.microsoft.com/office/2006/coverPageProps"/>
+  </ds:schemaRefs>
+</ds:datastoreItem>
+</file>
+
+<file path=customXml/itemProps2.xml><?xml version="1.0" encoding="utf-8"?>
 <ds:datastoreItem xmlns:ds="http://schemas.openxmlformats.org/officeDocument/2006/customXml" ds:itemID="{11111111-1234-1234-1234-123412341234}">
   <ds:schemaRefs>
     <ds:schemaRef ds:uri="http://customooxmlschemas.google.com/"/>
@@ -8731,8 +10354,8 @@
 </ds:datastoreItem>
 </file>
 
-<file path=customXml/itemProps2.xml><?xml version="1.0" encoding="utf-8"?>
-<ds:datastoreItem xmlns:ds="http://schemas.openxmlformats.org/officeDocument/2006/customXml" ds:itemID="{CC0A23C7-E130-49ED-9097-307C69AFD750}">
+<file path=customXml/itemProps3.xml><?xml version="1.0" encoding="utf-8"?>
+<ds:datastoreItem xmlns:ds="http://schemas.openxmlformats.org/officeDocument/2006/customXml" ds:itemID="{B84603C9-AE5D-421A-9044-552A76876A08}">
   <ds:schemaRefs>
     <ds:schemaRef ds:uri="http://schemas.openxmlformats.org/officeDocument/2006/bibliography"/>
   </ds:schemaRefs>
